--- a/docs/sourceCode-Structure.docx
+++ b/docs/sourceCode-Structure.docx
@@ -2876,7 +2876,7 @@
         <w:t>──</w:t>
       </w:r>
       <w:r>
-        <w:t xml:space="preserve"> MOBILE_APP_UI_DESIGN.md</w:t>
+        <w:t xml:space="preserve"> package.json</w:t>
       </w:r>
     </w:p>
     <w:p>
@@ -2896,7 +2896,7 @@
         <w:t>──</w:t>
       </w:r>
       <w:r>
-        <w:t xml:space="preserve"> package.json</w:t>
+        <w:t xml:space="preserve"> tsconfig.json</w:t>
       </w:r>
     </w:p>
     <w:p>
@@ -2916,7 +2916,24 @@
         <w:t>──</w:t>
       </w:r>
       <w:r>
-        <w:t xml:space="preserve"> tsconfig.json</w:t>
+        <w:t xml:space="preserve"> assets/</w:t>
+      </w:r>
+    </w:p>
+    <w:p>
+      <w:r>
+        <w:t xml:space="preserve">        │   └── </w:t>
+      </w:r>
+      <w:r>
+        <w:t>icons</w:t>
+      </w:r>
+    </w:p>
+    <w:p>
+      <w:r>
+        <w:lastRenderedPageBreak/>
+        <w:t xml:space="preserve">        │       └── </w:t>
+      </w:r>
+      <w:r>
+        <w:t>images</w:t>
       </w:r>
     </w:p>
     <w:p>
@@ -2936,23 +2953,41 @@
         <w:t>──</w:t>
       </w:r>
       <w:r>
-        <w:t xml:space="preserve"> assets/</w:t>
-      </w:r>
-    </w:p>
-    <w:p>
-      <w:r>
-        <w:lastRenderedPageBreak/>
-        <w:t xml:space="preserve">        │   └── expo.icon/</w:t>
-      </w:r>
-    </w:p>
-    <w:p>
-      <w:r>
-        <w:t xml:space="preserve">        │       └── icon.json</w:t>
+        <w:t xml:space="preserve"> scripts/</w:t>
+      </w:r>
+    </w:p>
+    <w:p>
+      <w:r>
+        <w:t xml:space="preserve">        │   └── reset-project.js</w:t>
       </w:r>
     </w:p>
     <w:p>
       <w:r>
         <w:t xml:space="preserve">        </w:t>
+      </w:r>
+      <w:r>
+        <w:t>└──</w:t>
+      </w:r>
+      <w:r>
+        <w:t xml:space="preserve"> design/</w:t>
+      </w:r>
+    </w:p>
+    <w:p>
+      <w:r>
+        <w:tab/>
+      </w:r>
+      <w:r>
+        <w:t>└──</w:t>
+      </w:r>
+    </w:p>
+    <w:p>
+      <w:r>
+        <w:t xml:space="preserve">        └── src/</w:t>
+      </w:r>
+    </w:p>
+    <w:p>
+      <w:r>
+        <w:t xml:space="preserve">            </w:t>
       </w:r>
       <w:r>
         <w:rPr>
@@ -2967,17 +3002,7 @@
         <w:t>──</w:t>
       </w:r>
       <w:r>
-        <w:t xml:space="preserve"> scripts/</w:t>
-      </w:r>
-    </w:p>
-    <w:p>
-      <w:r>
-        <w:t xml:space="preserve">        │   └── reset-project.js</w:t>
-      </w:r>
-    </w:p>
-    <w:p>
-      <w:r>
-        <w:t xml:space="preserve">        └── src/</w:t>
+        <w:t xml:space="preserve"> global.css</w:t>
       </w:r>
     </w:p>
     <w:p>
@@ -2997,12 +3022,12 @@
         <w:t>──</w:t>
       </w:r>
       <w:r>
-        <w:t xml:space="preserve"> global.css</w:t>
-      </w:r>
-    </w:p>
-    <w:p>
-      <w:r>
-        <w:t xml:space="preserve">            </w:t>
+        <w:t xml:space="preserve"> app/</w:t>
+      </w:r>
+    </w:p>
+    <w:p>
+      <w:r>
+        <w:t xml:space="preserve">            │   </w:t>
       </w:r>
       <w:r>
         <w:rPr>
@@ -3017,7 +3042,7 @@
         <w:t>──</w:t>
       </w:r>
       <w:r>
-        <w:t xml:space="preserve"> app/</w:t>
+        <w:t xml:space="preserve"> _layout.tsx</w:t>
       </w:r>
     </w:p>
     <w:p>
@@ -3037,12 +3062,17 @@
         <w:t>──</w:t>
       </w:r>
       <w:r>
-        <w:t xml:space="preserve"> _layout.tsx</w:t>
-      </w:r>
-    </w:p>
-    <w:p>
-      <w:r>
-        <w:t xml:space="preserve">            │   </w:t>
+        <w:t xml:space="preserve"> explore.tsx</w:t>
+      </w:r>
+    </w:p>
+    <w:p>
+      <w:r>
+        <w:t xml:space="preserve">            │   └── index.tsx</w:t>
+      </w:r>
+    </w:p>
+    <w:p>
+      <w:r>
+        <w:t xml:space="preserve">            </w:t>
       </w:r>
       <w:r>
         <w:rPr>
@@ -3057,17 +3087,12 @@
         <w:t>──</w:t>
       </w:r>
       <w:r>
-        <w:t xml:space="preserve"> explore.tsx</w:t>
-      </w:r>
-    </w:p>
-    <w:p>
-      <w:r>
-        <w:t xml:space="preserve">            │   └── index.tsx</w:t>
-      </w:r>
-    </w:p>
-    <w:p>
-      <w:r>
-        <w:t xml:space="preserve">            </w:t>
+        <w:t xml:space="preserve"> components/</w:t>
+      </w:r>
+    </w:p>
+    <w:p>
+      <w:r>
+        <w:t xml:space="preserve">            │   </w:t>
       </w:r>
       <w:r>
         <w:rPr>
@@ -3082,7 +3107,7 @@
         <w:t>──</w:t>
       </w:r>
       <w:r>
-        <w:t xml:space="preserve"> components/</w:t>
+        <w:t xml:space="preserve"> animated-icon.module.css</w:t>
       </w:r>
     </w:p>
     <w:p>
@@ -3102,7 +3127,7 @@
         <w:t>──</w:t>
       </w:r>
       <w:r>
-        <w:t xml:space="preserve"> animated-icon.module.css</w:t>
+        <w:t xml:space="preserve"> animated-icon.tsx</w:t>
       </w:r>
     </w:p>
     <w:p>
@@ -3122,7 +3147,7 @@
         <w:t>──</w:t>
       </w:r>
       <w:r>
-        <w:t xml:space="preserve"> animated-icon.tsx</w:t>
+        <w:t xml:space="preserve"> animated-icon.web.tsx</w:t>
       </w:r>
     </w:p>
     <w:p>
@@ -3142,7 +3167,7 @@
         <w:t>──</w:t>
       </w:r>
       <w:r>
-        <w:t xml:space="preserve"> animated-icon.web.tsx</w:t>
+        <w:t xml:space="preserve"> app-tabs.tsx</w:t>
       </w:r>
     </w:p>
     <w:p>
@@ -3162,7 +3187,7 @@
         <w:t>──</w:t>
       </w:r>
       <w:r>
-        <w:t xml:space="preserve"> app-tabs.tsx</w:t>
+        <w:t xml:space="preserve"> app-tabs.web.tsx</w:t>
       </w:r>
     </w:p>
     <w:p>
@@ -3182,7 +3207,7 @@
         <w:t>──</w:t>
       </w:r>
       <w:r>
-        <w:t xml:space="preserve"> app-tabs.web.tsx</w:t>
+        <w:t xml:space="preserve"> external-link.tsx</w:t>
       </w:r>
     </w:p>
     <w:p>
@@ -3202,7 +3227,7 @@
         <w:t>──</w:t>
       </w:r>
       <w:r>
-        <w:t xml:space="preserve"> external-link.tsx</w:t>
+        <w:t xml:space="preserve"> hint-row.tsx</w:t>
       </w:r>
     </w:p>
     <w:p>
@@ -3222,7 +3247,7 @@
         <w:t>──</w:t>
       </w:r>
       <w:r>
-        <w:t xml:space="preserve"> hint-row.tsx</w:t>
+        <w:t xml:space="preserve"> themed-text.tsx</w:t>
       </w:r>
     </w:p>
     <w:p>
@@ -3242,7 +3267,7 @@
         <w:t>──</w:t>
       </w:r>
       <w:r>
-        <w:t xml:space="preserve"> themed-text.tsx</w:t>
+        <w:t xml:space="preserve"> themed-view.tsx</w:t>
       </w:r>
     </w:p>
     <w:p>
@@ -3262,12 +3287,22 @@
         <w:t>──</w:t>
       </w:r>
       <w:r>
-        <w:t xml:space="preserve"> themed-view.tsx</w:t>
-      </w:r>
-    </w:p>
-    <w:p>
-      <w:r>
-        <w:t xml:space="preserve">            │   </w:t>
+        <w:t xml:space="preserve"> web-badge.tsx</w:t>
+      </w:r>
+    </w:p>
+    <w:p>
+      <w:r>
+        <w:t xml:space="preserve">            │   └── ui/</w:t>
+      </w:r>
+    </w:p>
+    <w:p>
+      <w:r>
+        <w:t xml:space="preserve">            │       └── collapsible.tsx</w:t>
+      </w:r>
+    </w:p>
+    <w:p>
+      <w:r>
+        <w:t xml:space="preserve">            </w:t>
       </w:r>
       <w:r>
         <w:rPr>
@@ -3282,22 +3317,23 @@
         <w:t>──</w:t>
       </w:r>
       <w:r>
-        <w:t xml:space="preserve"> web-badge.tsx</w:t>
-      </w:r>
-    </w:p>
-    <w:p>
-      <w:r>
-        <w:t xml:space="preserve">            │   └── ui/</w:t>
-      </w:r>
-    </w:p>
-    <w:p>
-      <w:r>
-        <w:t xml:space="preserve">            │       └── collapsible.tsx</w:t>
-      </w:r>
-    </w:p>
-    <w:p>
-      <w:r>
-        <w:t xml:space="preserve">            </w:t>
+        <w:t xml:space="preserve"> constants/</w:t>
+      </w:r>
+    </w:p>
+    <w:p>
+      <w:r>
+        <w:lastRenderedPageBreak/>
+        <w:t xml:space="preserve">            │   └── theme.ts</w:t>
+      </w:r>
+    </w:p>
+    <w:p>
+      <w:r>
+        <w:t xml:space="preserve">            └── hooks/</w:t>
+      </w:r>
+    </w:p>
+    <w:p>
+      <w:r>
+        <w:t xml:space="preserve">                </w:t>
       </w:r>
       <w:r>
         <w:rPr>
@@ -3312,18 +3348,7 @@
         <w:t>──</w:t>
       </w:r>
       <w:r>
-        <w:t xml:space="preserve"> constants/</w:t>
-      </w:r>
-    </w:p>
-    <w:p>
-      <w:r>
-        <w:t xml:space="preserve">            │   └── theme.ts</w:t>
-      </w:r>
-    </w:p>
-    <w:p>
-      <w:r>
-        <w:lastRenderedPageBreak/>
-        <w:t xml:space="preserve">            └── hooks/</w:t>
+        <w:t xml:space="preserve"> use-color-scheme.ts</w:t>
       </w:r>
     </w:p>
     <w:p>
@@ -3343,26 +3368,6 @@
         <w:t>──</w:t>
       </w:r>
       <w:r>
-        <w:t xml:space="preserve"> use-color-scheme.ts</w:t>
-      </w:r>
-    </w:p>
-    <w:p>
-      <w:r>
-        <w:t xml:space="preserve">                </w:t>
-      </w:r>
-      <w:r>
-        <w:rPr>
-          <w:rFonts w:ascii="MS Gothic" w:eastAsia="MS Gothic" w:hAnsi="MS Gothic" w:cs="MS Gothic" w:hint="eastAsia"/>
-        </w:rPr>
-        <w:t>├</w:t>
-      </w:r>
-      <w:r>
-        <w:rPr>
-          <w:rFonts w:ascii="Aptos" w:hAnsi="Aptos" w:cs="Aptos"/>
-        </w:rPr>
-        <w:t>──</w:t>
-      </w:r>
-      <w:r>
         <w:t xml:space="preserve"> use-color-scheme.web.ts</w:t>
       </w:r>
     </w:p>
@@ -3453,6 +3458,995 @@
     <w:p>
       <w:r>
         <w:t>FILE: docker-compose.yml</w:t>
+      </w:r>
+    </w:p>
+    <w:p>
+      <w:r>
+        <w:lastRenderedPageBreak/>
+        <w:t>================================================</w:t>
+      </w:r>
+    </w:p>
+    <w:p>
+      <w:r>
+        <w:t>[Empty file]</w:t>
+      </w:r>
+    </w:p>
+    <w:p/>
+    <w:p/>
+    <w:p>
+      <w:r>
+        <w:t>================================================</w:t>
+      </w:r>
+    </w:p>
+    <w:p>
+      <w:r>
+        <w:t>FILE: readme.txt</w:t>
+      </w:r>
+    </w:p>
+    <w:p>
+      <w:r>
+        <w:t>================================================</w:t>
+      </w:r>
+    </w:p>
+    <w:p>
+      <w:r>
+        <w:t>MỞ TERMINAL Ở BACKEND</w:t>
+      </w:r>
+    </w:p>
+    <w:p>
+      <w:r>
+        <w:t>npm install (Phải có NodeJs)</w:t>
+      </w:r>
+    </w:p>
+    <w:p/>
+    <w:p>
+      <w:r>
+        <w:t>ĐỂ CHẠY SERVER</w:t>
+      </w:r>
+    </w:p>
+    <w:p>
+      <w:r>
+        <w:t>npm start</w:t>
+      </w:r>
+    </w:p>
+    <w:p/>
+    <w:p>
+      <w:r>
+        <w:t>NẾU MUỐN COI BẢNG DATA</w:t>
+      </w:r>
+    </w:p>
+    <w:p>
+      <w:r>
+        <w:t>npx prisma studio</w:t>
+      </w:r>
+    </w:p>
+    <w:p/>
+    <w:p>
+      <w:r>
+        <w:t>DOWLOADS EXTENSION VSCODE</w:t>
+      </w:r>
+    </w:p>
+    <w:p>
+      <w:r>
+        <w:t>REST client</w:t>
+      </w:r>
+    </w:p>
+    <w:p/>
+    <w:p>
+      <w:r>
+        <w:t>NẾU MUỐN SAO LƯU HOẶC PHỤC HỒI DỮ LIỆU</w:t>
+      </w:r>
+    </w:p>
+    <w:p>
+      <w:r>
+        <w:t>npm run backup</w:t>
+      </w:r>
+    </w:p>
+    <w:p>
+      <w:r>
+        <w:t>npm run restore</w:t>
+      </w:r>
+    </w:p>
+    <w:p>
+      <w:r>
+        <w:t>(Phải có và mở Docker).</w:t>
+      </w:r>
+    </w:p>
+    <w:p/>
+    <w:p/>
+    <w:p>
+      <w:r>
+        <w:t>================================================</w:t>
+      </w:r>
+    </w:p>
+    <w:p>
+      <w:r>
+        <w:lastRenderedPageBreak/>
+        <w:t>FILE: docker-compose.yml</w:t>
+      </w:r>
+    </w:p>
+    <w:p>
+      <w:r>
+        <w:t>================================================</w:t>
+      </w:r>
+    </w:p>
+    <w:p>
+      <w:r>
+        <w:t>services:</w:t>
+      </w:r>
+    </w:p>
+    <w:p>
+      <w:r>
+        <w:t xml:space="preserve">  backup:</w:t>
+      </w:r>
+    </w:p>
+    <w:p>
+      <w:r>
+        <w:t xml:space="preserve">    image: postgres:18</w:t>
+      </w:r>
+    </w:p>
+    <w:p>
+      <w:r>
+        <w:t xml:space="preserve">    env_file:</w:t>
+      </w:r>
+    </w:p>
+    <w:p>
+      <w:r>
+        <w:t xml:space="preserve">      - ./backend/.env</w:t>
+      </w:r>
+    </w:p>
+    <w:p>
+      <w:r>
+        <w:t xml:space="preserve">    volumes:</w:t>
+      </w:r>
+    </w:p>
+    <w:p>
+      <w:r>
+        <w:t xml:space="preserve">      - ./backend/backup:/backup</w:t>
+      </w:r>
+    </w:p>
+    <w:p>
+      <w:r>
+        <w:t xml:space="preserve">    restart: "no"</w:t>
+      </w:r>
+    </w:p>
+    <w:p/>
+    <w:p/>
+    <w:p>
+      <w:r>
+        <w:t>================================================</w:t>
+      </w:r>
+    </w:p>
+    <w:p>
+      <w:r>
+        <w:t>FILE: admin/eslint.config.js</w:t>
+      </w:r>
+    </w:p>
+    <w:p>
+      <w:r>
+        <w:t>================================================</w:t>
+      </w:r>
+    </w:p>
+    <w:p>
+      <w:r>
+        <w:t>import js from '@eslint/js'</w:t>
+      </w:r>
+    </w:p>
+    <w:p>
+      <w:r>
+        <w:t>import globals from 'globals'</w:t>
+      </w:r>
+    </w:p>
+    <w:p>
+      <w:r>
+        <w:t>import reactHooks from 'eslint-plugin-react-hooks'</w:t>
+      </w:r>
+    </w:p>
+    <w:p>
+      <w:r>
+        <w:t>import reactRefresh from 'eslint-plugin-react-refresh'</w:t>
+      </w:r>
+    </w:p>
+    <w:p>
+      <w:r>
+        <w:t>import tseslint from 'typescript-eslint'</w:t>
+      </w:r>
+    </w:p>
+    <w:p>
+      <w:r>
+        <w:t>import { defineConfig, globalIgnores } from 'eslint/config'</w:t>
+      </w:r>
+    </w:p>
+    <w:p/>
+    <w:p>
+      <w:r>
+        <w:t>export default defineConfig([</w:t>
+      </w:r>
+    </w:p>
+    <w:p>
+      <w:r>
+        <w:t xml:space="preserve">  globalIgnores(['dist']),</w:t>
+      </w:r>
+    </w:p>
+    <w:p>
+      <w:r>
+        <w:t xml:space="preserve">  {</w:t>
+      </w:r>
+    </w:p>
+    <w:p>
+      <w:r>
+        <w:t xml:space="preserve">    files: ['**/*.{ts,tsx}'],</w:t>
+      </w:r>
+    </w:p>
+    <w:p>
+      <w:r>
+        <w:lastRenderedPageBreak/>
+        <w:t xml:space="preserve">    extends: [</w:t>
+      </w:r>
+    </w:p>
+    <w:p>
+      <w:r>
+        <w:t xml:space="preserve">      js.configs.recommended,</w:t>
+      </w:r>
+    </w:p>
+    <w:p>
+      <w:r>
+        <w:t xml:space="preserve">      tseslint.configs.recommended,</w:t>
+      </w:r>
+    </w:p>
+    <w:p>
+      <w:r>
+        <w:t xml:space="preserve">      reactHooks.configs.flat.recommended,</w:t>
+      </w:r>
+    </w:p>
+    <w:p>
+      <w:r>
+        <w:t xml:space="preserve">      reactRefresh.configs.vite,</w:t>
+      </w:r>
+    </w:p>
+    <w:p>
+      <w:r>
+        <w:t xml:space="preserve">    ],</w:t>
+      </w:r>
+    </w:p>
+    <w:p>
+      <w:r>
+        <w:t xml:space="preserve">    languageOptions: {</w:t>
+      </w:r>
+    </w:p>
+    <w:p>
+      <w:r>
+        <w:t xml:space="preserve">      globals: globals.browser,</w:t>
+      </w:r>
+    </w:p>
+    <w:p>
+      <w:r>
+        <w:t xml:space="preserve">    },</w:t>
+      </w:r>
+    </w:p>
+    <w:p>
+      <w:r>
+        <w:t xml:space="preserve">  },</w:t>
+      </w:r>
+    </w:p>
+    <w:p>
+      <w:r>
+        <w:t>])</w:t>
+      </w:r>
+    </w:p>
+    <w:p/>
+    <w:p/>
+    <w:p/>
+    <w:p>
+      <w:r>
+        <w:t>================================================</w:t>
+      </w:r>
+    </w:p>
+    <w:p>
+      <w:r>
+        <w:t>FILE: admin/index.html</w:t>
+      </w:r>
+    </w:p>
+    <w:p>
+      <w:r>
+        <w:t>================================================</w:t>
+      </w:r>
+    </w:p>
+    <w:p>
+      <w:r>
+        <w:t>[Empty file]</w:t>
+      </w:r>
+    </w:p>
+    <w:p/>
+    <w:p/>
+    <w:p>
+      <w:r>
+        <w:t>================================================</w:t>
+      </w:r>
+    </w:p>
+    <w:p>
+      <w:r>
+        <w:t>FILE: admin/package.json</w:t>
+      </w:r>
+    </w:p>
+    <w:p>
+      <w:r>
+        <w:t>================================================</w:t>
+      </w:r>
+    </w:p>
+    <w:p>
+      <w:r>
+        <w:t>{</w:t>
+      </w:r>
+    </w:p>
+    <w:p>
+      <w:r>
+        <w:t xml:space="preserve">  "name": "admin",</w:t>
+      </w:r>
+    </w:p>
+    <w:p>
+      <w:r>
+        <w:t xml:space="preserve">  "private": true,</w:t>
+      </w:r>
+    </w:p>
+    <w:p>
+      <w:r>
+        <w:lastRenderedPageBreak/>
+        <w:t xml:space="preserve">  "version": "0.0.0",</w:t>
+      </w:r>
+    </w:p>
+    <w:p>
+      <w:r>
+        <w:t xml:space="preserve">  "type": "module",</w:t>
+      </w:r>
+    </w:p>
+    <w:p>
+      <w:r>
+        <w:t xml:space="preserve">  "scripts": {</w:t>
+      </w:r>
+    </w:p>
+    <w:p>
+      <w:r>
+        <w:t xml:space="preserve">    "dev": "vite",</w:t>
+      </w:r>
+    </w:p>
+    <w:p>
+      <w:r>
+        <w:t xml:space="preserve">    "build": "tsc -b &amp;&amp; vite build",</w:t>
+      </w:r>
+    </w:p>
+    <w:p>
+      <w:r>
+        <w:t xml:space="preserve">    "lint": "eslint .",</w:t>
+      </w:r>
+    </w:p>
+    <w:p>
+      <w:r>
+        <w:t xml:space="preserve">    "preview": "vite preview"</w:t>
+      </w:r>
+    </w:p>
+    <w:p>
+      <w:r>
+        <w:t xml:space="preserve">  },</w:t>
+      </w:r>
+    </w:p>
+    <w:p>
+      <w:r>
+        <w:t xml:space="preserve">  "dependencies": {</w:t>
+      </w:r>
+    </w:p>
+    <w:p>
+      <w:r>
+        <w:t xml:space="preserve">    "@tanstack/react-query": "^5.103.1",</w:t>
+      </w:r>
+    </w:p>
+    <w:p>
+      <w:r>
+        <w:t xml:space="preserve">    "axios": "^1.20.0",</w:t>
+      </w:r>
+    </w:p>
+    <w:p>
+      <w:r>
+        <w:t xml:space="preserve">    "clsx": "^2.1.1",</w:t>
+      </w:r>
+    </w:p>
+    <w:p>
+      <w:r>
+        <w:t xml:space="preserve">    "lucide-react": "^1.47.0",</w:t>
+      </w:r>
+    </w:p>
+    <w:p>
+      <w:r>
+        <w:t xml:space="preserve">    "react": "^19.2.8",</w:t>
+      </w:r>
+    </w:p>
+    <w:p>
+      <w:r>
+        <w:t xml:space="preserve">    "react-dom": "^19.2.8",</w:t>
+      </w:r>
+    </w:p>
+    <w:p>
+      <w:r>
+        <w:t xml:space="preserve">    "react-router-dom": "^7.18.4",</w:t>
+      </w:r>
+    </w:p>
+    <w:p>
+      <w:r>
+        <w:t xml:space="preserve">    "tailwind-merge": "^3.7.0"</w:t>
+      </w:r>
+    </w:p>
+    <w:p>
+      <w:r>
+        <w:t xml:space="preserve">  },</w:t>
+      </w:r>
+    </w:p>
+    <w:p>
+      <w:r>
+        <w:t xml:space="preserve">  "devDependencies": {</w:t>
+      </w:r>
+    </w:p>
+    <w:p>
+      <w:r>
+        <w:t xml:space="preserve">    "@eslint/js": "^10.0.1",</w:t>
+      </w:r>
+    </w:p>
+    <w:p>
+      <w:r>
+        <w:t xml:space="preserve">    "@types/node": "^24.13.3",</w:t>
+      </w:r>
+    </w:p>
+    <w:p>
+      <w:r>
+        <w:t xml:space="preserve">    "@types/react": "^19.2.18",</w:t>
+      </w:r>
+    </w:p>
+    <w:p>
+      <w:r>
+        <w:t xml:space="preserve">    "@types/react-dom": "^19.2.7",</w:t>
+      </w:r>
+    </w:p>
+    <w:p>
+      <w:r>
+        <w:t xml:space="preserve">    "@vitejs/plugin-react": "^6.1.1",</w:t>
+      </w:r>
+    </w:p>
+    <w:p>
+      <w:r>
+        <w:t xml:space="preserve">    "eslint": "^10.10.0",</w:t>
+      </w:r>
+    </w:p>
+    <w:p>
+      <w:r>
+        <w:t xml:space="preserve">    "eslint-plugin-react-hooks": "^7.1.1",</w:t>
+      </w:r>
+    </w:p>
+    <w:p>
+      <w:r>
+        <w:lastRenderedPageBreak/>
+        <w:t xml:space="preserve">    "eslint-plugin-react-refresh": "^0.5.6",</w:t>
+      </w:r>
+    </w:p>
+    <w:p>
+      <w:r>
+        <w:t xml:space="preserve">    "globals": "^17.12.0",</w:t>
+      </w:r>
+    </w:p>
+    <w:p>
+      <w:r>
+        <w:t xml:space="preserve">    "typescript": "~6.0.2",</w:t>
+      </w:r>
+    </w:p>
+    <w:p>
+      <w:r>
+        <w:t xml:space="preserve">    "typescript-eslint": "^8.69.0",</w:t>
+      </w:r>
+    </w:p>
+    <w:p>
+      <w:r>
+        <w:t xml:space="preserve">    "vite": "^8.3.0"</w:t>
+      </w:r>
+    </w:p>
+    <w:p>
+      <w:r>
+        <w:t xml:space="preserve">  }</w:t>
+      </w:r>
+    </w:p>
+    <w:p>
+      <w:r>
+        <w:t>}</w:t>
+      </w:r>
+    </w:p>
+    <w:p/>
+    <w:p/>
+    <w:p/>
+    <w:p>
+      <w:r>
+        <w:t>================================================</w:t>
+      </w:r>
+    </w:p>
+    <w:p>
+      <w:r>
+        <w:t>FILE: admin/tsconfig.app.json</w:t>
+      </w:r>
+    </w:p>
+    <w:p>
+      <w:r>
+        <w:t>================================================</w:t>
+      </w:r>
+    </w:p>
+    <w:p>
+      <w:r>
+        <w:t>{</w:t>
+      </w:r>
+    </w:p>
+    <w:p>
+      <w:r>
+        <w:t xml:space="preserve">  "compilerOptions": {</w:t>
+      </w:r>
+    </w:p>
+    <w:p>
+      <w:r>
+        <w:t xml:space="preserve">    "tsBuildInfoFile": "./node_modules/.tmp/tsconfig.app.tsbuildinfo",</w:t>
+      </w:r>
+    </w:p>
+    <w:p>
+      <w:r>
+        <w:t xml:space="preserve">    "target": "es2023",</w:t>
+      </w:r>
+    </w:p>
+    <w:p>
+      <w:r>
+        <w:t xml:space="preserve">    "lib": ["ES2023", "DOM"],</w:t>
+      </w:r>
+    </w:p>
+    <w:p>
+      <w:r>
+        <w:t xml:space="preserve">    "module": "esnext",</w:t>
+      </w:r>
+    </w:p>
+    <w:p>
+      <w:r>
+        <w:t xml:space="preserve">    "types": ["vite/client"],</w:t>
+      </w:r>
+    </w:p>
+    <w:p>
+      <w:r>
+        <w:t xml:space="preserve">    "allowArbitraryExtensions": true,</w:t>
+      </w:r>
+    </w:p>
+    <w:p>
+      <w:r>
+        <w:t xml:space="preserve">    "skipLibCheck": true,</w:t>
+      </w:r>
+    </w:p>
+    <w:p/>
+    <w:p>
+      <w:r>
+        <w:t xml:space="preserve">    /* Bundler mode */</w:t>
+      </w:r>
+    </w:p>
+    <w:p>
+      <w:r>
+        <w:t xml:space="preserve">    "moduleResolution": "bundler",</w:t>
+      </w:r>
+    </w:p>
+    <w:p>
+      <w:r>
+        <w:t xml:space="preserve">    "allowImportingTsExtensions": true,</w:t>
+      </w:r>
+    </w:p>
+    <w:p>
+      <w:r>
+        <w:lastRenderedPageBreak/>
+        <w:t xml:space="preserve">    "verbatimModuleSyntax": true,</w:t>
+      </w:r>
+    </w:p>
+    <w:p>
+      <w:r>
+        <w:t xml:space="preserve">    "moduleDetection": "force",</w:t>
+      </w:r>
+    </w:p>
+    <w:p>
+      <w:r>
+        <w:t xml:space="preserve">    "noEmit": true,</w:t>
+      </w:r>
+    </w:p>
+    <w:p>
+      <w:r>
+        <w:t xml:space="preserve">    "jsx": "react-jsx",</w:t>
+      </w:r>
+    </w:p>
+    <w:p/>
+    <w:p>
+      <w:r>
+        <w:t xml:space="preserve">    /* Linting */</w:t>
+      </w:r>
+    </w:p>
+    <w:p>
+      <w:r>
+        <w:t xml:space="preserve">    "noUnusedLocals": true,</w:t>
+      </w:r>
+    </w:p>
+    <w:p>
+      <w:r>
+        <w:t xml:space="preserve">    "noUnusedParameters": true,</w:t>
+      </w:r>
+    </w:p>
+    <w:p>
+      <w:r>
+        <w:t xml:space="preserve">    "erasableSyntaxOnly": true,</w:t>
+      </w:r>
+    </w:p>
+    <w:p>
+      <w:r>
+        <w:t xml:space="preserve">    "noFallthroughCasesInSwitch": true</w:t>
+      </w:r>
+    </w:p>
+    <w:p>
+      <w:r>
+        <w:t xml:space="preserve">  },</w:t>
+      </w:r>
+    </w:p>
+    <w:p>
+      <w:r>
+        <w:t xml:space="preserve">  "include": ["src"]</w:t>
+      </w:r>
+    </w:p>
+    <w:p>
+      <w:r>
+        <w:t>}</w:t>
+      </w:r>
+    </w:p>
+    <w:p/>
+    <w:p/>
+    <w:p/>
+    <w:p>
+      <w:r>
+        <w:t>================================================</w:t>
+      </w:r>
+    </w:p>
+    <w:p>
+      <w:r>
+        <w:t>FILE: admin/tsconfig.json</w:t>
+      </w:r>
+    </w:p>
+    <w:p>
+      <w:r>
+        <w:t>================================================</w:t>
+      </w:r>
+    </w:p>
+    <w:p>
+      <w:r>
+        <w:t>{</w:t>
+      </w:r>
+    </w:p>
+    <w:p>
+      <w:r>
+        <w:t xml:space="preserve">  "files": [],</w:t>
+      </w:r>
+    </w:p>
+    <w:p>
+      <w:r>
+        <w:t xml:space="preserve">  "references": [</w:t>
+      </w:r>
+    </w:p>
+    <w:p>
+      <w:r>
+        <w:t xml:space="preserve">    { "path": "./tsconfig.app.json" },</w:t>
+      </w:r>
+    </w:p>
+    <w:p>
+      <w:r>
+        <w:t xml:space="preserve">    { "path": "./tsconfig.node.json" }</w:t>
+      </w:r>
+    </w:p>
+    <w:p>
+      <w:r>
+        <w:t xml:space="preserve">  ]</w:t>
+      </w:r>
+    </w:p>
+    <w:p>
+      <w:r>
+        <w:t>}</w:t>
+      </w:r>
+    </w:p>
+    <w:p/>
+    <w:p/>
+    <w:p/>
+    <w:p>
+      <w:r>
+        <w:t>================================================</w:t>
+      </w:r>
+    </w:p>
+    <w:p>
+      <w:r>
+        <w:t>FILE: admin/tsconfig.node.json</w:t>
+      </w:r>
+    </w:p>
+    <w:p>
+      <w:r>
+        <w:t>================================================</w:t>
+      </w:r>
+    </w:p>
+    <w:p>
+      <w:r>
+        <w:t>{</w:t>
+      </w:r>
+    </w:p>
+    <w:p>
+      <w:r>
+        <w:t xml:space="preserve">  "compilerOptions": {</w:t>
+      </w:r>
+    </w:p>
+    <w:p>
+      <w:r>
+        <w:t xml:space="preserve">    "tsBuildInfoFile": "./node_modules/.tmp/tsconfig.node.tsbuildinfo",</w:t>
+      </w:r>
+    </w:p>
+    <w:p>
+      <w:r>
+        <w:t xml:space="preserve">    "target": "es2023",</w:t>
+      </w:r>
+    </w:p>
+    <w:p>
+      <w:r>
+        <w:t xml:space="preserve">    "lib": ["ES2023"],</w:t>
+      </w:r>
+    </w:p>
+    <w:p>
+      <w:r>
+        <w:t xml:space="preserve">    "types": ["node"],</w:t>
+      </w:r>
+    </w:p>
+    <w:p>
+      <w:r>
+        <w:t xml:space="preserve">    "skipLibCheck": true,</w:t>
+      </w:r>
+    </w:p>
+    <w:p/>
+    <w:p>
+      <w:r>
+        <w:t xml:space="preserve">    /* Bundler mode */</w:t>
+      </w:r>
+    </w:p>
+    <w:p>
+      <w:r>
+        <w:t xml:space="preserve">    "module": "nodenext",</w:t>
+      </w:r>
+    </w:p>
+    <w:p>
+      <w:r>
+        <w:t xml:space="preserve">    "allowImportingTsExtensions": true,</w:t>
+      </w:r>
+    </w:p>
+    <w:p>
+      <w:r>
+        <w:t xml:space="preserve">    "verbatimModuleSyntax": true,</w:t>
+      </w:r>
+    </w:p>
+    <w:p>
+      <w:r>
+        <w:t xml:space="preserve">    "moduleDetection": "force",</w:t>
+      </w:r>
+    </w:p>
+    <w:p>
+      <w:r>
+        <w:t xml:space="preserve">    "noEmit": true,</w:t>
+      </w:r>
+    </w:p>
+    <w:p/>
+    <w:p>
+      <w:r>
+        <w:t xml:space="preserve">    /* Linting */</w:t>
+      </w:r>
+    </w:p>
+    <w:p>
+      <w:r>
+        <w:t xml:space="preserve">    "noUnusedLocals": true,</w:t>
+      </w:r>
+    </w:p>
+    <w:p>
+      <w:r>
+        <w:t xml:space="preserve">    "noUnusedParameters": true,</w:t>
+      </w:r>
+    </w:p>
+    <w:p>
+      <w:r>
+        <w:t xml:space="preserve">    "erasableSyntaxOnly": true,</w:t>
+      </w:r>
+    </w:p>
+    <w:p>
+      <w:r>
+        <w:t xml:space="preserve">    "noFallthroughCasesInSwitch": true</w:t>
+      </w:r>
+    </w:p>
+    <w:p>
+      <w:r>
+        <w:lastRenderedPageBreak/>
+        <w:t xml:space="preserve">  },</w:t>
+      </w:r>
+    </w:p>
+    <w:p>
+      <w:r>
+        <w:t xml:space="preserve">  "include": ["vite.config.ts"]</w:t>
+      </w:r>
+    </w:p>
+    <w:p>
+      <w:r>
+        <w:t>}</w:t>
+      </w:r>
+    </w:p>
+    <w:p/>
+    <w:p/>
+    <w:p/>
+    <w:p>
+      <w:r>
+        <w:t>================================================</w:t>
+      </w:r>
+    </w:p>
+    <w:p>
+      <w:r>
+        <w:t>FILE: admin/vite.config.ts</w:t>
+      </w:r>
+    </w:p>
+    <w:p>
+      <w:r>
+        <w:t>================================================</w:t>
+      </w:r>
+    </w:p>
+    <w:p>
+      <w:r>
+        <w:t>import react from '@vitejs/plugin-react'</w:t>
+      </w:r>
+    </w:p>
+    <w:p>
+      <w:r>
+        <w:t>import { defineConfig } from 'vite'</w:t>
+      </w:r>
+    </w:p>
+    <w:p/>
+    <w:p>
+      <w:r>
+        <w:t>// https://vite.dev/config/</w:t>
+      </w:r>
+    </w:p>
+    <w:p>
+      <w:r>
+        <w:t>export default defineConfig({</w:t>
+      </w:r>
+    </w:p>
+    <w:p>
+      <w:r>
+        <w:t xml:space="preserve">  plugins: [react()],</w:t>
+      </w:r>
+    </w:p>
+    <w:p>
+      <w:r>
+        <w:t>})</w:t>
+      </w:r>
+    </w:p>
+    <w:p/>
+    <w:p/>
+    <w:p/>
+    <w:p>
+      <w:r>
+        <w:t>================================================</w:t>
+      </w:r>
+    </w:p>
+    <w:p>
+      <w:r>
+        <w:t>FILE: admin/src/App.tsx</w:t>
+      </w:r>
+    </w:p>
+    <w:p>
+      <w:r>
+        <w:t>================================================</w:t>
+      </w:r>
+    </w:p>
+    <w:p>
+      <w:r>
+        <w:t>[Empty file]</w:t>
+      </w:r>
+    </w:p>
+    <w:p/>
+    <w:p/>
+    <w:p>
+      <w:r>
+        <w:t>================================================</w:t>
+      </w:r>
+    </w:p>
+    <w:p>
+      <w:r>
+        <w:lastRenderedPageBreak/>
+        <w:t>FILE: admin/src/index.css</w:t>
+      </w:r>
+    </w:p>
+    <w:p>
+      <w:r>
+        <w:t>================================================</w:t>
+      </w:r>
+    </w:p>
+    <w:p>
+      <w:r>
+        <w:t>[Empty file]</w:t>
+      </w:r>
+    </w:p>
+    <w:p/>
+    <w:p/>
+    <w:p>
+      <w:r>
+        <w:t>================================================</w:t>
+      </w:r>
+    </w:p>
+    <w:p>
+      <w:r>
+        <w:t>FILE: admin/src/main.tsx</w:t>
+      </w:r>
+    </w:p>
+    <w:p>
+      <w:r>
+        <w:t>================================================</w:t>
+      </w:r>
+    </w:p>
+    <w:p>
+      <w:r>
+        <w:t>[Empty file]</w:t>
+      </w:r>
+    </w:p>
+    <w:p/>
+    <w:p/>
+    <w:p>
+      <w:r>
+        <w:t>================================================</w:t>
+      </w:r>
+    </w:p>
+    <w:p>
+      <w:r>
+        <w:t>FILE: admin/src/config/axios.ts</w:t>
+      </w:r>
+    </w:p>
+    <w:p>
+      <w:r>
+        <w:t>================================================</w:t>
+      </w:r>
+    </w:p>
+    <w:p>
+      <w:r>
+        <w:t>[Empty file]</w:t>
+      </w:r>
+    </w:p>
+    <w:p/>
+    <w:p/>
+    <w:p>
+      <w:r>
+        <w:t>================================================</w:t>
+      </w:r>
+    </w:p>
+    <w:p>
+      <w:r>
+        <w:t>FILE: admin/src/config/constants.ts</w:t>
+      </w:r>
+    </w:p>
+    <w:p>
+      <w:r>
+        <w:t>================================================</w:t>
+      </w:r>
+    </w:p>
+    <w:p>
+      <w:r>
+        <w:t>[Empty file]</w:t>
+      </w:r>
+    </w:p>
+    <w:p/>
+    <w:p/>
+    <w:p>
+      <w:r>
+        <w:t>================================================</w:t>
+      </w:r>
+    </w:p>
+    <w:p>
+      <w:r>
+        <w:t>FILE: admin/src/routes/index.tsx</w:t>
       </w:r>
     </w:p>
     <w:p>
@@ -3475,7 +4469,7 @@
     </w:p>
     <w:p>
       <w:r>
-        <w:t>FILE: readme.txt</w:t>
+        <w:t>FILE: admin/src/routes/protectedRoute.tsx</w:t>
       </w:r>
     </w:p>
     <w:p>
@@ -3485,66 +4479,7 @@
     </w:p>
     <w:p>
       <w:r>
-        <w:t>MỞ TERMINAL Ở BACKEND</w:t>
-      </w:r>
-    </w:p>
-    <w:p>
-      <w:r>
-        <w:t>npm install (Phải có NodeJs)</w:t>
-      </w:r>
-    </w:p>
-    <w:p/>
-    <w:p>
-      <w:r>
-        <w:t>ĐỂ CHẠY SERVER</w:t>
-      </w:r>
-    </w:p>
-    <w:p>
-      <w:r>
-        <w:t>npm start</w:t>
-      </w:r>
-    </w:p>
-    <w:p/>
-    <w:p>
-      <w:r>
-        <w:t>NẾU MUỐN COI BẢNG DATA</w:t>
-      </w:r>
-    </w:p>
-    <w:p>
-      <w:r>
-        <w:t>npx prisma studio</w:t>
-      </w:r>
-    </w:p>
-    <w:p/>
-    <w:p>
-      <w:r>
-        <w:t>DOWLOADS EXTENSION VSCODE</w:t>
-      </w:r>
-    </w:p>
-    <w:p>
-      <w:r>
-        <w:t>REST client</w:t>
-      </w:r>
-    </w:p>
-    <w:p/>
-    <w:p>
-      <w:r>
-        <w:t>NẾU MUỐN SAO LƯU HOẶC PHỤC HỒI DỮ LIỆU</w:t>
-      </w:r>
-    </w:p>
-    <w:p>
-      <w:r>
-        <w:t>npm run backup</w:t>
-      </w:r>
-    </w:p>
-    <w:p>
-      <w:r>
-        <w:t>npm run restore</w:t>
-      </w:r>
-    </w:p>
-    <w:p>
-      <w:r>
-        <w:t>(Phải có và mở Docker).</w:t>
+        <w:t>[Empty file]</w:t>
       </w:r>
     </w:p>
     <w:p/>
@@ -3556,57 +4491,291 @@
     </w:p>
     <w:p>
       <w:r>
-        <w:t>FILE: docker-compose.yml</w:t>
+        <w:t>FILE: admin/src/services/api.ts</w:t>
+      </w:r>
+    </w:p>
+    <w:p>
+      <w:r>
+        <w:t>================================================</w:t>
+      </w:r>
+    </w:p>
+    <w:p>
+      <w:r>
+        <w:t>[Empty file]</w:t>
+      </w:r>
+    </w:p>
+    <w:p/>
+    <w:p/>
+    <w:p>
+      <w:r>
+        <w:t>================================================</w:t>
+      </w:r>
+    </w:p>
+    <w:p>
+      <w:r>
+        <w:t>FILE: admin/src/store/useAuthStore.ts</w:t>
+      </w:r>
+    </w:p>
+    <w:p>
+      <w:r>
+        <w:t>================================================</w:t>
+      </w:r>
+    </w:p>
+    <w:p>
+      <w:r>
+        <w:t>[Empty file]</w:t>
+      </w:r>
+    </w:p>
+    <w:p/>
+    <w:p/>
+    <w:p>
+      <w:r>
+        <w:t>================================================</w:t>
+      </w:r>
+    </w:p>
+    <w:p>
+      <w:r>
+        <w:t>FILE: admin/src/types/index.ts</w:t>
+      </w:r>
+    </w:p>
+    <w:p>
+      <w:r>
+        <w:t>================================================</w:t>
+      </w:r>
+    </w:p>
+    <w:p>
+      <w:r>
+        <w:t>[Empty file]</w:t>
+      </w:r>
+    </w:p>
+    <w:p/>
+    <w:p/>
+    <w:p>
+      <w:r>
+        <w:t>================================================</w:t>
+      </w:r>
+    </w:p>
+    <w:p>
+      <w:r>
+        <w:t>FILE: admin/src/utils/formatters.ts</w:t>
+      </w:r>
+    </w:p>
+    <w:p>
+      <w:r>
+        <w:t>================================================</w:t>
+      </w:r>
+    </w:p>
+    <w:p>
+      <w:r>
+        <w:t>[Empty file]</w:t>
+      </w:r>
+    </w:p>
+    <w:p/>
+    <w:p/>
+    <w:p>
+      <w:r>
+        <w:t>================================================</w:t>
+      </w:r>
+    </w:p>
+    <w:p>
+      <w:r>
+        <w:t>FILE: backend/package.json</w:t>
+      </w:r>
+    </w:p>
+    <w:p>
+      <w:r>
+        <w:t>================================================</w:t>
+      </w:r>
+    </w:p>
+    <w:p>
+      <w:r>
+        <w:t>{</w:t>
+      </w:r>
+    </w:p>
+    <w:p>
+      <w:r>
+        <w:t xml:space="preserve">  "name": "backend",</w:t>
+      </w:r>
+    </w:p>
+    <w:p>
+      <w:r>
+        <w:t xml:space="preserve">  "version": "1.0.0",</w:t>
+      </w:r>
+    </w:p>
+    <w:p>
+      <w:r>
+        <w:t xml:space="preserve">  "description": "",</w:t>
+      </w:r>
+    </w:p>
+    <w:p>
+      <w:r>
+        <w:t xml:space="preserve">  "main": "index.js",</w:t>
+      </w:r>
+    </w:p>
+    <w:p>
+      <w:r>
+        <w:t xml:space="preserve">  "type": "module",</w:t>
+      </w:r>
+    </w:p>
+    <w:p>
+      <w:r>
+        <w:t xml:space="preserve">  "scripts": {</w:t>
+      </w:r>
+    </w:p>
+    <w:p>
+      <w:r>
+        <w:t xml:space="preserve">  "start": "node src/server.js",</w:t>
+      </w:r>
+    </w:p>
+    <w:p>
+      <w:r>
+        <w:t xml:space="preserve">  "dev": "node --watch src/server.js",</w:t>
+      </w:r>
+    </w:p>
+    <w:p>
+      <w:r>
+        <w:t xml:space="preserve">  "test": "echo \"Error: no test specified\" &amp;&amp; exit 1",</w:t>
+      </w:r>
+    </w:p>
+    <w:p>
+      <w:r>
+        <w:t xml:space="preserve">  "backup": "powershell -ExecutionPolicy Bypass -File ./backup/backup.ps1",</w:t>
+      </w:r>
+    </w:p>
+    <w:p>
+      <w:r>
+        <w:t xml:space="preserve">  "restore": "powershell -ExecutionPolicy Bypass -File ./backup/restore.ps1"</w:t>
+      </w:r>
+    </w:p>
+    <w:p>
+      <w:r>
+        <w:t xml:space="preserve"> },</w:t>
+      </w:r>
+    </w:p>
+    <w:p>
+      <w:r>
+        <w:t xml:space="preserve">  "keywords": [],</w:t>
+      </w:r>
+    </w:p>
+    <w:p>
+      <w:r>
+        <w:t xml:space="preserve">  "author": "",</w:t>
+      </w:r>
+    </w:p>
+    <w:p>
+      <w:r>
+        <w:t xml:space="preserve">  "license": "ISC",</w:t>
       </w:r>
     </w:p>
     <w:p>
       <w:r>
         <w:lastRenderedPageBreak/>
+        <w:t xml:space="preserve">  "dependencies": {</w:t>
+      </w:r>
+    </w:p>
+    <w:p>
+      <w:r>
+        <w:t xml:space="preserve">    "@prisma/adapter-pg": "^7.10.0",</w:t>
+      </w:r>
+    </w:p>
+    <w:p>
+      <w:r>
+        <w:t xml:space="preserve">    "@prisma/client": "^7.10.0",</w:t>
+      </w:r>
+    </w:p>
+    <w:p>
+      <w:r>
+        <w:t xml:space="preserve">    "bcrypt": "^5.1.1",</w:t>
+      </w:r>
+    </w:p>
+    <w:p>
+      <w:r>
+        <w:t xml:space="preserve">    "dotenv": "^17.4.2",</w:t>
+      </w:r>
+    </w:p>
+    <w:p>
+      <w:r>
+        <w:t xml:space="preserve">    "express": "^5.2.1",</w:t>
+      </w:r>
+    </w:p>
+    <w:p>
+      <w:r>
+        <w:t xml:space="preserve">    "jsonwebtoken": "^9.0.3",</w:t>
+      </w:r>
+    </w:p>
+    <w:p>
+      <w:r>
+        <w:t xml:space="preserve">    "pg": "^8.23.0"</w:t>
+      </w:r>
+    </w:p>
+    <w:p>
+      <w:r>
+        <w:t xml:space="preserve">  },</w:t>
+      </w:r>
+    </w:p>
+    <w:p>
+      <w:r>
+        <w:t xml:space="preserve">  "devDependencies": {</w:t>
+      </w:r>
+    </w:p>
+    <w:p>
+      <w:r>
+        <w:t xml:space="preserve">  "@types/bcrypt": "^6.0.0",</w:t>
+      </w:r>
+    </w:p>
+    <w:p>
+      <w:r>
+        <w:t xml:space="preserve">  "@types/node": "^26.6.2",</w:t>
+      </w:r>
+    </w:p>
+    <w:p>
+      <w:r>
+        <w:t xml:space="preserve">  "dotenv-cli": "^11.0.0",</w:t>
+      </w:r>
+    </w:p>
+    <w:p>
+      <w:r>
+        <w:t xml:space="preserve">  "prisma": "^7.10.0"</w:t>
+      </w:r>
+    </w:p>
+    <w:p>
+      <w:r>
+        <w:t xml:space="preserve">  },</w:t>
+      </w:r>
+    </w:p>
+    <w:p>
+      <w:r>
+        <w:t xml:space="preserve">  "prisma": {</w:t>
+      </w:r>
+    </w:p>
+    <w:p>
+      <w:r>
+        <w:t xml:space="preserve">    "seed": "node prisma/seeds/seed.js"</w:t>
+      </w:r>
+    </w:p>
+    <w:p>
+      <w:r>
+        <w:t xml:space="preserve">  }</w:t>
+      </w:r>
+    </w:p>
+    <w:p>
+      <w:r>
+        <w:t>}</w:t>
+      </w:r>
+    </w:p>
+    <w:p/>
+    <w:p/>
+    <w:p/>
+    <w:p>
+      <w:r>
         <w:t>================================================</w:t>
       </w:r>
     </w:p>
     <w:p>
       <w:r>
-        <w:t>services:</w:t>
-      </w:r>
-    </w:p>
-    <w:p>
-      <w:r>
-        <w:t xml:space="preserve">  backup:</w:t>
-      </w:r>
-    </w:p>
-    <w:p>
-      <w:r>
-        <w:t xml:space="preserve">    image: postgres:18</w:t>
-      </w:r>
-    </w:p>
-    <w:p>
-      <w:r>
-        <w:t xml:space="preserve">    env_file:</w:t>
-      </w:r>
-    </w:p>
-    <w:p>
-      <w:r>
-        <w:t xml:space="preserve">      - ./backend/.env</w:t>
-      </w:r>
-    </w:p>
-    <w:p>
-      <w:r>
-        <w:t xml:space="preserve">    volumes:</w:t>
-      </w:r>
-    </w:p>
-    <w:p>
-      <w:r>
-        <w:t xml:space="preserve">      - ./backend/backup:/backup</w:t>
-      </w:r>
-    </w:p>
-    <w:p>
-      <w:r>
-        <w:t xml:space="preserve">    restart: "no"</w:t>
-      </w:r>
-    </w:p>
-    <w:p/>
-    <w:p/>
+        <w:t>FILE: backend/prisma.config.ts</w:t>
+      </w:r>
+    </w:p>
     <w:p>
       <w:r>
         <w:t>================================================</w:t>
@@ -3614,9 +4783,63 @@
     </w:p>
     <w:p>
       <w:r>
-        <w:t>FILE: admin/eslint.config.js</w:t>
-      </w:r>
-    </w:p>
+        <w:t>import 'dotenv/config';</w:t>
+      </w:r>
+    </w:p>
+    <w:p>
+      <w:r>
+        <w:lastRenderedPageBreak/>
+        <w:t>import { defineConfig } from '@prisma/config';</w:t>
+      </w:r>
+    </w:p>
+    <w:p/>
+    <w:p>
+      <w:r>
+        <w:t>export default defineConfig({</w:t>
+      </w:r>
+    </w:p>
+    <w:p>
+      <w:r>
+        <w:t xml:space="preserve">  migrations: {</w:t>
+      </w:r>
+    </w:p>
+    <w:p>
+      <w:r>
+        <w:t xml:space="preserve">    // Chỉ định đường dẫn tới file seed.js của bạn</w:t>
+      </w:r>
+    </w:p>
+    <w:p>
+      <w:r>
+        <w:t xml:space="preserve">    seed: 'node ./prisma/seeds/seed.js', </w:t>
+      </w:r>
+    </w:p>
+    <w:p>
+      <w:r>
+        <w:t xml:space="preserve">  },</w:t>
+      </w:r>
+    </w:p>
+    <w:p>
+      <w:r>
+        <w:t xml:space="preserve">  datasource: {</w:t>
+      </w:r>
+    </w:p>
+    <w:p>
+      <w:r>
+        <w:t xml:space="preserve">    url: process.env.DATABASE_URL!,</w:t>
+      </w:r>
+    </w:p>
+    <w:p>
+      <w:r>
+        <w:t xml:space="preserve">  },</w:t>
+      </w:r>
+    </w:p>
+    <w:p>
+      <w:r>
+        <w:t>});</w:t>
+      </w:r>
+    </w:p>
+    <w:p/>
+    <w:p/>
     <w:p>
       <w:r>
         <w:t>================================================</w:t>
@@ -3624,112 +4847,229 @@
     </w:p>
     <w:p>
       <w:r>
-        <w:t>import js from '@eslint/js'</w:t>
-      </w:r>
-    </w:p>
-    <w:p>
-      <w:r>
-        <w:t>import globals from 'globals'</w:t>
-      </w:r>
-    </w:p>
-    <w:p>
-      <w:r>
-        <w:t>import reactHooks from 'eslint-plugin-react-hooks'</w:t>
-      </w:r>
-    </w:p>
-    <w:p>
-      <w:r>
-        <w:t>import reactRefresh from 'eslint-plugin-react-refresh'</w:t>
-      </w:r>
-    </w:p>
-    <w:p>
-      <w:r>
-        <w:t>import tseslint from 'typescript-eslint'</w:t>
-      </w:r>
-    </w:p>
-    <w:p>
-      <w:r>
-        <w:t>import { defineConfig, globalIgnores } from 'eslint/config'</w:t>
-      </w:r>
-    </w:p>
-    <w:p/>
-    <w:p>
-      <w:r>
-        <w:t>export default defineConfig([</w:t>
-      </w:r>
-    </w:p>
-    <w:p>
-      <w:r>
-        <w:t xml:space="preserve">  globalIgnores(['dist']),</w:t>
-      </w:r>
-    </w:p>
-    <w:p>
-      <w:r>
-        <w:t xml:space="preserve">  {</w:t>
-      </w:r>
-    </w:p>
-    <w:p>
-      <w:r>
-        <w:t xml:space="preserve">    files: ['**/*.{ts,tsx}'],</w:t>
-      </w:r>
-    </w:p>
-    <w:p>
-      <w:r>
-        <w:t xml:space="preserve">    extends: [</w:t>
+        <w:t>FILE: backend/tsconfig.json</w:t>
+      </w:r>
+    </w:p>
+    <w:p>
+      <w:r>
+        <w:t>================================================</w:t>
+      </w:r>
+    </w:p>
+    <w:p>
+      <w:r>
+        <w:t>{</w:t>
+      </w:r>
+    </w:p>
+    <w:p>
+      <w:r>
+        <w:t xml:space="preserve">  "compilerOptions": {</w:t>
+      </w:r>
+    </w:p>
+    <w:p>
+      <w:r>
+        <w:t xml:space="preserve">    "types": ["node"]</w:t>
+      </w:r>
+    </w:p>
+    <w:p>
+      <w:r>
+        <w:t xml:space="preserve">  }</w:t>
+      </w:r>
+    </w:p>
+    <w:p>
+      <w:r>
+        <w:t>}</w:t>
+      </w:r>
+    </w:p>
+    <w:p/>
+    <w:p/>
+    <w:p>
+      <w:r>
+        <w:t>================================================</w:t>
+      </w:r>
+    </w:p>
+    <w:p>
+      <w:r>
+        <w:t>FILE: backend/backup/backup.ps1</w:t>
+      </w:r>
+    </w:p>
+    <w:p>
+      <w:r>
+        <w:t>================================================</w:t>
       </w:r>
     </w:p>
     <w:p>
       <w:r>
         <w:lastRenderedPageBreak/>
-        <w:t xml:space="preserve">      js.configs.recommended,</w:t>
-      </w:r>
-    </w:p>
-    <w:p>
-      <w:r>
-        <w:t xml:space="preserve">      tseslint.configs.recommended,</w:t>
-      </w:r>
-    </w:p>
-    <w:p>
-      <w:r>
-        <w:t xml:space="preserve">      reactHooks.configs.flat.recommended,</w:t>
-      </w:r>
-    </w:p>
-    <w:p>
-      <w:r>
-        <w:t xml:space="preserve">      reactRefresh.configs.vite,</w:t>
-      </w:r>
-    </w:p>
-    <w:p>
-      <w:r>
-        <w:t xml:space="preserve">    ],</w:t>
-      </w:r>
-    </w:p>
-    <w:p>
-      <w:r>
-        <w:t xml:space="preserve">    languageOptions: {</w:t>
-      </w:r>
-    </w:p>
-    <w:p>
-      <w:r>
-        <w:t xml:space="preserve">      globals: globals.browser,</w:t>
-      </w:r>
-    </w:p>
-    <w:p>
-      <w:r>
-        <w:t xml:space="preserve">    },</w:t>
-      </w:r>
-    </w:p>
-    <w:p>
-      <w:r>
-        <w:t xml:space="preserve">  },</w:t>
-      </w:r>
-    </w:p>
-    <w:p>
-      <w:r>
-        <w:t>])</w:t>
-      </w:r>
-    </w:p>
-    <w:p/>
+        <w:t>$projectRoot = Split-Path $PSScriptRoot -Parent</w:t>
+      </w:r>
+    </w:p>
+    <w:p>
+      <w:r>
+        <w:t>$composeRoot = Split-Path $projectRoot -Parent</w:t>
+      </w:r>
+    </w:p>
+    <w:p/>
+    <w:p>
+      <w:r>
+        <w:t>$envFile = Join-Path $projectRoot ".env"</w:t>
+      </w:r>
+    </w:p>
+    <w:p/>
+    <w:p>
+      <w:r>
+        <w:t>if (!(Test-Path $envFile)) {</w:t>
+      </w:r>
+    </w:p>
+    <w:p>
+      <w:r>
+        <w:t xml:space="preserve">    Write-Host "Khong tim thay file .env!" -ForegroundColor Red</w:t>
+      </w:r>
+    </w:p>
+    <w:p>
+      <w:r>
+        <w:t xml:space="preserve">    exit 1</w:t>
+      </w:r>
+    </w:p>
+    <w:p>
+      <w:r>
+        <w:t>}</w:t>
+      </w:r>
+    </w:p>
+    <w:p/>
+    <w:p>
+      <w:r>
+        <w:t>$date = Get-Date -Format "yyyy-MM-dd"</w:t>
+      </w:r>
+    </w:p>
+    <w:p>
+      <w:r>
+        <w:t>$backupFileName = "backup_$date.dump"</w:t>
+      </w:r>
+    </w:p>
+    <w:p>
+      <w:r>
+        <w:t>$backupFile = Join-Path $PSScriptRoot $backupFileName</w:t>
+      </w:r>
+    </w:p>
+    <w:p/>
+    <w:p>
+      <w:r>
+        <w:t>Write-Host ""</w:t>
+      </w:r>
+    </w:p>
+    <w:p>
+      <w:r>
+        <w:t>Write-Host "========================================"</w:t>
+      </w:r>
+    </w:p>
+    <w:p>
+      <w:r>
+        <w:t>Write-Host "          SAO LUU CO SO DU LIEU"</w:t>
+      </w:r>
+    </w:p>
+    <w:p>
+      <w:r>
+        <w:t>Write-Host "========================================"</w:t>
+      </w:r>
+    </w:p>
+    <w:p>
+      <w:r>
+        <w:t>Write-Host ""</w:t>
+      </w:r>
+    </w:p>
+    <w:p>
+      <w:r>
+        <w:t>Write-Host "Dang sao luu..."</w:t>
+      </w:r>
+    </w:p>
+    <w:p>
+      <w:r>
+        <w:t>Write-Host "File: $backupFile"</w:t>
+      </w:r>
+    </w:p>
+    <w:p>
+      <w:r>
+        <w:t>Write-Host ""</w:t>
+      </w:r>
+    </w:p>
+    <w:p/>
+    <w:p>
+      <w:r>
+        <w:t>docker compose `</w:t>
+      </w:r>
+    </w:p>
+    <w:p>
+      <w:r>
+        <w:t xml:space="preserve">    -f (Join-Path $composeRoot "docker-compose.yml") `</w:t>
+      </w:r>
+    </w:p>
+    <w:p>
+      <w:r>
+        <w:t xml:space="preserve">    run --rm `</w:t>
+      </w:r>
+    </w:p>
+    <w:p>
+      <w:r>
+        <w:lastRenderedPageBreak/>
+        <w:t xml:space="preserve">    backup `</w:t>
+      </w:r>
+    </w:p>
+    <w:p>
+      <w:r>
+        <w:t xml:space="preserve">    sh -c "pg_dump `"`$DATABASE_URL`" -F c -b -v -f /backup/$backupFileName"</w:t>
+      </w:r>
+    </w:p>
+    <w:p/>
+    <w:p>
+      <w:r>
+        <w:t>if ($LASTEXITCODE -eq 0) {</w:t>
+      </w:r>
+    </w:p>
+    <w:p>
+      <w:r>
+        <w:t xml:space="preserve">    Write-Host ""</w:t>
+      </w:r>
+    </w:p>
+    <w:p>
+      <w:r>
+        <w:t xml:space="preserve">    Write-Host "Sao luu thanh cong!" -ForegroundColor Green</w:t>
+      </w:r>
+    </w:p>
+    <w:p>
+      <w:r>
+        <w:t xml:space="preserve">    Write-Host "Backup: $backupFile"</w:t>
+      </w:r>
+    </w:p>
+    <w:p>
+      <w:r>
+        <w:t>}</w:t>
+      </w:r>
+    </w:p>
+    <w:p>
+      <w:r>
+        <w:t>else {</w:t>
+      </w:r>
+    </w:p>
+    <w:p>
+      <w:r>
+        <w:t xml:space="preserve">    Write-Host ""</w:t>
+      </w:r>
+    </w:p>
+    <w:p>
+      <w:r>
+        <w:t xml:space="preserve">    Write-Host "Sao luu that bai!" -ForegroundColor Red</w:t>
+      </w:r>
+    </w:p>
+    <w:p>
+      <w:r>
+        <w:t xml:space="preserve">    exit 1</w:t>
+      </w:r>
+    </w:p>
+    <w:p>
+      <w:r>
+        <w:t>}</w:t>
+      </w:r>
+    </w:p>
     <w:p/>
     <w:p/>
     <w:p>
@@ -3739,7 +5079,7 @@
     </w:p>
     <w:p>
       <w:r>
-        <w:t>FILE: admin/index.html</w:t>
+        <w:t>FILE: backend/backup/restore.ps1</w:t>
       </w:r>
     </w:p>
     <w:p>
@@ -3749,7 +5089,500 @@
     </w:p>
     <w:p>
       <w:r>
-        <w:t>[Empty file]</w:t>
+        <w:t>$projectRoot = Split-Path $PSScriptRoot -Parent</w:t>
+      </w:r>
+    </w:p>
+    <w:p>
+      <w:r>
+        <w:t>$composeRoot = Split-Path $projectRoot -Parent</w:t>
+      </w:r>
+    </w:p>
+    <w:p/>
+    <w:p>
+      <w:r>
+        <w:t>$envFile = Join-Path $projectRoot ".env"</w:t>
+      </w:r>
+    </w:p>
+    <w:p/>
+    <w:p>
+      <w:r>
+        <w:t>if (!(Test-Path $envFile)) {</w:t>
+      </w:r>
+    </w:p>
+    <w:p>
+      <w:r>
+        <w:t xml:space="preserve">    Write-Host "Khong tim thay file .env!" -ForegroundColor Red</w:t>
+      </w:r>
+    </w:p>
+    <w:p>
+      <w:r>
+        <w:t xml:space="preserve">    exit 1</w:t>
+      </w:r>
+    </w:p>
+    <w:p>
+      <w:r>
+        <w:lastRenderedPageBreak/>
+        <w:t>}</w:t>
+      </w:r>
+    </w:p>
+    <w:p/>
+    <w:p>
+      <w:r>
+        <w:t>while ($true) {</w:t>
+      </w:r>
+    </w:p>
+    <w:p/>
+    <w:p>
+      <w:r>
+        <w:t xml:space="preserve">    Clear-Host</w:t>
+      </w:r>
+    </w:p>
+    <w:p/>
+    <w:p>
+      <w:r>
+        <w:t xml:space="preserve">    Write-Host "========================================"</w:t>
+      </w:r>
+    </w:p>
+    <w:p>
+      <w:r>
+        <w:t xml:space="preserve">    Write-Host "       PHUC HOI CO SO DU LIEU"</w:t>
+      </w:r>
+    </w:p>
+    <w:p>
+      <w:r>
+        <w:t xml:space="preserve">    Write-Host "========================================"</w:t>
+      </w:r>
+    </w:p>
+    <w:p>
+      <w:r>
+        <w:t xml:space="preserve">    Write-Host ""</w:t>
+      </w:r>
+    </w:p>
+    <w:p>
+      <w:r>
+        <w:t xml:space="preserve">    Write-Host "Nhan ENTER  : Phuc hoi ban backup moi nhat"</w:t>
+      </w:r>
+    </w:p>
+    <w:p>
+      <w:r>
+        <w:t xml:space="preserve">    Write-Host "Nhap ngay   : Phuc hoi backup theo ngay (yyyy-MM-dd)"</w:t>
+      </w:r>
+    </w:p>
+    <w:p>
+      <w:r>
+        <w:t xml:space="preserve">    Write-Host "Nhap Q      : Thoat"</w:t>
+      </w:r>
+    </w:p>
+    <w:p>
+      <w:r>
+        <w:t xml:space="preserve">    Write-Host ""</w:t>
+      </w:r>
+    </w:p>
+    <w:p/>
+    <w:p>
+      <w:r>
+        <w:t xml:space="preserve">    $date = Read-Host "Lua chon"</w:t>
+      </w:r>
+    </w:p>
+    <w:p/>
+    <w:p>
+      <w:r>
+        <w:t xml:space="preserve">    # ENTER -&gt; backup moi nhat</w:t>
+      </w:r>
+    </w:p>
+    <w:p>
+      <w:r>
+        <w:t xml:space="preserve">    if ([string]::IsNullOrWhiteSpace($date)) {</w:t>
+      </w:r>
+    </w:p>
+    <w:p/>
+    <w:p>
+      <w:r>
+        <w:t xml:space="preserve">        $backup = Get-ChildItem $PSScriptRoot -Filter "backup_*.dump" |</w:t>
+      </w:r>
+    </w:p>
+    <w:p>
+      <w:r>
+        <w:t xml:space="preserve">                  Sort-Object LastWriteTime -Descending |</w:t>
+      </w:r>
+    </w:p>
+    <w:p>
+      <w:r>
+        <w:t xml:space="preserve">                  Select-Object -First 1</w:t>
+      </w:r>
+    </w:p>
+    <w:p/>
+    <w:p>
+      <w:r>
+        <w:t xml:space="preserve">        if ($null -eq $backup) {</w:t>
+      </w:r>
+    </w:p>
+    <w:p>
+      <w:r>
+        <w:t xml:space="preserve">            Write-Host ""</w:t>
+      </w:r>
+    </w:p>
+    <w:p>
+      <w:r>
+        <w:lastRenderedPageBreak/>
+        <w:t xml:space="preserve">            Write-Host "Khong tim thay file backup nao!" -ForegroundColor Red</w:t>
+      </w:r>
+    </w:p>
+    <w:p>
+      <w:r>
+        <w:t xml:space="preserve">            Read-Host "Nhan Enter de thu lai"</w:t>
+      </w:r>
+    </w:p>
+    <w:p>
+      <w:r>
+        <w:t xml:space="preserve">            continue</w:t>
+      </w:r>
+    </w:p>
+    <w:p>
+      <w:r>
+        <w:t xml:space="preserve">        }</w:t>
+      </w:r>
+    </w:p>
+    <w:p>
+      <w:r>
+        <w:t xml:space="preserve">    }</w:t>
+      </w:r>
+    </w:p>
+    <w:p/>
+    <w:p>
+      <w:r>
+        <w:t xml:space="preserve">    # Q -&gt; thoat</w:t>
+      </w:r>
+    </w:p>
+    <w:p>
+      <w:r>
+        <w:t xml:space="preserve">    elseif ($date -eq "q" -or $date -eq "Q") {</w:t>
+      </w:r>
+    </w:p>
+    <w:p/>
+    <w:p>
+      <w:r>
+        <w:t xml:space="preserve">        Write-Host "Da thoat."</w:t>
+      </w:r>
+    </w:p>
+    <w:p>
+      <w:r>
+        <w:t xml:space="preserve">        break</w:t>
+      </w:r>
+    </w:p>
+    <w:p>
+      <w:r>
+        <w:t xml:space="preserve">    }</w:t>
+      </w:r>
+    </w:p>
+    <w:p/>
+    <w:p>
+      <w:r>
+        <w:t xml:space="preserve">    # Nhap ngay cu the</w:t>
+      </w:r>
+    </w:p>
+    <w:p>
+      <w:r>
+        <w:t xml:space="preserve">    else {</w:t>
+      </w:r>
+    </w:p>
+    <w:p/>
+    <w:p>
+      <w:r>
+        <w:t xml:space="preserve">        $parsedDate = [datetime]::MinValue</w:t>
+      </w:r>
+    </w:p>
+    <w:p/>
+    <w:p>
+      <w:r>
+        <w:t xml:space="preserve">        $validDate = [datetime]::TryParseExact(</w:t>
+      </w:r>
+    </w:p>
+    <w:p>
+      <w:r>
+        <w:t xml:space="preserve">            $date,</w:t>
+      </w:r>
+    </w:p>
+    <w:p>
+      <w:r>
+        <w:t xml:space="preserve">            "yyyy-MM-dd",</w:t>
+      </w:r>
+    </w:p>
+    <w:p>
+      <w:r>
+        <w:t xml:space="preserve">            $null,</w:t>
+      </w:r>
+    </w:p>
+    <w:p>
+      <w:r>
+        <w:t xml:space="preserve">            [Globalization.DateTimeStyles]::None,</w:t>
+      </w:r>
+    </w:p>
+    <w:p>
+      <w:r>
+        <w:t xml:space="preserve">            [ref]$parsedDate</w:t>
+      </w:r>
+    </w:p>
+    <w:p>
+      <w:r>
+        <w:t xml:space="preserve">        )</w:t>
+      </w:r>
+    </w:p>
+    <w:p/>
+    <w:p>
+      <w:r>
+        <w:lastRenderedPageBreak/>
+        <w:t xml:space="preserve">        if (!$validDate) {</w:t>
+      </w:r>
+    </w:p>
+    <w:p>
+      <w:r>
+        <w:t xml:space="preserve">            Write-Host ""</w:t>
+      </w:r>
+    </w:p>
+    <w:p>
+      <w:r>
+        <w:t xml:space="preserve">            Write-Host "Sai dinh dang ngay! Vui long nhap theo yyyy-MM-dd." -ForegroundColor Red</w:t>
+      </w:r>
+    </w:p>
+    <w:p>
+      <w:r>
+        <w:t xml:space="preserve">            Read-Host "Nhan Enter de nhap lai"</w:t>
+      </w:r>
+    </w:p>
+    <w:p>
+      <w:r>
+        <w:t xml:space="preserve">            continue</w:t>
+      </w:r>
+    </w:p>
+    <w:p>
+      <w:r>
+        <w:t xml:space="preserve">        }</w:t>
+      </w:r>
+    </w:p>
+    <w:p/>
+    <w:p>
+      <w:r>
+        <w:t xml:space="preserve">        $backupPath = Join-Path $PSScriptRoot "backup_$date.dump"</w:t>
+      </w:r>
+    </w:p>
+    <w:p/>
+    <w:p>
+      <w:r>
+        <w:t xml:space="preserve">        if (!(Test-Path $backupPath)) {</w:t>
+      </w:r>
+    </w:p>
+    <w:p>
+      <w:r>
+        <w:t xml:space="preserve">            Write-Host ""</w:t>
+      </w:r>
+    </w:p>
+    <w:p>
+      <w:r>
+        <w:t xml:space="preserve">            Write-Host "Khong tim thay backup ngay $date!" -ForegroundColor Red</w:t>
+      </w:r>
+    </w:p>
+    <w:p>
+      <w:r>
+        <w:t xml:space="preserve">            Read-Host "Nhan Enter de nhap lai"</w:t>
+      </w:r>
+    </w:p>
+    <w:p>
+      <w:r>
+        <w:t xml:space="preserve">            continue</w:t>
+      </w:r>
+    </w:p>
+    <w:p>
+      <w:r>
+        <w:t xml:space="preserve">        }</w:t>
+      </w:r>
+    </w:p>
+    <w:p/>
+    <w:p>
+      <w:r>
+        <w:t xml:space="preserve">        $backup = Get-Item $backupPath</w:t>
+      </w:r>
+    </w:p>
+    <w:p>
+      <w:r>
+        <w:t xml:space="preserve">    }</w:t>
+      </w:r>
+    </w:p>
+    <w:p/>
+    <w:p>
+      <w:r>
+        <w:t xml:space="preserve">    # Xac nhan</w:t>
+      </w:r>
+    </w:p>
+    <w:p>
+      <w:r>
+        <w:t xml:space="preserve">    Write-Host ""</w:t>
+      </w:r>
+    </w:p>
+    <w:p>
+      <w:r>
+        <w:t xml:space="preserve">    Write-Host "File backup duoc chon:"</w:t>
+      </w:r>
+    </w:p>
+    <w:p>
+      <w:r>
+        <w:t xml:space="preserve">    Write-Host $backup.FullName</w:t>
+      </w:r>
+    </w:p>
+    <w:p>
+      <w:r>
+        <w:t xml:space="preserve">    Write-Host ""</w:t>
+      </w:r>
+    </w:p>
+    <w:p/>
+    <w:p>
+      <w:r>
+        <w:lastRenderedPageBreak/>
+        <w:t xml:space="preserve">    $confirm = Read-Host "CANH BAO: Restore co the ghi de du lieu hien tai. Tiep tuc? (Y/N)"</w:t>
+      </w:r>
+    </w:p>
+    <w:p/>
+    <w:p>
+      <w:r>
+        <w:t xml:space="preserve">    if ($confirm -ne "Y" -and $confirm -ne "y") {</w:t>
+      </w:r>
+    </w:p>
+    <w:p>
+      <w:r>
+        <w:t xml:space="preserve">        Write-Host "Da huy phuc hoi."</w:t>
+      </w:r>
+    </w:p>
+    <w:p>
+      <w:r>
+        <w:t xml:space="preserve">        Read-Host "Nhan Enter de tiep tuc"</w:t>
+      </w:r>
+    </w:p>
+    <w:p>
+      <w:r>
+        <w:t xml:space="preserve">        continue</w:t>
+      </w:r>
+    </w:p>
+    <w:p>
+      <w:r>
+        <w:t xml:space="preserve">    }</w:t>
+      </w:r>
+    </w:p>
+    <w:p/>
+    <w:p>
+      <w:r>
+        <w:t xml:space="preserve">    Write-Host ""</w:t>
+      </w:r>
+    </w:p>
+    <w:p>
+      <w:r>
+        <w:t xml:space="preserve">    Write-Host "Dang phuc hoi..." -ForegroundColor Yellow</w:t>
+      </w:r>
+    </w:p>
+    <w:p>
+      <w:r>
+        <w:t xml:space="preserve">    Write-Host ""</w:t>
+      </w:r>
+    </w:p>
+    <w:p/>
+    <w:p>
+      <w:r>
+        <w:t xml:space="preserve">    # Lay ten file backup</w:t>
+      </w:r>
+    </w:p>
+    <w:p>
+      <w:r>
+        <w:t xml:space="preserve">    $backupFileName = $backup.Name</w:t>
+      </w:r>
+    </w:p>
+    <w:p/>
+    <w:p>
+      <w:r>
+        <w:t xml:space="preserve">    # Chay pg_restore ben trong Docker</w:t>
+      </w:r>
+    </w:p>
+    <w:p>
+      <w:r>
+        <w:t xml:space="preserve">    docker compose `</w:t>
+      </w:r>
+    </w:p>
+    <w:p>
+      <w:r>
+        <w:t xml:space="preserve">        -f (Join-Path $composeRoot "docker-compose.yml") `</w:t>
+      </w:r>
+    </w:p>
+    <w:p>
+      <w:r>
+        <w:t xml:space="preserve">        run --rm `</w:t>
+      </w:r>
+    </w:p>
+    <w:p>
+      <w:r>
+        <w:t xml:space="preserve">        backup `</w:t>
+      </w:r>
+    </w:p>
+    <w:p>
+      <w:r>
+        <w:t xml:space="preserve">        sh -c "pg_restore --clean --if-exists --no-owner --no-privileges --verbose --exit-on-error -d `"`$DATABASE_URL`" /backup/$backupFileName"</w:t>
+      </w:r>
+    </w:p>
+    <w:p/>
+    <w:p>
+      <w:r>
+        <w:t xml:space="preserve">    if ($LASTEXITCODE -eq 0) {</w:t>
+      </w:r>
+    </w:p>
+    <w:p/>
+    <w:p>
+      <w:r>
+        <w:t xml:space="preserve">        Write-Host ""</w:t>
+      </w:r>
+    </w:p>
+    <w:p>
+      <w:r>
+        <w:lastRenderedPageBreak/>
+        <w:t xml:space="preserve">        Write-Host "Phuc hoi thanh cong!" -ForegroundColor Green</w:t>
+      </w:r>
+    </w:p>
+    <w:p>
+      <w:r>
+        <w:t xml:space="preserve">        Write-Host "Backup: $($backup.FullName)"</w:t>
+      </w:r>
+    </w:p>
+    <w:p>
+      <w:r>
+        <w:t xml:space="preserve">    }</w:t>
+      </w:r>
+    </w:p>
+    <w:p>
+      <w:r>
+        <w:t xml:space="preserve">    else {</w:t>
+      </w:r>
+    </w:p>
+    <w:p/>
+    <w:p>
+      <w:r>
+        <w:t xml:space="preserve">        Write-Host ""</w:t>
+      </w:r>
+    </w:p>
+    <w:p>
+      <w:r>
+        <w:t xml:space="preserve">        Write-Host "Phuc hoi that bai!" -ForegroundColor Red</w:t>
+      </w:r>
+    </w:p>
+    <w:p>
+      <w:r>
+        <w:t xml:space="preserve">    }</w:t>
+      </w:r>
+    </w:p>
+    <w:p/>
+    <w:p>
+      <w:r>
+        <w:t xml:space="preserve">    Read-Host "Nhan Enter de tro ve menu"</w:t>
+      </w:r>
+    </w:p>
+    <w:p>
+      <w:r>
+        <w:t>}</w:t>
       </w:r>
     </w:p>
     <w:p/>
@@ -3761,7 +5594,7 @@
     </w:p>
     <w:p>
       <w:r>
-        <w:t>FILE: admin/package.json</w:t>
+        <w:t>FILE: backend/prisma/schema.prisma</w:t>
       </w:r>
     </w:p>
     <w:p>
@@ -3771,179 +5604,171 @@
     </w:p>
     <w:p>
       <w:r>
-        <w:t>{</w:t>
-      </w:r>
-    </w:p>
-    <w:p>
-      <w:r>
-        <w:t xml:space="preserve">  "name": "admin",</w:t>
-      </w:r>
-    </w:p>
-    <w:p>
-      <w:r>
-        <w:t xml:space="preserve">  "private": true,</w:t>
-      </w:r>
-    </w:p>
-    <w:p>
-      <w:r>
-        <w:t xml:space="preserve">  "version": "0.0.0",</w:t>
+        <w:t>datasource db {</w:t>
+      </w:r>
+    </w:p>
+    <w:p>
+      <w:r>
+        <w:t xml:space="preserve">  provider = "postgresql"</w:t>
+      </w:r>
+    </w:p>
+    <w:p>
+      <w:r>
+        <w:t>}</w:t>
+      </w:r>
+    </w:p>
+    <w:p/>
+    <w:p>
+      <w:r>
+        <w:t>generator client {</w:t>
+      </w:r>
+    </w:p>
+    <w:p>
+      <w:r>
+        <w:t xml:space="preserve">  provider = "prisma-client-js"</w:t>
+      </w:r>
+    </w:p>
+    <w:p>
+      <w:r>
+        <w:t>}</w:t>
+      </w:r>
+    </w:p>
+    <w:p/>
+    <w:p>
+      <w:r>
+        <w:t>model Role {</w:t>
+      </w:r>
+    </w:p>
+    <w:p>
+      <w:r>
+        <w:t xml:space="preserve">  roleId      Int       @id @default(autoincrement()) @map("role_id")</w:t>
       </w:r>
     </w:p>
     <w:p>
       <w:r>
         <w:lastRenderedPageBreak/>
-        <w:t xml:space="preserve">  "type": "module",</w:t>
-      </w:r>
-    </w:p>
-    <w:p>
-      <w:r>
-        <w:t xml:space="preserve">  "scripts": {</w:t>
-      </w:r>
-    </w:p>
-    <w:p>
-      <w:r>
-        <w:t xml:space="preserve">    "dev": "vite",</w:t>
-      </w:r>
-    </w:p>
-    <w:p>
-      <w:r>
-        <w:t xml:space="preserve">    "build": "tsc -b &amp;&amp; vite build",</w:t>
-      </w:r>
-    </w:p>
-    <w:p>
-      <w:r>
-        <w:t xml:space="preserve">    "lint": "eslint .",</w:t>
-      </w:r>
-    </w:p>
-    <w:p>
-      <w:r>
-        <w:t xml:space="preserve">    "preview": "vite preview"</w:t>
-      </w:r>
-    </w:p>
-    <w:p>
-      <w:r>
-        <w:t xml:space="preserve">  },</w:t>
-      </w:r>
-    </w:p>
-    <w:p>
-      <w:r>
-        <w:t xml:space="preserve">  "dependencies": {</w:t>
-      </w:r>
-    </w:p>
-    <w:p>
-      <w:r>
-        <w:t xml:space="preserve">    "@tanstack/react-query": "^5.103.1",</w:t>
-      </w:r>
-    </w:p>
-    <w:p>
-      <w:r>
-        <w:t xml:space="preserve">    "axios": "^1.20.0",</w:t>
-      </w:r>
-    </w:p>
-    <w:p>
-      <w:r>
-        <w:t xml:space="preserve">    "clsx": "^2.1.1",</w:t>
-      </w:r>
-    </w:p>
-    <w:p>
-      <w:r>
-        <w:t xml:space="preserve">    "lucide-react": "^1.47.0",</w:t>
-      </w:r>
-    </w:p>
-    <w:p>
-      <w:r>
-        <w:t xml:space="preserve">    "react": "^19.2.8",</w:t>
-      </w:r>
-    </w:p>
-    <w:p>
-      <w:r>
-        <w:t xml:space="preserve">    "react-dom": "^19.2.8",</w:t>
-      </w:r>
-    </w:p>
-    <w:p>
-      <w:r>
-        <w:t xml:space="preserve">    "react-router-dom": "^7.18.4",</w:t>
-      </w:r>
-    </w:p>
-    <w:p>
-      <w:r>
-        <w:t xml:space="preserve">    "tailwind-merge": "^3.7.0"</w:t>
-      </w:r>
-    </w:p>
-    <w:p>
-      <w:r>
-        <w:t xml:space="preserve">  },</w:t>
-      </w:r>
-    </w:p>
-    <w:p>
-      <w:r>
-        <w:t xml:space="preserve">  "devDependencies": {</w:t>
-      </w:r>
-    </w:p>
-    <w:p>
-      <w:r>
-        <w:t xml:space="preserve">    "@eslint/js": "^10.0.1",</w:t>
-      </w:r>
-    </w:p>
-    <w:p>
-      <w:r>
-        <w:t xml:space="preserve">    "@types/node": "^24.13.3",</w:t>
-      </w:r>
-    </w:p>
-    <w:p>
-      <w:r>
-        <w:t xml:space="preserve">    "@types/react": "^19.2.18",</w:t>
-      </w:r>
-    </w:p>
-    <w:p>
-      <w:r>
-        <w:t xml:space="preserve">    "@types/react-dom": "^19.2.7",</w:t>
-      </w:r>
-    </w:p>
-    <w:p>
-      <w:r>
-        <w:t xml:space="preserve">    "@vitejs/plugin-react": "^6.1.1",</w:t>
-      </w:r>
-    </w:p>
-    <w:p>
-      <w:r>
-        <w:t xml:space="preserve">    "eslint": "^10.10.0",</w:t>
-      </w:r>
-    </w:p>
-    <w:p>
-      <w:r>
-        <w:t xml:space="preserve">    "eslint-plugin-react-hooks": "^7.1.1",</w:t>
-      </w:r>
-    </w:p>
-    <w:p>
-      <w:r>
-        <w:t xml:space="preserve">    "eslint-plugin-react-refresh": "^0.5.6",</w:t>
+        <w:t xml:space="preserve">  roleName    String    @unique @db.VarChar(50) @map("role_name")</w:t>
+      </w:r>
+    </w:p>
+    <w:p>
+      <w:r>
+        <w:t xml:space="preserve">  description String?   @db.VarChar(255)</w:t>
+      </w:r>
+    </w:p>
+    <w:p>
+      <w:r>
+        <w:t xml:space="preserve">  accounts    Account[]</w:t>
+      </w:r>
+    </w:p>
+    <w:p/>
+    <w:p>
+      <w:r>
+        <w:t xml:space="preserve">  @@map("roles")</w:t>
+      </w:r>
+    </w:p>
+    <w:p>
+      <w:r>
+        <w:t>}</w:t>
+      </w:r>
+    </w:p>
+    <w:p/>
+    <w:p>
+      <w:r>
+        <w:t>model Account {</w:t>
+      </w:r>
+    </w:p>
+    <w:p>
+      <w:r>
+        <w:t xml:space="preserve">  accountId    Int       @id @default(autoincrement()) @map("account_id")</w:t>
+      </w:r>
+    </w:p>
+    <w:p>
+      <w:r>
+        <w:t xml:space="preserve">  username     String    @unique @db.VarChar(50)</w:t>
+      </w:r>
+    </w:p>
+    <w:p>
+      <w:r>
+        <w:t xml:space="preserve">  passwordHash String    @map("password_hash") @db.VarChar(255)</w:t>
+      </w:r>
+    </w:p>
+    <w:p>
+      <w:r>
+        <w:t xml:space="preserve">  roleId       Int       @map("role_id")</w:t>
+      </w:r>
+    </w:p>
+    <w:p>
+      <w:r>
+        <w:t xml:space="preserve">  isLocked     Boolean   @default(false) @map("is_locked")</w:t>
+      </w:r>
+    </w:p>
+    <w:p>
+      <w:r>
+        <w:t xml:space="preserve">  createdAt    DateTime  @default(now()) @map("created_at")</w:t>
+      </w:r>
+    </w:p>
+    <w:p>
+      <w:r>
+        <w:t xml:space="preserve">  role         Role      @relation(fields: [roleId], references: [roleId])</w:t>
+      </w:r>
+    </w:p>
+    <w:p>
+      <w:r>
+        <w:t xml:space="preserve">  customer     Customer?</w:t>
+      </w:r>
+    </w:p>
+    <w:p/>
+    <w:p>
+      <w:r>
+        <w:t xml:space="preserve">  @@map("accounts")</w:t>
+      </w:r>
+    </w:p>
+    <w:p>
+      <w:r>
+        <w:t>}</w:t>
+      </w:r>
+    </w:p>
+    <w:p/>
+    <w:p>
+      <w:r>
+        <w:t>model Supplier {</w:t>
+      </w:r>
+    </w:p>
+    <w:p>
+      <w:r>
+        <w:t xml:space="preserve">  supplierId   Int       @id @default(autoincrement()) @map("supplier_id")</w:t>
+      </w:r>
+    </w:p>
+    <w:p>
+      <w:r>
+        <w:t xml:space="preserve">  supplierName String    @map("supplier_name") @db.VarChar(150)</w:t>
+      </w:r>
+    </w:p>
+    <w:p>
+      <w:r>
+        <w:t xml:space="preserve">  phone        String?   @db.VarChar(20)</w:t>
+      </w:r>
+    </w:p>
+    <w:p>
+      <w:r>
+        <w:t xml:space="preserve">  email        String?   @db.VarChar(100)</w:t>
+      </w:r>
+    </w:p>
+    <w:p>
+      <w:r>
+        <w:t xml:space="preserve">  address      String?   @db.VarChar(255)</w:t>
       </w:r>
     </w:p>
     <w:p>
       <w:r>
         <w:lastRenderedPageBreak/>
-        <w:t xml:space="preserve">    "globals": "^17.12.0",</w:t>
-      </w:r>
-    </w:p>
-    <w:p>
-      <w:r>
-        <w:t xml:space="preserve">    "typescript": "~6.0.2",</w:t>
-      </w:r>
-    </w:p>
-    <w:p>
-      <w:r>
-        <w:t xml:space="preserve">    "typescript-eslint": "^8.69.0",</w:t>
-      </w:r>
-    </w:p>
-    <w:p>
-      <w:r>
-        <w:t xml:space="preserve">    "vite": "^8.3.0"</w:t>
-      </w:r>
-    </w:p>
-    <w:p>
-      <w:r>
-        <w:t xml:space="preserve">  }</w:t>
+        <w:t xml:space="preserve">  products     Product[]</w:t>
+      </w:r>
+    </w:p>
+    <w:p/>
+    <w:p>
+      <w:r>
+        <w:t xml:space="preserve">  @@map("suppliers")</w:t>
       </w:r>
     </w:p>
     <w:p>
@@ -3952,6 +5777,739 @@
       </w:r>
     </w:p>
     <w:p/>
+    <w:p>
+      <w:r>
+        <w:t>model Product {</w:t>
+      </w:r>
+    </w:p>
+    <w:p>
+      <w:r>
+        <w:t xml:space="preserve">  productId     Int        @id @default(autoincrement()) @map("product_id")</w:t>
+      </w:r>
+    </w:p>
+    <w:p>
+      <w:r>
+        <w:t xml:space="preserve">  supplierId    Int        @map("supplier_id")</w:t>
+      </w:r>
+    </w:p>
+    <w:p>
+      <w:r>
+        <w:t xml:space="preserve">  productName   String     @map("product_name") @db.VarChar(150)</w:t>
+      </w:r>
+    </w:p>
+    <w:p>
+      <w:r>
+        <w:t xml:space="preserve">  category      String?    @db.VarChar(50)</w:t>
+      </w:r>
+    </w:p>
+    <w:p>
+      <w:r>
+        <w:t xml:space="preserve">  brand         String?    @db.VarChar(50)</w:t>
+      </w:r>
+    </w:p>
+    <w:p>
+      <w:r>
+        <w:t xml:space="preserve">  size          String?    @db.VarChar(10)</w:t>
+      </w:r>
+    </w:p>
+    <w:p>
+      <w:r>
+        <w:t xml:space="preserve">  color         String?    @db.VarChar(30)</w:t>
+      </w:r>
+    </w:p>
+    <w:p>
+      <w:r>
+        <w:t xml:space="preserve">  material      String?    @db.VarChar(50)</w:t>
+      </w:r>
+    </w:p>
+    <w:p>
+      <w:r>
+        <w:t xml:space="preserve">  price         Decimal    @db.Decimal(18, 2)</w:t>
+      </w:r>
+    </w:p>
+    <w:p>
+      <w:r>
+        <w:t xml:space="preserve">  stockQuantity Int        @default(0) @map("stock_quantity")</w:t>
+      </w:r>
+    </w:p>
+    <w:p>
+      <w:r>
+        <w:t xml:space="preserve">  isActive      Boolean    @default(true) @map("is_active")</w:t>
+      </w:r>
+    </w:p>
+    <w:p>
+      <w:r>
+        <w:t xml:space="preserve">  imageUrl      String?    @map("image_url") @db.VarChar(500)</w:t>
+      </w:r>
+    </w:p>
+    <w:p>
+      <w:r>
+        <w:t xml:space="preserve">  supplier      Supplier   @relation(fields: [supplierId], references: [supplierId])</w:t>
+      </w:r>
+    </w:p>
+    <w:p>
+      <w:r>
+        <w:t xml:space="preserve">  feedbacks     Feedback[]</w:t>
+      </w:r>
+    </w:p>
+    <w:p/>
+    <w:p>
+      <w:r>
+        <w:t xml:space="preserve">  @@index([supplierId])</w:t>
+      </w:r>
+    </w:p>
+    <w:p>
+      <w:r>
+        <w:t xml:space="preserve">  @@index([category])</w:t>
+      </w:r>
+    </w:p>
+    <w:p>
+      <w:r>
+        <w:t xml:space="preserve">  @@index([isActive])</w:t>
+      </w:r>
+    </w:p>
+    <w:p>
+      <w:r>
+        <w:t xml:space="preserve">  @@map("products")</w:t>
+      </w:r>
+    </w:p>
+    <w:p>
+      <w:r>
+        <w:t>}</w:t>
+      </w:r>
+    </w:p>
+    <w:p/>
+    <w:p>
+      <w:r>
+        <w:t>model Customer {</w:t>
+      </w:r>
+    </w:p>
+    <w:p>
+      <w:r>
+        <w:t xml:space="preserve">  customerId          Int                  @id @map("customer_id")</w:t>
+      </w:r>
+    </w:p>
+    <w:p>
+      <w:r>
+        <w:t xml:space="preserve">  fullName            String               @map("full_name") @db.VarChar(100)</w:t>
+      </w:r>
+    </w:p>
+    <w:p>
+      <w:r>
+        <w:t xml:space="preserve">  dateOfBirth         DateTime             @map("date_of_birth") @db.Date</w:t>
+      </w:r>
+    </w:p>
+    <w:p>
+      <w:r>
+        <w:t xml:space="preserve">  gender              String?              @db.VarChar(10)</w:t>
+      </w:r>
+    </w:p>
+    <w:p>
+      <w:r>
+        <w:t xml:space="preserve">  phone               String?              @db.VarChar(20)</w:t>
+      </w:r>
+    </w:p>
+    <w:p>
+      <w:r>
+        <w:t xml:space="preserve">  address             String?              @db.VarChar(255)</w:t>
+      </w:r>
+    </w:p>
+    <w:p>
+      <w:r>
+        <w:t xml:space="preserve">  // Soft delete cho nghiệp vụ "Xóa khách hàng" (4.1.2) - TÁCH BIỆT với Account.isLocked (4.1.3 "Khóa tài khoản").</w:t>
+      </w:r>
+    </w:p>
+    <w:p>
+      <w:r>
+        <w:t xml:space="preserve">  // isDeleted=true  -&gt; khách hàng biến mất khỏi danh sách hoạt động, KHÔNG xóa Feedback/SurveyResponse liên quan.</w:t>
+      </w:r>
+    </w:p>
+    <w:p>
+      <w:r>
+        <w:t xml:space="preserve">  // Account.isLocked=true -&gt; khách hàng không đăng nhập được, dữ liệu và Customer vẫn nguyên vẹn.</w:t>
+      </w:r>
+    </w:p>
+    <w:p>
+      <w:r>
+        <w:t xml:space="preserve">  isDeleted           Boolean              @default(false) @map("is_deleted")</w:t>
+      </w:r>
+    </w:p>
+    <w:p>
+      <w:r>
+        <w:t xml:space="preserve">  deletedAt           DateTime?            @map("deleted_at")</w:t>
+      </w:r>
+    </w:p>
+    <w:p>
+      <w:r>
+        <w:t xml:space="preserve">  account             Account              @relation(fields: [customerId], references: [accountId], onDelete: Cascade)</w:t>
+      </w:r>
+    </w:p>
+    <w:p>
+      <w:r>
+        <w:t xml:space="preserve">  customerPreferences CustomerPreference[]</w:t>
+      </w:r>
+    </w:p>
+    <w:p>
+      <w:r>
+        <w:t xml:space="preserve">  feedbacks           Feedback[]</w:t>
+      </w:r>
+    </w:p>
+    <w:p>
+      <w:r>
+        <w:t xml:space="preserve">  surveyTargets       SurveyTarget[]</w:t>
+      </w:r>
+    </w:p>
+    <w:p>
+      <w:r>
+        <w:t xml:space="preserve">  surveyResponses     SurveyResponse[]</w:t>
+      </w:r>
+    </w:p>
+    <w:p/>
+    <w:p>
+      <w:r>
+        <w:t xml:space="preserve">  @@index([isDeleted])</w:t>
+      </w:r>
+    </w:p>
+    <w:p>
+      <w:r>
+        <w:t xml:space="preserve">  @@map("customers")</w:t>
+      </w:r>
+    </w:p>
+    <w:p>
+      <w:r>
+        <w:t>}</w:t>
+      </w:r>
+    </w:p>
+    <w:p/>
+    <w:p>
+      <w:r>
+        <w:lastRenderedPageBreak/>
+        <w:t>model CustomerPreference {</w:t>
+      </w:r>
+    </w:p>
+    <w:p>
+      <w:r>
+        <w:t xml:space="preserve">  preferenceId  Int      @id @default(autoincrement()) @map("preference_id")</w:t>
+      </w:r>
+    </w:p>
+    <w:p>
+      <w:r>
+        <w:t xml:space="preserve">  customerId    Int      @map("customer_id")</w:t>
+      </w:r>
+    </w:p>
+    <w:p>
+      <w:r>
+        <w:t xml:space="preserve">  preferenceTag String   @map("preference_tag") @db.VarChar(100)</w:t>
+      </w:r>
+    </w:p>
+    <w:p>
+      <w:r>
+        <w:t xml:space="preserve">  customer      Customer @relation(fields: [customerId], references: [customerId], onDelete: Cascade)</w:t>
+      </w:r>
+    </w:p>
+    <w:p/>
+    <w:p>
+      <w:r>
+        <w:t xml:space="preserve">  @@map("customer_preferences")</w:t>
+      </w:r>
+    </w:p>
+    <w:p>
+      <w:r>
+        <w:t>}</w:t>
+      </w:r>
+    </w:p>
+    <w:p/>
+    <w:p>
+      <w:r>
+        <w:t>model Feedback {</w:t>
+      </w:r>
+    </w:p>
+    <w:p>
+      <w:r>
+        <w:t xml:space="preserve">  feedbackId Int      @id @default(autoincrement()) @map("feedback_id")</w:t>
+      </w:r>
+    </w:p>
+    <w:p>
+      <w:r>
+        <w:t xml:space="preserve">  customerId Int      @map("customer_id")</w:t>
+      </w:r>
+    </w:p>
+    <w:p>
+      <w:r>
+        <w:t xml:space="preserve">  productId  Int      @map("product_id")</w:t>
+      </w:r>
+    </w:p>
+    <w:p>
+      <w:r>
+        <w:t xml:space="preserve">  title      String   @db.VarChar(150)</w:t>
+      </w:r>
+    </w:p>
+    <w:p>
+      <w:r>
+        <w:t xml:space="preserve">  content    String   @db.Text</w:t>
+      </w:r>
+    </w:p>
+    <w:p>
+      <w:r>
+        <w:t xml:space="preserve">  // rating phải trong khoảng 1-5. Ràng buộc CHECK(rating BETWEEN 1 AND 5) được thêm bằng raw SQL trong migration</w:t>
+      </w:r>
+    </w:p>
+    <w:p>
+      <w:r>
+        <w:t xml:space="preserve">  // (Prisma Client không tự sinh CHECK constraint), kèm validate ở tầng API/service.</w:t>
+      </w:r>
+    </w:p>
+    <w:p>
+      <w:r>
+        <w:t xml:space="preserve">  rating     Int</w:t>
+      </w:r>
+    </w:p>
+    <w:p>
+      <w:r>
+        <w:t xml:space="preserve">  imageUrl   String?  @map("image_url") @db.VarChar(500)</w:t>
+      </w:r>
+    </w:p>
+    <w:p>
+      <w:r>
+        <w:t xml:space="preserve">  status     String   @default("Pending") @db.VarChar(20)</w:t>
+      </w:r>
+    </w:p>
+    <w:p>
+      <w:r>
+        <w:t xml:space="preserve">  createdAt  DateTime @default(now()) @map("created_at")</w:t>
+      </w:r>
+    </w:p>
+    <w:p>
+      <w:r>
+        <w:t xml:space="preserve">  // Giữ nguyên quan hệ mặc định (RESTRICT) tới Customer: vì "Xóa khách hàng" giờ là soft delete</w:t>
+      </w:r>
+    </w:p>
+    <w:p>
+      <w:r>
+        <w:t xml:space="preserve">  // (Customer.isDeleted), app KHÔNG bao giờ chạy DELETE thật trên customers nữa nên RESTRICT không</w:t>
+      </w:r>
+    </w:p>
+    <w:p>
+      <w:r>
+        <w:lastRenderedPageBreak/>
+        <w:t xml:space="preserve">  // còn cản trở nghiệp vụ, đồng thời vẫn bảo vệ toàn vẹn dữ liệu nếu ai đó lỡ xóa cứng bằng tay.</w:t>
+      </w:r>
+    </w:p>
+    <w:p>
+      <w:r>
+        <w:t xml:space="preserve">  customer   Customer @relation(fields: [customerId], references: [customerId])</w:t>
+      </w:r>
+    </w:p>
+    <w:p>
+      <w:r>
+        <w:t xml:space="preserve">  product    Product  @relation(fields: [productId], references: [productId])</w:t>
+      </w:r>
+    </w:p>
+    <w:p/>
+    <w:p>
+      <w:r>
+        <w:t xml:space="preserve">  @@index([customerId])</w:t>
+      </w:r>
+    </w:p>
+    <w:p>
+      <w:r>
+        <w:t xml:space="preserve">  @@index([productId])</w:t>
+      </w:r>
+    </w:p>
+    <w:p>
+      <w:r>
+        <w:t xml:space="preserve">  @@index([status])</w:t>
+      </w:r>
+    </w:p>
+    <w:p>
+      <w:r>
+        <w:t xml:space="preserve">  @@map("feedbacks")</w:t>
+      </w:r>
+    </w:p>
+    <w:p>
+      <w:r>
+        <w:t>}</w:t>
+      </w:r>
+    </w:p>
+    <w:p/>
+    <w:p>
+      <w:r>
+        <w:t>model Survey {</w:t>
+      </w:r>
+    </w:p>
+    <w:p>
+      <w:r>
+        <w:t xml:space="preserve">  surveyId        Int              @id @default(autoincrement()) @map("survey_id")</w:t>
+      </w:r>
+    </w:p>
+    <w:p>
+      <w:r>
+        <w:t xml:space="preserve">  title           String           @db.VarChar(200)</w:t>
+      </w:r>
+    </w:p>
+    <w:p>
+      <w:r>
+        <w:t xml:space="preserve">  description     String?          @db.Text</w:t>
+      </w:r>
+    </w:p>
+    <w:p>
+      <w:r>
+        <w:t xml:space="preserve">  createdAt       DateTime         @default(now()) @map("created_at")</w:t>
+      </w:r>
+    </w:p>
+    <w:p>
+      <w:r>
+        <w:t xml:space="preserve">  isActive        Boolean          @default(true) @map("is_active")</w:t>
+      </w:r>
+    </w:p>
+    <w:p>
+      <w:r>
+        <w:t xml:space="preserve">  questions       SurveyQuestion[]</w:t>
+      </w:r>
+    </w:p>
+    <w:p>
+      <w:r>
+        <w:t xml:space="preserve">  surveyTargets   SurveyTarget[]</w:t>
+      </w:r>
+    </w:p>
+    <w:p>
+      <w:r>
+        <w:t xml:space="preserve">  surveyResponses SurveyResponse[]</w:t>
+      </w:r>
+    </w:p>
+    <w:p/>
+    <w:p>
+      <w:r>
+        <w:t xml:space="preserve">  @@map("surveys")</w:t>
+      </w:r>
+    </w:p>
+    <w:p>
+      <w:r>
+        <w:t>}</w:t>
+      </w:r>
+    </w:p>
+    <w:p/>
+    <w:p>
+      <w:r>
+        <w:t>model SurveyQuestion {</w:t>
+      </w:r>
+    </w:p>
+    <w:p>
+      <w:r>
+        <w:t xml:space="preserve">  questionId      Int                    @id @default(autoincrement()) @map("question_id")</w:t>
+      </w:r>
+    </w:p>
+    <w:p>
+      <w:r>
+        <w:lastRenderedPageBreak/>
+        <w:t xml:space="preserve">  surveyId        Int                    @map("survey_id")</w:t>
+      </w:r>
+    </w:p>
+    <w:p>
+      <w:r>
+        <w:t xml:space="preserve">  questionContent String                 @map("question_content") @db.Text</w:t>
+      </w:r>
+    </w:p>
+    <w:p>
+      <w:r>
+        <w:t xml:space="preserve">  questionType    String                 @map("question_type") @db.VarChar(20)</w:t>
+      </w:r>
+    </w:p>
+    <w:p>
+      <w:r>
+        <w:t xml:space="preserve">  survey          Survey                 @relation(fields: [surveyId], references: [surveyId], onDelete: Cascade)</w:t>
+      </w:r>
+    </w:p>
+    <w:p>
+      <w:r>
+        <w:t xml:space="preserve">  options         SurveyQuestionOption[]</w:t>
+      </w:r>
+    </w:p>
+    <w:p>
+      <w:r>
+        <w:t xml:space="preserve">  surveyAnswers   SurveyAnswer[]</w:t>
+      </w:r>
+    </w:p>
+    <w:p/>
+    <w:p>
+      <w:r>
+        <w:t xml:space="preserve">  @@index([surveyId])</w:t>
+      </w:r>
+    </w:p>
+    <w:p>
+      <w:r>
+        <w:t xml:space="preserve">  @@map("survey_questions")</w:t>
+      </w:r>
+    </w:p>
+    <w:p>
+      <w:r>
+        <w:t>}</w:t>
+      </w:r>
+    </w:p>
+    <w:p/>
+    <w:p>
+      <w:r>
+        <w:t>// Danh sách lựa chọn hợp lệ cho câu hỏi SINGLE_CHOICE / MULTIPLE_CHOICE.</w:t>
+      </w:r>
+    </w:p>
+    <w:p>
+      <w:r>
+        <w:t>// Câu hỏi loại TEXT không dùng bảng này (options rỗng).</w:t>
+      </w:r>
+    </w:p>
+    <w:p>
+      <w:r>
+        <w:t>model SurveyQuestionOption {</w:t>
+      </w:r>
+    </w:p>
+    <w:p>
+      <w:r>
+        <w:t xml:space="preserve">  optionId   Int            @id @default(autoincrement()) @map("option_id")</w:t>
+      </w:r>
+    </w:p>
+    <w:p>
+      <w:r>
+        <w:t xml:space="preserve">  questionId Int            @map("question_id")</w:t>
+      </w:r>
+    </w:p>
+    <w:p>
+      <w:r>
+        <w:t xml:space="preserve">  optionText String         @map("option_text") @db.VarChar(255)</w:t>
+      </w:r>
+    </w:p>
+    <w:p>
+      <w:r>
+        <w:t xml:space="preserve">  sortOrder  Int            @default(0) @map("sort_order")</w:t>
+      </w:r>
+    </w:p>
+    <w:p>
+      <w:r>
+        <w:t xml:space="preserve">  question   SurveyQuestion @relation(fields: [questionId], references: [questionId], onDelete: Cascade)</w:t>
+      </w:r>
+    </w:p>
+    <w:p>
+      <w:r>
+        <w:t xml:space="preserve">  answers    SurveyAnswer[]</w:t>
+      </w:r>
+    </w:p>
+    <w:p/>
+    <w:p>
+      <w:r>
+        <w:t xml:space="preserve">  @@index([questionId])</w:t>
+      </w:r>
+    </w:p>
+    <w:p>
+      <w:r>
+        <w:t xml:space="preserve">  @@map("survey_question_options")</w:t>
+      </w:r>
+    </w:p>
+    <w:p>
+      <w:r>
+        <w:t>}</w:t>
+      </w:r>
+    </w:p>
+    <w:p/>
+    <w:p>
+      <w:r>
+        <w:lastRenderedPageBreak/>
+        <w:t>model SurveyTarget {</w:t>
+      </w:r>
+    </w:p>
+    <w:p>
+      <w:r>
+        <w:t xml:space="preserve">  surveyId    Int      @map("survey_id")</w:t>
+      </w:r>
+    </w:p>
+    <w:p>
+      <w:r>
+        <w:t xml:space="preserve">  customerId  Int      @map("customer_id")</w:t>
+      </w:r>
+    </w:p>
+    <w:p>
+      <w:r>
+        <w:t xml:space="preserve">  isCompleted Boolean  @default(false) @map("is_completed")</w:t>
+      </w:r>
+    </w:p>
+    <w:p>
+      <w:r>
+        <w:t xml:space="preserve">  survey      Survey   @relation(fields: [surveyId], references: [surveyId], onDelete: Cascade)</w:t>
+      </w:r>
+    </w:p>
+    <w:p>
+      <w:r>
+        <w:t xml:space="preserve">  customer    Customer @relation(fields: [customerId], references: [customerId], onDelete: Cascade)</w:t>
+      </w:r>
+    </w:p>
+    <w:p/>
+    <w:p>
+      <w:r>
+        <w:t xml:space="preserve">  @@id([surveyId, customerId])</w:t>
+      </w:r>
+    </w:p>
+    <w:p>
+      <w:r>
+        <w:t xml:space="preserve">  @@map("survey_targets")</w:t>
+      </w:r>
+    </w:p>
+    <w:p>
+      <w:r>
+        <w:t>}</w:t>
+      </w:r>
+    </w:p>
+    <w:p/>
+    <w:p>
+      <w:r>
+        <w:t>model SurveyResponse {</w:t>
+      </w:r>
+    </w:p>
+    <w:p>
+      <w:r>
+        <w:t xml:space="preserve">  responseId    Int            @id @default(autoincrement()) @map("response_id")</w:t>
+      </w:r>
+    </w:p>
+    <w:p>
+      <w:r>
+        <w:t xml:space="preserve">  surveyId      Int            @map("survey_id")</w:t>
+      </w:r>
+    </w:p>
+    <w:p>
+      <w:r>
+        <w:t xml:space="preserve">  customerId    Int            @map("customer_id")</w:t>
+      </w:r>
+    </w:p>
+    <w:p>
+      <w:r>
+        <w:t xml:space="preserve">  submittedAt   DateTime       @default(now()) @map("submitted_at")</w:t>
+      </w:r>
+    </w:p>
+    <w:p>
+      <w:r>
+        <w:t xml:space="preserve">  survey        Survey         @relation(fields: [surveyId], references: [surveyId])</w:t>
+      </w:r>
+    </w:p>
+    <w:p>
+      <w:r>
+        <w:t xml:space="preserve">  customer      Customer       @relation(fields: [customerId], references: [customerId])</w:t>
+      </w:r>
+    </w:p>
+    <w:p>
+      <w:r>
+        <w:t xml:space="preserve">  surveyAnswers SurveyAnswer[]</w:t>
+      </w:r>
+    </w:p>
+    <w:p/>
+    <w:p>
+      <w:r>
+        <w:t xml:space="preserve">  // Một khách hàng chỉ được nộp 1 lần cho mỗi khảo sát (yêu cầu VI).</w:t>
+      </w:r>
+    </w:p>
+    <w:p>
+      <w:r>
+        <w:t xml:space="preserve">  @@unique([surveyId, customerId], name: "uq_survey_response_customer")</w:t>
+      </w:r>
+    </w:p>
+    <w:p>
+      <w:r>
+        <w:t xml:space="preserve">  @@index([customerId])</w:t>
+      </w:r>
+    </w:p>
+    <w:p>
+      <w:r>
+        <w:t xml:space="preserve">  @@map("survey_responses")</w:t>
+      </w:r>
+    </w:p>
+    <w:p>
+      <w:r>
+        <w:t>}</w:t>
+      </w:r>
+    </w:p>
+    <w:p/>
+    <w:p>
+      <w:r>
+        <w:t>model SurveyAnswer {</w:t>
+      </w:r>
+    </w:p>
+    <w:p>
+      <w:r>
+        <w:t xml:space="preserve">  answerId       Int                   @id @default(autoincrement()) @map("answer_id")</w:t>
+      </w:r>
+    </w:p>
+    <w:p>
+      <w:r>
+        <w:t xml:space="preserve">  responseId     Int                   @map("response_id")</w:t>
+      </w:r>
+    </w:p>
+    <w:p>
+      <w:r>
+        <w:t xml:space="preserve">  questionId     Int                   @map("question_id")</w:t>
+      </w:r>
+    </w:p>
+    <w:p>
+      <w:r>
+        <w:t xml:space="preserve">  // Giữ nguyên answerValue (không breaking change): dùng cho câu TEXT, và với SINGLE_CHOICE</w:t>
+      </w:r>
+    </w:p>
+    <w:p>
+      <w:r>
+        <w:t xml:space="preserve">  // vẫn lưu text của lựa chọn (denormalized) để không phải sửa code đọc dữ liệu hiện tại.</w:t>
+      </w:r>
+    </w:p>
+    <w:p>
+      <w:r>
+        <w:t xml:space="preserve">  answerValue    String                @map("answer_value") @db.Text</w:t>
+      </w:r>
+    </w:p>
+    <w:p>
+      <w:r>
+        <w:t xml:space="preserve">  // Thêm mới: với câu SINGLE_CHOICE/MULTIPLE_CHOICE, optionId trỏ về lựa chọn hợp lệ để thống kê</w:t>
+      </w:r>
+    </w:p>
+    <w:p>
+      <w:r>
+        <w:t xml:space="preserve">  // chính xác bằng group-by id thay vì so khớp chuỗi text. Nullable vì câu TEXT không có option.</w:t>
+      </w:r>
+    </w:p>
+    <w:p>
+      <w:r>
+        <w:t xml:space="preserve">  optionId       Int?                  @map("option_id")</w:t>
+      </w:r>
+    </w:p>
+    <w:p>
+      <w:r>
+        <w:t xml:space="preserve">  surveyResponse SurveyResponse        @relation(fields: [responseId], references: [responseId], onDelete: Cascade)</w:t>
+      </w:r>
+    </w:p>
+    <w:p>
+      <w:r>
+        <w:t xml:space="preserve">  surveyQuestion SurveyQuestion        @relation(fields: [questionId], references: [questionId])</w:t>
+      </w:r>
+    </w:p>
+    <w:p>
+      <w:r>
+        <w:t xml:space="preserve">  option         SurveyQuestionOption? @relation(fields: [optionId], references: [optionId])</w:t>
+      </w:r>
+    </w:p>
+    <w:p/>
+    <w:p>
+      <w:r>
+        <w:t xml:space="preserve">  @@index([questionId])</w:t>
+      </w:r>
+    </w:p>
+    <w:p>
+      <w:r>
+        <w:t xml:space="preserve">  @@index([optionId])</w:t>
+      </w:r>
+    </w:p>
+    <w:p>
+      <w:r>
+        <w:t xml:space="preserve">  @@map("survey_answers")</w:t>
+      </w:r>
+    </w:p>
+    <w:p>
+      <w:r>
+        <w:t>}</w:t>
+      </w:r>
+    </w:p>
     <w:p/>
     <w:p/>
     <w:p>
@@ -3961,7 +6519,8 @@
     </w:p>
     <w:p>
       <w:r>
-        <w:t>FILE: admin/tsconfig.app.json</w:t>
+        <w:lastRenderedPageBreak/>
+        <w:t>FILE: backend/prisma/migrations/migration_lock.toml</w:t>
       </w:r>
     </w:p>
     <w:p>
@@ -3971,125 +6530,785 @@
     </w:p>
     <w:p>
       <w:r>
-        <w:t>{</w:t>
-      </w:r>
-    </w:p>
-    <w:p>
-      <w:r>
-        <w:t xml:space="preserve">  "compilerOptions": {</w:t>
-      </w:r>
-    </w:p>
-    <w:p>
-      <w:r>
-        <w:t xml:space="preserve">    "tsBuildInfoFile": "./node_modules/.tmp/tsconfig.app.tsbuildinfo",</w:t>
-      </w:r>
-    </w:p>
-    <w:p>
-      <w:r>
-        <w:t xml:space="preserve">    "target": "es2023",</w:t>
-      </w:r>
-    </w:p>
-    <w:p>
-      <w:r>
-        <w:t xml:space="preserve">    "lib": ["ES2023", "DOM"],</w:t>
-      </w:r>
-    </w:p>
-    <w:p>
-      <w:r>
-        <w:t xml:space="preserve">    "module": "esnext",</w:t>
-      </w:r>
-    </w:p>
-    <w:p>
-      <w:r>
-        <w:t xml:space="preserve">    "types": ["vite/client"],</w:t>
-      </w:r>
-    </w:p>
-    <w:p>
-      <w:r>
-        <w:t xml:space="preserve">    "allowArbitraryExtensions": true,</w:t>
-      </w:r>
-    </w:p>
-    <w:p>
-      <w:r>
-        <w:t xml:space="preserve">    "skipLibCheck": true,</w:t>
-      </w:r>
-    </w:p>
-    <w:p/>
-    <w:p>
-      <w:r>
-        <w:t xml:space="preserve">    /* Bundler mode */</w:t>
-      </w:r>
-    </w:p>
-    <w:p>
-      <w:r>
-        <w:t xml:space="preserve">    "moduleResolution": "bundler",</w:t>
-      </w:r>
-    </w:p>
-    <w:p>
-      <w:r>
-        <w:t xml:space="preserve">    "allowImportingTsExtensions": true,</w:t>
-      </w:r>
-    </w:p>
-    <w:p>
-      <w:r>
-        <w:t xml:space="preserve">    "verbatimModuleSyntax": true,</w:t>
+        <w:t># Please do not edit this file manually</w:t>
+      </w:r>
+    </w:p>
+    <w:p>
+      <w:r>
+        <w:t># It should be added in your version-control system (e.g., Git)</w:t>
+      </w:r>
+    </w:p>
+    <w:p>
+      <w:r>
+        <w:t>provider = "postgresql"</w:t>
+      </w:r>
+    </w:p>
+    <w:p/>
+    <w:p/>
+    <w:p/>
+    <w:p>
+      <w:r>
+        <w:t>================================================</w:t>
+      </w:r>
+    </w:p>
+    <w:p>
+      <w:r>
+        <w:t>FILE: backend/prisma/migrations/20260914093301_init_database/migration.sql</w:t>
+      </w:r>
+    </w:p>
+    <w:p>
+      <w:r>
+        <w:t>================================================</w:t>
+      </w:r>
+    </w:p>
+    <w:p>
+      <w:r>
+        <w:t>-- CreateTable</w:t>
+      </w:r>
+    </w:p>
+    <w:p>
+      <w:r>
+        <w:t>CREATE TABLE "roles" (</w:t>
+      </w:r>
+    </w:p>
+    <w:p>
+      <w:r>
+        <w:t xml:space="preserve">    "role_id" SERIAL NOT NULL,</w:t>
+      </w:r>
+    </w:p>
+    <w:p>
+      <w:r>
+        <w:t xml:space="preserve">    "role_name" VARCHAR(50) NOT NULL,</w:t>
+      </w:r>
+    </w:p>
+    <w:p>
+      <w:r>
+        <w:t xml:space="preserve">    "description" VARCHAR(255),</w:t>
+      </w:r>
+    </w:p>
+    <w:p/>
+    <w:p>
+      <w:r>
+        <w:t xml:space="preserve">    CONSTRAINT "roles_pkey" PRIMARY KEY ("role_id")</w:t>
+      </w:r>
+    </w:p>
+    <w:p>
+      <w:r>
+        <w:t>);</w:t>
+      </w:r>
+    </w:p>
+    <w:p/>
+    <w:p>
+      <w:r>
+        <w:t>-- CreateTable</w:t>
+      </w:r>
+    </w:p>
+    <w:p>
+      <w:r>
+        <w:t>CREATE TABLE "accounts" (</w:t>
+      </w:r>
+    </w:p>
+    <w:p>
+      <w:r>
+        <w:t xml:space="preserve">    "account_id" SERIAL NOT NULL,</w:t>
+      </w:r>
+    </w:p>
+    <w:p>
+      <w:r>
+        <w:t xml:space="preserve">    "username" VARCHAR(50) NOT NULL,</w:t>
+      </w:r>
+    </w:p>
+    <w:p>
+      <w:r>
+        <w:t xml:space="preserve">    "password_hash" VARCHAR(255) NOT NULL,</w:t>
+      </w:r>
+    </w:p>
+    <w:p>
+      <w:r>
+        <w:t xml:space="preserve">    "role_id" INTEGER NOT NULL,</w:t>
       </w:r>
     </w:p>
     <w:p>
       <w:r>
         <w:lastRenderedPageBreak/>
-        <w:t xml:space="preserve">    "moduleDetection": "force",</w:t>
-      </w:r>
-    </w:p>
-    <w:p>
-      <w:r>
-        <w:t xml:space="preserve">    "noEmit": true,</w:t>
-      </w:r>
-    </w:p>
-    <w:p>
-      <w:r>
-        <w:t xml:space="preserve">    "jsx": "react-jsx",</w:t>
-      </w:r>
-    </w:p>
-    <w:p/>
-    <w:p>
-      <w:r>
-        <w:t xml:space="preserve">    /* Linting */</w:t>
-      </w:r>
-    </w:p>
-    <w:p>
-      <w:r>
-        <w:t xml:space="preserve">    "noUnusedLocals": true,</w:t>
-      </w:r>
-    </w:p>
-    <w:p>
-      <w:r>
-        <w:t xml:space="preserve">    "noUnusedParameters": true,</w:t>
-      </w:r>
-    </w:p>
-    <w:p>
-      <w:r>
-        <w:t xml:space="preserve">    "erasableSyntaxOnly": true,</w:t>
-      </w:r>
-    </w:p>
-    <w:p>
-      <w:r>
-        <w:t xml:space="preserve">    "noFallthroughCasesInSwitch": true</w:t>
-      </w:r>
-    </w:p>
-    <w:p>
-      <w:r>
-        <w:t xml:space="preserve">  },</w:t>
-      </w:r>
-    </w:p>
-    <w:p>
-      <w:r>
-        <w:t xml:space="preserve">  "include": ["src"]</w:t>
-      </w:r>
-    </w:p>
-    <w:p>
-      <w:r>
-        <w:t>}</w:t>
+        <w:t xml:space="preserve">    "is_locked" BOOLEAN NOT NULL DEFAULT false,</w:t>
+      </w:r>
+    </w:p>
+    <w:p>
+      <w:r>
+        <w:t xml:space="preserve">    "created_at" TIMESTAMP(3) NOT NULL DEFAULT CURRENT_TIMESTAMP,</w:t>
+      </w:r>
+    </w:p>
+    <w:p/>
+    <w:p>
+      <w:r>
+        <w:t xml:space="preserve">    CONSTRAINT "accounts_pkey" PRIMARY KEY ("account_id")</w:t>
+      </w:r>
+    </w:p>
+    <w:p>
+      <w:r>
+        <w:t>);</w:t>
+      </w:r>
+    </w:p>
+    <w:p/>
+    <w:p>
+      <w:r>
+        <w:t>-- CreateTable</w:t>
+      </w:r>
+    </w:p>
+    <w:p>
+      <w:r>
+        <w:t>CREATE TABLE "suppliers" (</w:t>
+      </w:r>
+    </w:p>
+    <w:p>
+      <w:r>
+        <w:t xml:space="preserve">    "supplier_id" SERIAL NOT NULL,</w:t>
+      </w:r>
+    </w:p>
+    <w:p>
+      <w:r>
+        <w:t xml:space="preserve">    "supplier_name" VARCHAR(150) NOT NULL,</w:t>
+      </w:r>
+    </w:p>
+    <w:p>
+      <w:r>
+        <w:t xml:space="preserve">    "phone" VARCHAR(20),</w:t>
+      </w:r>
+    </w:p>
+    <w:p>
+      <w:r>
+        <w:t xml:space="preserve">    "email" VARCHAR(100),</w:t>
+      </w:r>
+    </w:p>
+    <w:p>
+      <w:r>
+        <w:t xml:space="preserve">    "address" VARCHAR(255),</w:t>
+      </w:r>
+    </w:p>
+    <w:p/>
+    <w:p>
+      <w:r>
+        <w:t xml:space="preserve">    CONSTRAINT "suppliers_pkey" PRIMARY KEY ("supplier_id")</w:t>
+      </w:r>
+    </w:p>
+    <w:p>
+      <w:r>
+        <w:t>);</w:t>
+      </w:r>
+    </w:p>
+    <w:p/>
+    <w:p>
+      <w:r>
+        <w:t>-- CreateTable</w:t>
+      </w:r>
+    </w:p>
+    <w:p>
+      <w:r>
+        <w:t>CREATE TABLE "products" (</w:t>
+      </w:r>
+    </w:p>
+    <w:p>
+      <w:r>
+        <w:t xml:space="preserve">    "product_id" SERIAL NOT NULL,</w:t>
+      </w:r>
+    </w:p>
+    <w:p>
+      <w:r>
+        <w:t xml:space="preserve">    "supplier_id" INTEGER NOT NULL,</w:t>
+      </w:r>
+    </w:p>
+    <w:p>
+      <w:r>
+        <w:t xml:space="preserve">    "product_name" VARCHAR(150) NOT NULL,</w:t>
+      </w:r>
+    </w:p>
+    <w:p>
+      <w:r>
+        <w:t xml:space="preserve">    "category" VARCHAR(50),</w:t>
+      </w:r>
+    </w:p>
+    <w:p>
+      <w:r>
+        <w:t xml:space="preserve">    "brand" VARCHAR(50),</w:t>
+      </w:r>
+    </w:p>
+    <w:p>
+      <w:r>
+        <w:t xml:space="preserve">    "size" VARCHAR(10),</w:t>
+      </w:r>
+    </w:p>
+    <w:p>
+      <w:r>
+        <w:t xml:space="preserve">    "color" VARCHAR(30),</w:t>
+      </w:r>
+    </w:p>
+    <w:p>
+      <w:r>
+        <w:lastRenderedPageBreak/>
+        <w:t xml:space="preserve">    "material" VARCHAR(50),</w:t>
+      </w:r>
+    </w:p>
+    <w:p>
+      <w:r>
+        <w:t xml:space="preserve">    "price" DECIMAL(18,2) NOT NULL,</w:t>
+      </w:r>
+    </w:p>
+    <w:p>
+      <w:r>
+        <w:t xml:space="preserve">    "stock_quantity" INTEGER NOT NULL DEFAULT 0,</w:t>
+      </w:r>
+    </w:p>
+    <w:p>
+      <w:r>
+        <w:t xml:space="preserve">    "is_active" BOOLEAN NOT NULL DEFAULT true,</w:t>
+      </w:r>
+    </w:p>
+    <w:p/>
+    <w:p>
+      <w:r>
+        <w:t xml:space="preserve">    CONSTRAINT "products_pkey" PRIMARY KEY ("product_id")</w:t>
+      </w:r>
+    </w:p>
+    <w:p>
+      <w:r>
+        <w:t>);</w:t>
+      </w:r>
+    </w:p>
+    <w:p/>
+    <w:p>
+      <w:r>
+        <w:t>-- CreateTable</w:t>
+      </w:r>
+    </w:p>
+    <w:p>
+      <w:r>
+        <w:t>CREATE TABLE "customers" (</w:t>
+      </w:r>
+    </w:p>
+    <w:p>
+      <w:r>
+        <w:t xml:space="preserve">    "customer_id" INTEGER NOT NULL,</w:t>
+      </w:r>
+    </w:p>
+    <w:p>
+      <w:r>
+        <w:t xml:space="preserve">    "full_name" VARCHAR(100) NOT NULL,</w:t>
+      </w:r>
+    </w:p>
+    <w:p>
+      <w:r>
+        <w:t xml:space="preserve">    "date_of_birth" DATE NOT NULL,</w:t>
+      </w:r>
+    </w:p>
+    <w:p>
+      <w:r>
+        <w:t xml:space="preserve">    "gender" VARCHAR(10),</w:t>
+      </w:r>
+    </w:p>
+    <w:p>
+      <w:r>
+        <w:t xml:space="preserve">    "phone" VARCHAR(20),</w:t>
+      </w:r>
+    </w:p>
+    <w:p>
+      <w:r>
+        <w:t xml:space="preserve">    "address" VARCHAR(255),</w:t>
+      </w:r>
+    </w:p>
+    <w:p/>
+    <w:p>
+      <w:r>
+        <w:t xml:space="preserve">    CONSTRAINT "customers_pkey" PRIMARY KEY ("customer_id")</w:t>
+      </w:r>
+    </w:p>
+    <w:p>
+      <w:r>
+        <w:t>);</w:t>
+      </w:r>
+    </w:p>
+    <w:p/>
+    <w:p>
+      <w:r>
+        <w:t>-- CreateTable</w:t>
+      </w:r>
+    </w:p>
+    <w:p>
+      <w:r>
+        <w:t>CREATE TABLE "customer_preferences" (</w:t>
+      </w:r>
+    </w:p>
+    <w:p>
+      <w:r>
+        <w:t xml:space="preserve">    "preference_id" SERIAL NOT NULL,</w:t>
+      </w:r>
+    </w:p>
+    <w:p>
+      <w:r>
+        <w:t xml:space="preserve">    "customer_id" INTEGER NOT NULL,</w:t>
+      </w:r>
+    </w:p>
+    <w:p>
+      <w:r>
+        <w:t xml:space="preserve">    "preference_tag" VARCHAR(100) NOT NULL,</w:t>
+      </w:r>
+    </w:p>
+    <w:p/>
+    <w:p>
+      <w:r>
+        <w:lastRenderedPageBreak/>
+        <w:t xml:space="preserve">    CONSTRAINT "customer_preferences_pkey" PRIMARY KEY ("preference_id")</w:t>
+      </w:r>
+    </w:p>
+    <w:p>
+      <w:r>
+        <w:t>);</w:t>
+      </w:r>
+    </w:p>
+    <w:p/>
+    <w:p>
+      <w:r>
+        <w:t>-- CreateTable</w:t>
+      </w:r>
+    </w:p>
+    <w:p>
+      <w:r>
+        <w:t>CREATE TABLE "feedbacks" (</w:t>
+      </w:r>
+    </w:p>
+    <w:p>
+      <w:r>
+        <w:t xml:space="preserve">    "feedback_id" SERIAL NOT NULL,</w:t>
+      </w:r>
+    </w:p>
+    <w:p>
+      <w:r>
+        <w:t xml:space="preserve">    "customer_id" INTEGER NOT NULL,</w:t>
+      </w:r>
+    </w:p>
+    <w:p>
+      <w:r>
+        <w:t xml:space="preserve">    "product_id" INTEGER NOT NULL,</w:t>
+      </w:r>
+    </w:p>
+    <w:p>
+      <w:r>
+        <w:t xml:space="preserve">    "title" VARCHAR(150) NOT NULL,</w:t>
+      </w:r>
+    </w:p>
+    <w:p>
+      <w:r>
+        <w:t xml:space="preserve">    "content" TEXT NOT NULL,</w:t>
+      </w:r>
+    </w:p>
+    <w:p>
+      <w:r>
+        <w:t xml:space="preserve">    "rating" INTEGER NOT NULL,</w:t>
+      </w:r>
+    </w:p>
+    <w:p>
+      <w:r>
+        <w:t xml:space="preserve">    "image_url" VARCHAR(500),</w:t>
+      </w:r>
+    </w:p>
+    <w:p>
+      <w:r>
+        <w:t xml:space="preserve">    "status" VARCHAR(20) NOT NULL DEFAULT 'Pending',</w:t>
+      </w:r>
+    </w:p>
+    <w:p>
+      <w:r>
+        <w:t xml:space="preserve">    "created_at" TIMESTAMP(3) NOT NULL DEFAULT CURRENT_TIMESTAMP,</w:t>
+      </w:r>
+    </w:p>
+    <w:p/>
+    <w:p>
+      <w:r>
+        <w:t xml:space="preserve">    CONSTRAINT "feedbacks_pkey" PRIMARY KEY ("feedback_id")</w:t>
+      </w:r>
+    </w:p>
+    <w:p>
+      <w:r>
+        <w:t>);</w:t>
+      </w:r>
+    </w:p>
+    <w:p/>
+    <w:p>
+      <w:r>
+        <w:t>-- CreateTable</w:t>
+      </w:r>
+    </w:p>
+    <w:p>
+      <w:r>
+        <w:t>CREATE TABLE "surveys" (</w:t>
+      </w:r>
+    </w:p>
+    <w:p>
+      <w:r>
+        <w:t xml:space="preserve">    "survey_id" SERIAL NOT NULL,</w:t>
+      </w:r>
+    </w:p>
+    <w:p>
+      <w:r>
+        <w:t xml:space="preserve">    "title" VARCHAR(200) NOT NULL,</w:t>
+      </w:r>
+    </w:p>
+    <w:p>
+      <w:r>
+        <w:t xml:space="preserve">    "description" TEXT,</w:t>
+      </w:r>
+    </w:p>
+    <w:p>
+      <w:r>
+        <w:t xml:space="preserve">    "created_at" TIMESTAMP(3) NOT NULL DEFAULT CURRENT_TIMESTAMP,</w:t>
+      </w:r>
+    </w:p>
+    <w:p>
+      <w:r>
+        <w:t xml:space="preserve">    "is_active" BOOLEAN NOT NULL DEFAULT true,</w:t>
+      </w:r>
+    </w:p>
+    <w:p/>
+    <w:p>
+      <w:r>
+        <w:lastRenderedPageBreak/>
+        <w:t xml:space="preserve">    CONSTRAINT "surveys_pkey" PRIMARY KEY ("survey_id")</w:t>
+      </w:r>
+    </w:p>
+    <w:p>
+      <w:r>
+        <w:t>);</w:t>
+      </w:r>
+    </w:p>
+    <w:p/>
+    <w:p>
+      <w:r>
+        <w:t>-- CreateTable</w:t>
+      </w:r>
+    </w:p>
+    <w:p>
+      <w:r>
+        <w:t>CREATE TABLE "survey_questions" (</w:t>
+      </w:r>
+    </w:p>
+    <w:p>
+      <w:r>
+        <w:t xml:space="preserve">    "question_id" SERIAL NOT NULL,</w:t>
+      </w:r>
+    </w:p>
+    <w:p>
+      <w:r>
+        <w:t xml:space="preserve">    "survey_id" INTEGER NOT NULL,</w:t>
+      </w:r>
+    </w:p>
+    <w:p>
+      <w:r>
+        <w:t xml:space="preserve">    "question_content" TEXT NOT NULL,</w:t>
+      </w:r>
+    </w:p>
+    <w:p>
+      <w:r>
+        <w:t xml:space="preserve">    "question_type" VARCHAR(20) NOT NULL,</w:t>
+      </w:r>
+    </w:p>
+    <w:p/>
+    <w:p>
+      <w:r>
+        <w:t xml:space="preserve">    CONSTRAINT "survey_questions_pkey" PRIMARY KEY ("question_id")</w:t>
+      </w:r>
+    </w:p>
+    <w:p>
+      <w:r>
+        <w:t>);</w:t>
+      </w:r>
+    </w:p>
+    <w:p/>
+    <w:p>
+      <w:r>
+        <w:t>-- CreateTable</w:t>
+      </w:r>
+    </w:p>
+    <w:p>
+      <w:r>
+        <w:t>CREATE TABLE "survey_targets" (</w:t>
+      </w:r>
+    </w:p>
+    <w:p>
+      <w:r>
+        <w:t xml:space="preserve">    "survey_id" INTEGER NOT NULL,</w:t>
+      </w:r>
+    </w:p>
+    <w:p>
+      <w:r>
+        <w:t xml:space="preserve">    "customer_id" INTEGER NOT NULL,</w:t>
+      </w:r>
+    </w:p>
+    <w:p>
+      <w:r>
+        <w:t xml:space="preserve">    "is_completed" BOOLEAN NOT NULL DEFAULT false,</w:t>
+      </w:r>
+    </w:p>
+    <w:p/>
+    <w:p>
+      <w:r>
+        <w:t xml:space="preserve">    CONSTRAINT "survey_targets_pkey" PRIMARY KEY ("survey_id","customer_id")</w:t>
+      </w:r>
+    </w:p>
+    <w:p>
+      <w:r>
+        <w:t>);</w:t>
+      </w:r>
+    </w:p>
+    <w:p/>
+    <w:p>
+      <w:r>
+        <w:t>-- CreateTable</w:t>
+      </w:r>
+    </w:p>
+    <w:p>
+      <w:r>
+        <w:t>CREATE TABLE "survey_responses" (</w:t>
+      </w:r>
+    </w:p>
+    <w:p>
+      <w:r>
+        <w:t xml:space="preserve">    "response_id" SERIAL NOT NULL,</w:t>
+      </w:r>
+    </w:p>
+    <w:p>
+      <w:r>
+        <w:t xml:space="preserve">    "survey_id" INTEGER NOT NULL,</w:t>
+      </w:r>
+    </w:p>
+    <w:p>
+      <w:r>
+        <w:lastRenderedPageBreak/>
+        <w:t xml:space="preserve">    "customer_id" INTEGER NOT NULL,</w:t>
+      </w:r>
+    </w:p>
+    <w:p>
+      <w:r>
+        <w:t xml:space="preserve">    "submitted_at" TIMESTAMP(3) NOT NULL DEFAULT CURRENT_TIMESTAMP,</w:t>
+      </w:r>
+    </w:p>
+    <w:p/>
+    <w:p>
+      <w:r>
+        <w:t xml:space="preserve">    CONSTRAINT "survey_responses_pkey" PRIMARY KEY ("response_id")</w:t>
+      </w:r>
+    </w:p>
+    <w:p>
+      <w:r>
+        <w:t>);</w:t>
+      </w:r>
+    </w:p>
+    <w:p/>
+    <w:p>
+      <w:r>
+        <w:t>-- CreateTable</w:t>
+      </w:r>
+    </w:p>
+    <w:p>
+      <w:r>
+        <w:t>CREATE TABLE "survey_answers" (</w:t>
+      </w:r>
+    </w:p>
+    <w:p>
+      <w:r>
+        <w:t xml:space="preserve">    "answer_id" SERIAL NOT NULL,</w:t>
+      </w:r>
+    </w:p>
+    <w:p>
+      <w:r>
+        <w:t xml:space="preserve">    "response_id" INTEGER NOT NULL,</w:t>
+      </w:r>
+    </w:p>
+    <w:p>
+      <w:r>
+        <w:t xml:space="preserve">    "question_id" INTEGER NOT NULL,</w:t>
+      </w:r>
+    </w:p>
+    <w:p>
+      <w:r>
+        <w:t xml:space="preserve">    "answer_value" TEXT NOT NULL,</w:t>
+      </w:r>
+    </w:p>
+    <w:p/>
+    <w:p>
+      <w:r>
+        <w:t xml:space="preserve">    CONSTRAINT "survey_answers_pkey" PRIMARY KEY ("answer_id")</w:t>
+      </w:r>
+    </w:p>
+    <w:p>
+      <w:r>
+        <w:t>);</w:t>
+      </w:r>
+    </w:p>
+    <w:p/>
+    <w:p>
+      <w:r>
+        <w:t>-- CreateIndex</w:t>
+      </w:r>
+    </w:p>
+    <w:p>
+      <w:r>
+        <w:t>CREATE UNIQUE INDEX "roles_role_name_key" ON "roles"("role_name");</w:t>
+      </w:r>
+    </w:p>
+    <w:p/>
+    <w:p>
+      <w:r>
+        <w:t>-- CreateIndex</w:t>
+      </w:r>
+    </w:p>
+    <w:p>
+      <w:r>
+        <w:t>CREATE UNIQUE INDEX "accounts_username_key" ON "accounts"("username");</w:t>
+      </w:r>
+    </w:p>
+    <w:p/>
+    <w:p>
+      <w:r>
+        <w:t>-- AddForeignKey</w:t>
+      </w:r>
+    </w:p>
+    <w:p>
+      <w:r>
+        <w:t>ALTER TABLE "accounts" ADD CONSTRAINT "accounts_role_id_fkey" FOREIGN KEY ("role_id") REFERENCES "roles"("role_id") ON DELETE RESTRICT ON UPDATE CASCADE;</w:t>
+      </w:r>
+    </w:p>
+    <w:p/>
+    <w:p>
+      <w:r>
+        <w:lastRenderedPageBreak/>
+        <w:t>-- AddForeignKey</w:t>
+      </w:r>
+    </w:p>
+    <w:p>
+      <w:r>
+        <w:t>ALTER TABLE "products" ADD CONSTRAINT "products_supplier_id_fkey" FOREIGN KEY ("supplier_id") REFERENCES "suppliers"("supplier_id") ON DELETE RESTRICT ON UPDATE CASCADE;</w:t>
+      </w:r>
+    </w:p>
+    <w:p/>
+    <w:p>
+      <w:r>
+        <w:t>-- AddForeignKey</w:t>
+      </w:r>
+    </w:p>
+    <w:p>
+      <w:r>
+        <w:t>ALTER TABLE "customers" ADD CONSTRAINT "customers_customer_id_fkey" FOREIGN KEY ("customer_id") REFERENCES "accounts"("account_id") ON DELETE CASCADE ON UPDATE CASCADE;</w:t>
+      </w:r>
+    </w:p>
+    <w:p/>
+    <w:p>
+      <w:r>
+        <w:t>-- AddForeignKey</w:t>
+      </w:r>
+    </w:p>
+    <w:p>
+      <w:r>
+        <w:t>ALTER TABLE "customer_preferences" ADD CONSTRAINT "customer_preferences_customer_id_fkey" FOREIGN KEY ("customer_id") REFERENCES "customers"("customer_id") ON DELETE CASCADE ON UPDATE CASCADE;</w:t>
+      </w:r>
+    </w:p>
+    <w:p/>
+    <w:p>
+      <w:r>
+        <w:t>-- AddForeignKey</w:t>
+      </w:r>
+    </w:p>
+    <w:p>
+      <w:r>
+        <w:t>ALTER TABLE "feedbacks" ADD CONSTRAINT "feedbacks_customer_id_fkey" FOREIGN KEY ("customer_id") REFERENCES "customers"("customer_id") ON DELETE RESTRICT ON UPDATE CASCADE;</w:t>
+      </w:r>
+    </w:p>
+    <w:p/>
+    <w:p>
+      <w:r>
+        <w:t>-- AddForeignKey</w:t>
+      </w:r>
+    </w:p>
+    <w:p>
+      <w:r>
+        <w:t>ALTER TABLE "feedbacks" ADD CONSTRAINT "feedbacks_product_id_fkey" FOREIGN KEY ("product_id") REFERENCES "products"("product_id") ON DELETE RESTRICT ON UPDATE CASCADE;</w:t>
+      </w:r>
+    </w:p>
+    <w:p/>
+    <w:p>
+      <w:r>
+        <w:t>-- AddForeignKey</w:t>
+      </w:r>
+    </w:p>
+    <w:p>
+      <w:r>
+        <w:t>ALTER TABLE "survey_questions" ADD CONSTRAINT "survey_questions_survey_id_fkey" FOREIGN KEY ("survey_id") REFERENCES "surveys"("survey_id") ON DELETE CASCADE ON UPDATE CASCADE;</w:t>
+      </w:r>
+    </w:p>
+    <w:p/>
+    <w:p>
+      <w:r>
+        <w:lastRenderedPageBreak/>
+        <w:t>-- AddForeignKey</w:t>
+      </w:r>
+    </w:p>
+    <w:p>
+      <w:r>
+        <w:t>ALTER TABLE "survey_targets" ADD CONSTRAINT "survey_targets_survey_id_fkey" FOREIGN KEY ("survey_id") REFERENCES "surveys"("survey_id") ON DELETE CASCADE ON UPDATE CASCADE;</w:t>
+      </w:r>
+    </w:p>
+    <w:p/>
+    <w:p>
+      <w:r>
+        <w:t>-- AddForeignKey</w:t>
+      </w:r>
+    </w:p>
+    <w:p>
+      <w:r>
+        <w:t>ALTER TABLE "survey_targets" ADD CONSTRAINT "survey_targets_customer_id_fkey" FOREIGN KEY ("customer_id") REFERENCES "customers"("customer_id") ON DELETE CASCADE ON UPDATE CASCADE;</w:t>
+      </w:r>
+    </w:p>
+    <w:p/>
+    <w:p>
+      <w:r>
+        <w:t>-- AddForeignKey</w:t>
+      </w:r>
+    </w:p>
+    <w:p>
+      <w:r>
+        <w:t>ALTER TABLE "survey_responses" ADD CONSTRAINT "survey_responses_survey_id_fkey" FOREIGN KEY ("survey_id") REFERENCES "surveys"("survey_id") ON DELETE RESTRICT ON UPDATE CASCADE;</w:t>
+      </w:r>
+    </w:p>
+    <w:p/>
+    <w:p>
+      <w:r>
+        <w:t>-- AddForeignKey</w:t>
+      </w:r>
+    </w:p>
+    <w:p>
+      <w:r>
+        <w:t>ALTER TABLE "survey_responses" ADD CONSTRAINT "survey_responses_customer_id_fkey" FOREIGN KEY ("customer_id") REFERENCES "customers"("customer_id") ON DELETE RESTRICT ON UPDATE CASCADE;</w:t>
+      </w:r>
+    </w:p>
+    <w:p/>
+    <w:p>
+      <w:r>
+        <w:t>-- AddForeignKey</w:t>
+      </w:r>
+    </w:p>
+    <w:p>
+      <w:r>
+        <w:t>ALTER TABLE "survey_answers" ADD CONSTRAINT "survey_answers_response_id_fkey" FOREIGN KEY ("response_id") REFERENCES "survey_responses"("response_id") ON DELETE CASCADE ON UPDATE CASCADE;</w:t>
+      </w:r>
+    </w:p>
+    <w:p/>
+    <w:p>
+      <w:r>
+        <w:t>-- AddForeignKey</w:t>
+      </w:r>
+    </w:p>
+    <w:p>
+      <w:r>
+        <w:t>ALTER TABLE "survey_answers" ADD CONSTRAINT "survey_answers_question_id_fkey" FOREIGN KEY ("question_id") REFERENCES "survey_questions"("question_id") ON DELETE RESTRICT ON UPDATE CASCADE;</w:t>
       </w:r>
     </w:p>
     <w:p/>
@@ -4102,7 +7321,7 @@
     </w:p>
     <w:p>
       <w:r>
-        <w:t>FILE: admin/tsconfig.json</w:t>
+        <w:t>FILE: backend/prisma/migrations/20260914111808_update_schema/migration.sql</w:t>
       </w:r>
     </w:p>
     <w:p>
@@ -4112,37 +7331,271 @@
     </w:p>
     <w:p>
       <w:r>
-        <w:t>{</w:t>
-      </w:r>
-    </w:p>
-    <w:p>
-      <w:r>
-        <w:t xml:space="preserve">  "files": [],</w:t>
-      </w:r>
-    </w:p>
-    <w:p>
-      <w:r>
-        <w:t xml:space="preserve">  "references": [</w:t>
-      </w:r>
-    </w:p>
-    <w:p>
-      <w:r>
-        <w:t xml:space="preserve">    { "path": "./tsconfig.app.json" },</w:t>
-      </w:r>
-    </w:p>
-    <w:p>
-      <w:r>
-        <w:t xml:space="preserve">    { "path": "./tsconfig.node.json" }</w:t>
-      </w:r>
-    </w:p>
-    <w:p>
-      <w:r>
-        <w:t xml:space="preserve">  ]</w:t>
-      </w:r>
-    </w:p>
-    <w:p>
-      <w:r>
-        <w:t>}</w:t>
+        <w:t>/*</w:t>
+      </w:r>
+    </w:p>
+    <w:p>
+      <w:r>
+        <w:t xml:space="preserve">  Warnings:</w:t>
+      </w:r>
+    </w:p>
+    <w:p/>
+    <w:p>
+      <w:r>
+        <w:t xml:space="preserve">  - A unique constraint covering the columns `[survey_id,customer_id]` on the table `survey_responses` will be added. If there are existing duplicate values, this will fail.</w:t>
+      </w:r>
+    </w:p>
+    <w:p/>
+    <w:p>
+      <w:r>
+        <w:t>*/</w:t>
+      </w:r>
+    </w:p>
+    <w:p>
+      <w:r>
+        <w:t>-- AlterTable</w:t>
+      </w:r>
+    </w:p>
+    <w:p>
+      <w:r>
+        <w:t>ALTER TABLE "customers" ADD COLUMN     "deleted_at" TIMESTAMP(3),</w:t>
+      </w:r>
+    </w:p>
+    <w:p>
+      <w:r>
+        <w:t>ADD COLUMN     "is_deleted" BOOLEAN NOT NULL DEFAULT false;</w:t>
+      </w:r>
+    </w:p>
+    <w:p/>
+    <w:p>
+      <w:r>
+        <w:t>-- AlterTable</w:t>
+      </w:r>
+    </w:p>
+    <w:p>
+      <w:r>
+        <w:t>ALTER TABLE "products" ADD COLUMN     "image_url" VARCHAR(500);</w:t>
+      </w:r>
+    </w:p>
+    <w:p/>
+    <w:p>
+      <w:r>
+        <w:t>-- AlterTable</w:t>
+      </w:r>
+    </w:p>
+    <w:p>
+      <w:r>
+        <w:t>ALTER TABLE "survey_answers" ADD COLUMN     "option_id" INTEGER;</w:t>
+      </w:r>
+    </w:p>
+    <w:p/>
+    <w:p>
+      <w:r>
+        <w:t>-- CreateTable</w:t>
+      </w:r>
+    </w:p>
+    <w:p>
+      <w:r>
+        <w:t>CREATE TABLE "survey_question_options" (</w:t>
+      </w:r>
+    </w:p>
+    <w:p>
+      <w:r>
+        <w:t xml:space="preserve">    "option_id" SERIAL NOT NULL,</w:t>
+      </w:r>
+    </w:p>
+    <w:p>
+      <w:r>
+        <w:t xml:space="preserve">    "question_id" INTEGER NOT NULL,</w:t>
+      </w:r>
+    </w:p>
+    <w:p>
+      <w:r>
+        <w:lastRenderedPageBreak/>
+        <w:t xml:space="preserve">    "option_text" VARCHAR(255) NOT NULL,</w:t>
+      </w:r>
+    </w:p>
+    <w:p>
+      <w:r>
+        <w:t xml:space="preserve">    "sort_order" INTEGER NOT NULL DEFAULT 0,</w:t>
+      </w:r>
+    </w:p>
+    <w:p/>
+    <w:p>
+      <w:r>
+        <w:t xml:space="preserve">    CONSTRAINT "survey_question_options_pkey" PRIMARY KEY ("option_id")</w:t>
+      </w:r>
+    </w:p>
+    <w:p>
+      <w:r>
+        <w:t>);</w:t>
+      </w:r>
+    </w:p>
+    <w:p/>
+    <w:p>
+      <w:r>
+        <w:t>-- CreateIndex</w:t>
+      </w:r>
+    </w:p>
+    <w:p>
+      <w:r>
+        <w:t>CREATE INDEX "survey_question_options_question_id_idx" ON "survey_question_options"("question_id");</w:t>
+      </w:r>
+    </w:p>
+    <w:p/>
+    <w:p>
+      <w:r>
+        <w:t>-- CreateIndex</w:t>
+      </w:r>
+    </w:p>
+    <w:p>
+      <w:r>
+        <w:t>CREATE INDEX "customers_is_deleted_idx" ON "customers"("is_deleted");</w:t>
+      </w:r>
+    </w:p>
+    <w:p/>
+    <w:p>
+      <w:r>
+        <w:t>-- CreateIndex</w:t>
+      </w:r>
+    </w:p>
+    <w:p>
+      <w:r>
+        <w:t>CREATE INDEX "feedbacks_customer_id_idx" ON "feedbacks"("customer_id");</w:t>
+      </w:r>
+    </w:p>
+    <w:p/>
+    <w:p>
+      <w:r>
+        <w:t>-- CreateIndex</w:t>
+      </w:r>
+    </w:p>
+    <w:p>
+      <w:r>
+        <w:t>CREATE INDEX "feedbacks_product_id_idx" ON "feedbacks"("product_id");</w:t>
+      </w:r>
+    </w:p>
+    <w:p/>
+    <w:p>
+      <w:r>
+        <w:t>-- CreateIndex</w:t>
+      </w:r>
+    </w:p>
+    <w:p>
+      <w:r>
+        <w:t>CREATE INDEX "feedbacks_status_idx" ON "feedbacks"("status");</w:t>
+      </w:r>
+    </w:p>
+    <w:p/>
+    <w:p>
+      <w:r>
+        <w:t>-- CreateIndex</w:t>
+      </w:r>
+    </w:p>
+    <w:p>
+      <w:r>
+        <w:t>CREATE INDEX "products_supplier_id_idx" ON "products"("supplier_id");</w:t>
+      </w:r>
+    </w:p>
+    <w:p/>
+    <w:p>
+      <w:r>
+        <w:t>-- CreateIndex</w:t>
+      </w:r>
+    </w:p>
+    <w:p>
+      <w:r>
+        <w:lastRenderedPageBreak/>
+        <w:t>CREATE INDEX "products_category_idx" ON "products"("category");</w:t>
+      </w:r>
+    </w:p>
+    <w:p/>
+    <w:p>
+      <w:r>
+        <w:t>-- CreateIndex</w:t>
+      </w:r>
+    </w:p>
+    <w:p>
+      <w:r>
+        <w:t>CREATE INDEX "products_is_active_idx" ON "products"("is_active");</w:t>
+      </w:r>
+    </w:p>
+    <w:p/>
+    <w:p>
+      <w:r>
+        <w:t>-- CreateIndex</w:t>
+      </w:r>
+    </w:p>
+    <w:p>
+      <w:r>
+        <w:t>CREATE INDEX "survey_answers_question_id_idx" ON "survey_answers"("question_id");</w:t>
+      </w:r>
+    </w:p>
+    <w:p/>
+    <w:p>
+      <w:r>
+        <w:t>-- CreateIndex</w:t>
+      </w:r>
+    </w:p>
+    <w:p>
+      <w:r>
+        <w:t>CREATE INDEX "survey_answers_option_id_idx" ON "survey_answers"("option_id");</w:t>
+      </w:r>
+    </w:p>
+    <w:p/>
+    <w:p>
+      <w:r>
+        <w:t>-- CreateIndex</w:t>
+      </w:r>
+    </w:p>
+    <w:p>
+      <w:r>
+        <w:t>CREATE INDEX "survey_questions_survey_id_idx" ON "survey_questions"("survey_id");</w:t>
+      </w:r>
+    </w:p>
+    <w:p/>
+    <w:p>
+      <w:r>
+        <w:t>-- CreateIndex</w:t>
+      </w:r>
+    </w:p>
+    <w:p>
+      <w:r>
+        <w:t>CREATE INDEX "survey_responses_customer_id_idx" ON "survey_responses"("customer_id");</w:t>
+      </w:r>
+    </w:p>
+    <w:p/>
+    <w:p>
+      <w:r>
+        <w:t>-- CreateIndex</w:t>
+      </w:r>
+    </w:p>
+    <w:p>
+      <w:r>
+        <w:t>CREATE UNIQUE INDEX "survey_responses_survey_id_customer_id_key" ON "survey_responses"("survey_id", "customer_id");</w:t>
+      </w:r>
+    </w:p>
+    <w:p/>
+    <w:p>
+      <w:r>
+        <w:t>-- AddForeignKey</w:t>
+      </w:r>
+    </w:p>
+    <w:p>
+      <w:r>
+        <w:t>ALTER TABLE "survey_question_options" ADD CONSTRAINT "survey_question_options_question_id_fkey" FOREIGN KEY ("question_id") REFERENCES "survey_questions"("question_id") ON DELETE CASCADE ON UPDATE CASCADE;</w:t>
+      </w:r>
+    </w:p>
+    <w:p/>
+    <w:p>
+      <w:r>
+        <w:lastRenderedPageBreak/>
+        <w:t>-- AddForeignKey</w:t>
+      </w:r>
+    </w:p>
+    <w:p>
+      <w:r>
+        <w:t>ALTER TABLE "survey_answers" ADD CONSTRAINT "survey_answers_option_id_fkey" FOREIGN KEY ("option_id") REFERENCES "survey_question_options"("option_id") ON DELETE SET NULL ON UPDATE CASCADE;</w:t>
       </w:r>
     </w:p>
     <w:p/>
@@ -4155,7 +7608,7 @@
     </w:p>
     <w:p>
       <w:r>
-        <w:t>FILE: admin/tsconfig.node.json</w:t>
+        <w:t>FILE: backend/prisma/migrations/20260914113117_add_rating_check_constraint/migration.sql</w:t>
       </w:r>
     </w:p>
     <w:p>
@@ -4165,3629 +7618,186 @@
     </w:p>
     <w:p>
       <w:r>
-        <w:t>{</w:t>
-      </w:r>
-    </w:p>
-    <w:p>
-      <w:r>
-        <w:t xml:space="preserve">  "compilerOptions": {</w:t>
-      </w:r>
-    </w:p>
-    <w:p>
-      <w:r>
-        <w:t xml:space="preserve">    "tsBuildInfoFile": "./node_modules/.tmp/tsconfig.node.tsbuildinfo",</w:t>
-      </w:r>
-    </w:p>
-    <w:p>
-      <w:r>
-        <w:t xml:space="preserve">    "target": "es2023",</w:t>
-      </w:r>
-    </w:p>
-    <w:p>
-      <w:r>
-        <w:t xml:space="preserve">    "lib": ["ES2023"],</w:t>
-      </w:r>
-    </w:p>
-    <w:p>
-      <w:r>
-        <w:t xml:space="preserve">    "types": ["node"],</w:t>
-      </w:r>
-    </w:p>
-    <w:p>
-      <w:r>
-        <w:t xml:space="preserve">    "skipLibCheck": true,</w:t>
-      </w:r>
-    </w:p>
-    <w:p/>
-    <w:p>
-      <w:r>
-        <w:t xml:space="preserve">    /* Bundler mode */</w:t>
-      </w:r>
-    </w:p>
-    <w:p>
-      <w:r>
-        <w:t xml:space="preserve">    "module": "nodenext",</w:t>
-      </w:r>
-    </w:p>
-    <w:p>
-      <w:r>
-        <w:t xml:space="preserve">    "allowImportingTsExtensions": true,</w:t>
-      </w:r>
-    </w:p>
-    <w:p>
-      <w:r>
-        <w:t xml:space="preserve">    "verbatimModuleSyntax": true,</w:t>
-      </w:r>
-    </w:p>
-    <w:p>
-      <w:r>
-        <w:t xml:space="preserve">    "moduleDetection": "force",</w:t>
-      </w:r>
-    </w:p>
-    <w:p>
-      <w:r>
-        <w:t xml:space="preserve">    "noEmit": true,</w:t>
-      </w:r>
-    </w:p>
-    <w:p/>
-    <w:p>
-      <w:r>
-        <w:t xml:space="preserve">    /* Linting */</w:t>
-      </w:r>
-    </w:p>
-    <w:p>
-      <w:r>
-        <w:t xml:space="preserve">    "noUnusedLocals": true,</w:t>
-      </w:r>
-    </w:p>
-    <w:p>
-      <w:r>
-        <w:t xml:space="preserve">    "noUnusedParameters": true,</w:t>
-      </w:r>
-    </w:p>
-    <w:p>
-      <w:r>
-        <w:t xml:space="preserve">    "erasableSyntaxOnly": true,</w:t>
-      </w:r>
-    </w:p>
-    <w:p>
-      <w:r>
-        <w:t xml:space="preserve">    "noFallthroughCasesInSwitch": true</w:t>
-      </w:r>
-    </w:p>
-    <w:p>
-      <w:r>
-        <w:t xml:space="preserve">  },</w:t>
-      </w:r>
-    </w:p>
+        <w:t>ALTER TABLE "feedbacks" ADD CONSTRAINT "feedbacks_rating_check" CHECK ("rating" BETWEEN 1 AND 5);</w:t>
+      </w:r>
+    </w:p>
+    <w:p/>
+    <w:p/>
+    <w:p>
+      <w:r>
+        <w:t>================================================</w:t>
+      </w:r>
+    </w:p>
+    <w:p>
+      <w:r>
+        <w:t>FILE: backend/prisma/seeds/seed.js</w:t>
+      </w:r>
+    </w:p>
+    <w:p>
+      <w:r>
+        <w:t>================================================</w:t>
+      </w:r>
+    </w:p>
+    <w:p>
+      <w:r>
+        <w:t>import { PrismaClient } from '@prisma/client';</w:t>
+      </w:r>
+    </w:p>
+    <w:p>
+      <w:r>
+        <w:t>import { PrismaPg } from '@prisma/adapter-pg';</w:t>
+      </w:r>
+    </w:p>
+    <w:p>
+      <w:r>
+        <w:t>import pg from 'pg';</w:t>
+      </w:r>
+    </w:p>
+    <w:p>
+      <w:r>
+        <w:t>import bcrypt from 'bcrypt';</w:t>
+      </w:r>
+    </w:p>
+    <w:p/>
+    <w:p>
+      <w:r>
+        <w:t>const pool = new pg.Pool({ connectionString: process.env.DATABASE_URL });</w:t>
+      </w:r>
+    </w:p>
+    <w:p>
+      <w:r>
+        <w:t>const adapter = new PrismaPg(pool);</w:t>
+      </w:r>
+    </w:p>
+    <w:p>
+      <w:r>
+        <w:t>const prisma = new PrismaClient({ adapter });</w:t>
+      </w:r>
+    </w:p>
+    <w:p/>
     <w:p>
       <w:r>
         <w:lastRenderedPageBreak/>
-        <w:t xml:space="preserve">  "include": ["vite.config.ts"]</w:t>
-      </w:r>
-    </w:p>
-    <w:p>
-      <w:r>
-        <w:t>}</w:t>
-      </w:r>
-    </w:p>
-    <w:p/>
-    <w:p/>
-    <w:p/>
-    <w:p>
-      <w:r>
-        <w:t>================================================</w:t>
-      </w:r>
-    </w:p>
-    <w:p>
-      <w:r>
-        <w:t>FILE: admin/vite.config.ts</w:t>
-      </w:r>
-    </w:p>
-    <w:p>
-      <w:r>
-        <w:t>================================================</w:t>
-      </w:r>
-    </w:p>
-    <w:p>
-      <w:r>
-        <w:t>import react from '@vitejs/plugin-react'</w:t>
-      </w:r>
-    </w:p>
-    <w:p>
-      <w:r>
-        <w:t>import { defineConfig } from 'vite'</w:t>
-      </w:r>
-    </w:p>
-    <w:p/>
-    <w:p>
-      <w:r>
-        <w:t>// https://vite.dev/config/</w:t>
-      </w:r>
-    </w:p>
-    <w:p>
-      <w:r>
-        <w:t>export default defineConfig({</w:t>
-      </w:r>
-    </w:p>
-    <w:p>
-      <w:r>
-        <w:t xml:space="preserve">  plugins: [react()],</w:t>
-      </w:r>
-    </w:p>
-    <w:p>
-      <w:r>
-        <w:t>})</w:t>
-      </w:r>
-    </w:p>
-    <w:p/>
-    <w:p/>
-    <w:p/>
-    <w:p>
-      <w:r>
-        <w:t>================================================</w:t>
-      </w:r>
-    </w:p>
-    <w:p>
-      <w:r>
-        <w:t>FILE: admin/src/App.tsx</w:t>
-      </w:r>
-    </w:p>
-    <w:p>
-      <w:r>
-        <w:t>================================================</w:t>
-      </w:r>
-    </w:p>
-    <w:p>
-      <w:r>
-        <w:t>[Empty file]</w:t>
-      </w:r>
-    </w:p>
-    <w:p/>
-    <w:p/>
-    <w:p>
-      <w:r>
-        <w:t>================================================</w:t>
-      </w:r>
-    </w:p>
-    <w:p>
-      <w:r>
-        <w:t>FILE: admin/src/index.css</w:t>
+        <w:t>async function main() {</w:t>
+      </w:r>
+    </w:p>
+    <w:p>
+      <w:r>
+        <w:t xml:space="preserve">  console.log('Đang bắt đầu seed dữ liệu chuẩn cho Hệ thống CRM...');</w:t>
+      </w:r>
+    </w:p>
+    <w:p/>
+    <w:p>
+      <w:r>
+        <w:t xml:space="preserve">  // 1. Tạo Roles (Admin &amp; Customer)</w:t>
+      </w:r>
+    </w:p>
+    <w:p>
+      <w:r>
+        <w:t xml:space="preserve">  const adminRole = await prisma.role.upsert({</w:t>
+      </w:r>
+    </w:p>
+    <w:p>
+      <w:r>
+        <w:t xml:space="preserve">    where: { roleName: 'Admin' },</w:t>
+      </w:r>
+    </w:p>
+    <w:p>
+      <w:r>
+        <w:t xml:space="preserve">    update: {},</w:t>
+      </w:r>
+    </w:p>
+    <w:p>
+      <w:r>
+        <w:t xml:space="preserve">    create: { roleName: 'Admin', description: 'Quản trị viên hệ thống' },</w:t>
+      </w:r>
+    </w:p>
+    <w:p>
+      <w:r>
+        <w:t xml:space="preserve">  });</w:t>
+      </w:r>
+    </w:p>
+    <w:p/>
+    <w:p>
+      <w:r>
+        <w:t xml:space="preserve">  const customerRole = await prisma.role.upsert({</w:t>
+      </w:r>
+    </w:p>
+    <w:p>
+      <w:r>
+        <w:t xml:space="preserve">    where: { roleName: 'Customer' },</w:t>
+      </w:r>
+    </w:p>
+    <w:p>
+      <w:r>
+        <w:t xml:space="preserve">    update: {},</w:t>
+      </w:r>
+    </w:p>
+    <w:p>
+      <w:r>
+        <w:t xml:space="preserve">    create: { roleName: 'Customer', description: 'Khách hàng mua sắm' },</w:t>
+      </w:r>
+    </w:p>
+    <w:p>
+      <w:r>
+        <w:t xml:space="preserve">  });</w:t>
+      </w:r>
+    </w:p>
+    <w:p/>
+    <w:p>
+      <w:r>
+        <w:t xml:space="preserve">  const hashedPassword = await bcrypt.hash('123456', 10);</w:t>
+      </w:r>
+    </w:p>
+    <w:p/>
+    <w:p>
+      <w:r>
+        <w:t xml:space="preserve">  // 2. Tạo Tài khoản Admin</w:t>
+      </w:r>
+    </w:p>
+    <w:p>
+      <w:r>
+        <w:t xml:space="preserve">  await prisma.account.upsert({</w:t>
+      </w:r>
+    </w:p>
+    <w:p>
+      <w:r>
+        <w:t xml:space="preserve">    where: { username: 'admin' },</w:t>
+      </w:r>
+    </w:p>
+    <w:p>
+      <w:r>
+        <w:t xml:space="preserve">    update: {},</w:t>
+      </w:r>
+    </w:p>
+    <w:p>
+      <w:r>
+        <w:t xml:space="preserve">    create: {</w:t>
+      </w:r>
+    </w:p>
+    <w:p>
+      <w:r>
+        <w:t xml:space="preserve">      username: 'admin',</w:t>
+      </w:r>
+    </w:p>
+    <w:p>
+      <w:r>
+        <w:t xml:space="preserve">      passwordHash: hashedPassword,</w:t>
+      </w:r>
+    </w:p>
+    <w:p>
+      <w:r>
+        <w:t xml:space="preserve">      roleId: adminRole.roleId,</w:t>
       </w:r>
     </w:p>
     <w:p>
       <w:r>
         <w:lastRenderedPageBreak/>
-        <w:t>================================================</w:t>
-      </w:r>
-    </w:p>
-    <w:p>
-      <w:r>
-        <w:t>[Empty file]</w:t>
-      </w:r>
-    </w:p>
-    <w:p/>
-    <w:p/>
-    <w:p>
-      <w:r>
-        <w:t>================================================</w:t>
-      </w:r>
-    </w:p>
-    <w:p>
-      <w:r>
-        <w:t>FILE: admin/src/main.tsx</w:t>
-      </w:r>
-    </w:p>
-    <w:p>
-      <w:r>
-        <w:t>================================================</w:t>
-      </w:r>
-    </w:p>
-    <w:p>
-      <w:r>
-        <w:t>[Empty file]</w:t>
-      </w:r>
-    </w:p>
-    <w:p/>
-    <w:p/>
-    <w:p>
-      <w:r>
-        <w:t>================================================</w:t>
-      </w:r>
-    </w:p>
-    <w:p>
-      <w:r>
-        <w:t>FILE: admin/src/config/axios.ts</w:t>
-      </w:r>
-    </w:p>
-    <w:p>
-      <w:r>
-        <w:t>================================================</w:t>
-      </w:r>
-    </w:p>
-    <w:p>
-      <w:r>
-        <w:t>[Empty file]</w:t>
-      </w:r>
-    </w:p>
-    <w:p/>
-    <w:p/>
-    <w:p>
-      <w:r>
-        <w:t>================================================</w:t>
-      </w:r>
-    </w:p>
-    <w:p>
-      <w:r>
-        <w:t>FILE: admin/src/config/constants.ts</w:t>
-      </w:r>
-    </w:p>
-    <w:p>
-      <w:r>
-        <w:t>================================================</w:t>
-      </w:r>
-    </w:p>
-    <w:p>
-      <w:r>
-        <w:t>[Empty file]</w:t>
-      </w:r>
-    </w:p>
-    <w:p/>
-    <w:p/>
-    <w:p>
-      <w:r>
-        <w:t>================================================</w:t>
-      </w:r>
-    </w:p>
-    <w:p>
-      <w:r>
-        <w:t>FILE: admin/src/routes/index.tsx</w:t>
-      </w:r>
-    </w:p>
-    <w:p>
-      <w:r>
-        <w:t>================================================</w:t>
-      </w:r>
-    </w:p>
-    <w:p>
-      <w:r>
-        <w:t>[Empty file]</w:t>
-      </w:r>
-    </w:p>
-    <w:p/>
-    <w:p/>
-    <w:p>
-      <w:r>
-        <w:t>================================================</w:t>
-      </w:r>
-    </w:p>
-    <w:p>
-      <w:r>
-        <w:t>FILE: admin/src/routes/protectedRoute.tsx</w:t>
-      </w:r>
-    </w:p>
-    <w:p>
-      <w:r>
-        <w:t>================================================</w:t>
-      </w:r>
-    </w:p>
-    <w:p>
-      <w:r>
-        <w:t>[Empty file]</w:t>
-      </w:r>
-    </w:p>
-    <w:p/>
-    <w:p/>
-    <w:p>
-      <w:r>
-        <w:t>================================================</w:t>
-      </w:r>
-    </w:p>
-    <w:p>
-      <w:r>
-        <w:t>FILE: admin/src/services/api.ts</w:t>
-      </w:r>
-    </w:p>
-    <w:p>
-      <w:r>
-        <w:t>================================================</w:t>
-      </w:r>
-    </w:p>
-    <w:p>
-      <w:r>
-        <w:t>[Empty file]</w:t>
-      </w:r>
-    </w:p>
-    <w:p/>
-    <w:p/>
-    <w:p>
-      <w:r>
-        <w:t>================================================</w:t>
-      </w:r>
-    </w:p>
-    <w:p>
-      <w:r>
-        <w:t>FILE: admin/src/store/useAuthStore.ts</w:t>
-      </w:r>
-    </w:p>
-    <w:p>
-      <w:r>
-        <w:t>================================================</w:t>
-      </w:r>
-    </w:p>
-    <w:p>
-      <w:r>
-        <w:t>[Empty file]</w:t>
-      </w:r>
-    </w:p>
-    <w:p/>
-    <w:p/>
-    <w:p>
-      <w:r>
-        <w:t>================================================</w:t>
-      </w:r>
-    </w:p>
-    <w:p>
-      <w:r>
-        <w:t>FILE: admin/src/types/index.ts</w:t>
-      </w:r>
-    </w:p>
-    <w:p>
-      <w:r>
-        <w:t>================================================</w:t>
-      </w:r>
-    </w:p>
-    <w:p>
-      <w:r>
-        <w:t>[Empty file]</w:t>
-      </w:r>
-    </w:p>
-    <w:p/>
-    <w:p/>
-    <w:p>
-      <w:r>
-        <w:t>================================================</w:t>
-      </w:r>
-    </w:p>
-    <w:p>
-      <w:r>
-        <w:lastRenderedPageBreak/>
-        <w:t>FILE: admin/src/utils/formatters.ts</w:t>
-      </w:r>
-    </w:p>
-    <w:p>
-      <w:r>
-        <w:t>================================================</w:t>
-      </w:r>
-    </w:p>
-    <w:p>
-      <w:r>
-        <w:t>[Empty file]</w:t>
-      </w:r>
-    </w:p>
-    <w:p/>
-    <w:p/>
-    <w:p>
-      <w:r>
-        <w:t>================================================</w:t>
-      </w:r>
-    </w:p>
-    <w:p>
-      <w:r>
-        <w:t>FILE: backend/package.json</w:t>
-      </w:r>
-    </w:p>
-    <w:p>
-      <w:r>
-        <w:t>================================================</w:t>
-      </w:r>
-    </w:p>
-    <w:p>
-      <w:r>
-        <w:t>{</w:t>
-      </w:r>
-    </w:p>
-    <w:p>
-      <w:r>
-        <w:t xml:space="preserve">  "name": "backend",</w:t>
-      </w:r>
-    </w:p>
-    <w:p>
-      <w:r>
-        <w:t xml:space="preserve">  "version": "1.0.0",</w:t>
-      </w:r>
-    </w:p>
-    <w:p>
-      <w:r>
-        <w:t xml:space="preserve">  "description": "",</w:t>
-      </w:r>
-    </w:p>
-    <w:p>
-      <w:r>
-        <w:t xml:space="preserve">  "main": "index.js",</w:t>
-      </w:r>
-    </w:p>
-    <w:p>
-      <w:r>
-        <w:t xml:space="preserve">  "type": "module",</w:t>
-      </w:r>
-    </w:p>
-    <w:p>
-      <w:r>
-        <w:t xml:space="preserve">  "scripts": {</w:t>
-      </w:r>
-    </w:p>
-    <w:p>
-      <w:r>
-        <w:t xml:space="preserve">  "start": "node src/server.js",</w:t>
-      </w:r>
-    </w:p>
-    <w:p>
-      <w:r>
-        <w:t xml:space="preserve">  "dev": "node --watch src/server.js",</w:t>
-      </w:r>
-    </w:p>
-    <w:p>
-      <w:r>
-        <w:t xml:space="preserve">  "test": "echo \"Error: no test specified\" &amp;&amp; exit 1",</w:t>
-      </w:r>
-    </w:p>
-    <w:p>
-      <w:r>
-        <w:t xml:space="preserve">  "backup": "powershell -ExecutionPolicy Bypass -File ./backup/backup.ps1",</w:t>
-      </w:r>
-    </w:p>
-    <w:p>
-      <w:r>
-        <w:t xml:space="preserve">  "restore": "powershell -ExecutionPolicy Bypass -File ./backup/restore.ps1"</w:t>
-      </w:r>
-    </w:p>
-    <w:p>
-      <w:r>
-        <w:t xml:space="preserve"> },</w:t>
-      </w:r>
-    </w:p>
-    <w:p>
-      <w:r>
-        <w:t xml:space="preserve">  "keywords": [],</w:t>
-      </w:r>
-    </w:p>
-    <w:p>
-      <w:r>
-        <w:t xml:space="preserve">  "author": "",</w:t>
-      </w:r>
-    </w:p>
-    <w:p>
-      <w:r>
-        <w:t xml:space="preserve">  "license": "ISC",</w:t>
-      </w:r>
-    </w:p>
-    <w:p>
-      <w:r>
-        <w:t xml:space="preserve">  "dependencies": {</w:t>
-      </w:r>
-    </w:p>
-    <w:p>
-      <w:r>
-        <w:t xml:space="preserve">    "@prisma/adapter-pg": "^7.10.0",</w:t>
-      </w:r>
-    </w:p>
-    <w:p>
-      <w:r>
-        <w:lastRenderedPageBreak/>
-        <w:t xml:space="preserve">    "@prisma/client": "^7.10.0",</w:t>
-      </w:r>
-    </w:p>
-    <w:p>
-      <w:r>
-        <w:t xml:space="preserve">    "bcrypt": "^5.1.1",</w:t>
-      </w:r>
-    </w:p>
-    <w:p>
-      <w:r>
-        <w:t xml:space="preserve">    "dotenv": "^17.4.2",</w:t>
-      </w:r>
-    </w:p>
-    <w:p>
-      <w:r>
-        <w:t xml:space="preserve">    "express": "^5.2.1",</w:t>
-      </w:r>
-    </w:p>
-    <w:p>
-      <w:r>
-        <w:t xml:space="preserve">    "jsonwebtoken": "^9.0.3",</w:t>
-      </w:r>
-    </w:p>
-    <w:p>
-      <w:r>
-        <w:t xml:space="preserve">    "pg": "^8.23.0"</w:t>
-      </w:r>
-    </w:p>
-    <w:p>
-      <w:r>
-        <w:t xml:space="preserve">  },</w:t>
-      </w:r>
-    </w:p>
-    <w:p>
-      <w:r>
-        <w:t xml:space="preserve">  "devDependencies": {</w:t>
-      </w:r>
-    </w:p>
-    <w:p>
-      <w:r>
-        <w:t xml:space="preserve">  "@types/bcrypt": "^6.0.0",</w:t>
-      </w:r>
-    </w:p>
-    <w:p>
-      <w:r>
-        <w:t xml:space="preserve">  "@types/node": "^26.6.2",</w:t>
-      </w:r>
-    </w:p>
-    <w:p>
-      <w:r>
-        <w:t xml:space="preserve">  "dotenv-cli": "^11.0.0",</w:t>
-      </w:r>
-    </w:p>
-    <w:p>
-      <w:r>
-        <w:t xml:space="preserve">  "prisma": "^7.10.0"</w:t>
-      </w:r>
-    </w:p>
-    <w:p>
-      <w:r>
-        <w:t xml:space="preserve">  },</w:t>
-      </w:r>
-    </w:p>
-    <w:p>
-      <w:r>
-        <w:t xml:space="preserve">  "prisma": {</w:t>
-      </w:r>
-    </w:p>
-    <w:p>
-      <w:r>
-        <w:t xml:space="preserve">    "seed": "node prisma/seeds/seed.js"</w:t>
-      </w:r>
-    </w:p>
-    <w:p>
-      <w:r>
-        <w:t xml:space="preserve">  }</w:t>
-      </w:r>
-    </w:p>
-    <w:p>
-      <w:r>
-        <w:t>}</w:t>
-      </w:r>
-    </w:p>
-    <w:p/>
-    <w:p/>
-    <w:p/>
-    <w:p>
-      <w:r>
-        <w:t>================================================</w:t>
-      </w:r>
-    </w:p>
-    <w:p>
-      <w:r>
-        <w:t>FILE: backend/prisma.config.ts</w:t>
-      </w:r>
-    </w:p>
-    <w:p>
-      <w:r>
-        <w:t>================================================</w:t>
-      </w:r>
-    </w:p>
-    <w:p>
-      <w:r>
-        <w:t>import 'dotenv/config';</w:t>
-      </w:r>
-    </w:p>
-    <w:p>
-      <w:r>
-        <w:t>import { defineConfig } from '@prisma/config';</w:t>
-      </w:r>
-    </w:p>
-    <w:p/>
-    <w:p>
-      <w:r>
-        <w:lastRenderedPageBreak/>
-        <w:t>export default defineConfig({</w:t>
-      </w:r>
-    </w:p>
-    <w:p>
-      <w:r>
-        <w:t xml:space="preserve">  migrations: {</w:t>
-      </w:r>
-    </w:p>
-    <w:p>
-      <w:r>
-        <w:t xml:space="preserve">    // Chỉ định đường dẫn tới file seed.js của bạn</w:t>
-      </w:r>
-    </w:p>
-    <w:p>
-      <w:r>
-        <w:t xml:space="preserve">    seed: 'node ./prisma/seeds/seed.js', </w:t>
-      </w:r>
-    </w:p>
-    <w:p>
-      <w:r>
-        <w:t xml:space="preserve">  },</w:t>
-      </w:r>
-    </w:p>
-    <w:p>
-      <w:r>
-        <w:t xml:space="preserve">  datasource: {</w:t>
-      </w:r>
-    </w:p>
-    <w:p>
-      <w:r>
-        <w:t xml:space="preserve">    url: process.env.DATABASE_URL!,</w:t>
-      </w:r>
-    </w:p>
-    <w:p>
-      <w:r>
-        <w:t xml:space="preserve">  },</w:t>
-      </w:r>
-    </w:p>
-    <w:p>
-      <w:r>
-        <w:t>});</w:t>
-      </w:r>
-    </w:p>
-    <w:p/>
-    <w:p/>
-    <w:p>
-      <w:r>
-        <w:t>================================================</w:t>
-      </w:r>
-    </w:p>
-    <w:p>
-      <w:r>
-        <w:t>FILE: backend/tsconfig.json</w:t>
-      </w:r>
-    </w:p>
-    <w:p>
-      <w:r>
-        <w:t>================================================</w:t>
-      </w:r>
-    </w:p>
-    <w:p>
-      <w:r>
-        <w:t>{</w:t>
-      </w:r>
-    </w:p>
-    <w:p>
-      <w:r>
-        <w:t xml:space="preserve">  "compilerOptions": {</w:t>
-      </w:r>
-    </w:p>
-    <w:p>
-      <w:r>
-        <w:t xml:space="preserve">    "types": ["node"]</w:t>
-      </w:r>
-    </w:p>
-    <w:p>
-      <w:r>
-        <w:t xml:space="preserve">  }</w:t>
-      </w:r>
-    </w:p>
-    <w:p>
-      <w:r>
-        <w:t>}</w:t>
-      </w:r>
-    </w:p>
-    <w:p/>
-    <w:p/>
-    <w:p>
-      <w:r>
-        <w:t>================================================</w:t>
-      </w:r>
-    </w:p>
-    <w:p>
-      <w:r>
-        <w:t>FILE: backend/backup/backup.ps1</w:t>
-      </w:r>
-    </w:p>
-    <w:p>
-      <w:r>
-        <w:t>================================================</w:t>
-      </w:r>
-    </w:p>
-    <w:p>
-      <w:r>
-        <w:t>$projectRoot = Split-Path $PSScriptRoot -Parent</w:t>
-      </w:r>
-    </w:p>
-    <w:p>
-      <w:r>
-        <w:t>$composeRoot = Split-Path $projectRoot -Parent</w:t>
-      </w:r>
-    </w:p>
-    <w:p/>
-    <w:p>
-      <w:r>
-        <w:t>$envFile = Join-Path $projectRoot ".env"</w:t>
-      </w:r>
-    </w:p>
-    <w:p/>
-    <w:p>
-      <w:r>
-        <w:t>if (!(Test-Path $envFile)) {</w:t>
-      </w:r>
-    </w:p>
-    <w:p>
-      <w:r>
-        <w:t xml:space="preserve">    Write-Host "Khong tim thay file .env!" -ForegroundColor Red</w:t>
-      </w:r>
-    </w:p>
-    <w:p>
-      <w:r>
-        <w:t xml:space="preserve">    exit 1</w:t>
-      </w:r>
-    </w:p>
-    <w:p>
-      <w:r>
-        <w:t>}</w:t>
-      </w:r>
-    </w:p>
-    <w:p/>
-    <w:p>
-      <w:r>
-        <w:t>$date = Get-Date -Format "yyyy-MM-dd"</w:t>
-      </w:r>
-    </w:p>
-    <w:p>
-      <w:r>
-        <w:t>$backupFileName = "backup_$date.dump"</w:t>
-      </w:r>
-    </w:p>
-    <w:p>
-      <w:r>
-        <w:t>$backupFile = Join-Path $PSScriptRoot $backupFileName</w:t>
-      </w:r>
-    </w:p>
-    <w:p/>
-    <w:p>
-      <w:r>
-        <w:t>Write-Host ""</w:t>
-      </w:r>
-    </w:p>
-    <w:p>
-      <w:r>
-        <w:t>Write-Host "========================================"</w:t>
-      </w:r>
-    </w:p>
-    <w:p>
-      <w:r>
-        <w:t>Write-Host "          SAO LUU CO SO DU LIEU"</w:t>
-      </w:r>
-    </w:p>
-    <w:p>
-      <w:r>
-        <w:t>Write-Host "========================================"</w:t>
-      </w:r>
-    </w:p>
-    <w:p>
-      <w:r>
-        <w:t>Write-Host ""</w:t>
-      </w:r>
-    </w:p>
-    <w:p>
-      <w:r>
-        <w:t>Write-Host "Dang sao luu..."</w:t>
-      </w:r>
-    </w:p>
-    <w:p>
-      <w:r>
-        <w:t>Write-Host "File: $backupFile"</w:t>
-      </w:r>
-    </w:p>
-    <w:p>
-      <w:r>
-        <w:t>Write-Host ""</w:t>
-      </w:r>
-    </w:p>
-    <w:p/>
-    <w:p>
-      <w:r>
-        <w:t>docker compose `</w:t>
-      </w:r>
-    </w:p>
-    <w:p>
-      <w:r>
-        <w:t xml:space="preserve">    -f (Join-Path $composeRoot "docker-compose.yml") `</w:t>
-      </w:r>
-    </w:p>
-    <w:p>
-      <w:r>
-        <w:t xml:space="preserve">    run --rm `</w:t>
-      </w:r>
-    </w:p>
-    <w:p>
-      <w:r>
-        <w:t xml:space="preserve">    backup `</w:t>
-      </w:r>
-    </w:p>
-    <w:p>
-      <w:r>
-        <w:t xml:space="preserve">    sh -c "pg_dump `"`$DATABASE_URL`" -F c -b -v -f /backup/$backupFileName"</w:t>
-      </w:r>
-    </w:p>
-    <w:p/>
-    <w:p>
-      <w:r>
-        <w:t>if ($LASTEXITCODE -eq 0) {</w:t>
-      </w:r>
-    </w:p>
-    <w:p>
-      <w:r>
-        <w:t xml:space="preserve">    Write-Host ""</w:t>
-      </w:r>
-    </w:p>
-    <w:p>
-      <w:r>
-        <w:t xml:space="preserve">    Write-Host "Sao luu thanh cong!" -ForegroundColor Green</w:t>
-      </w:r>
-    </w:p>
-    <w:p>
-      <w:r>
-        <w:t xml:space="preserve">    Write-Host "Backup: $backupFile"</w:t>
-      </w:r>
-    </w:p>
-    <w:p>
-      <w:r>
-        <w:t>}</w:t>
-      </w:r>
-    </w:p>
-    <w:p>
-      <w:r>
-        <w:t>else {</w:t>
-      </w:r>
-    </w:p>
-    <w:p>
-      <w:r>
-        <w:t xml:space="preserve">    Write-Host ""</w:t>
-      </w:r>
-    </w:p>
-    <w:p>
-      <w:r>
-        <w:t xml:space="preserve">    Write-Host "Sao luu that bai!" -ForegroundColor Red</w:t>
-      </w:r>
-    </w:p>
-    <w:p>
-      <w:r>
-        <w:t xml:space="preserve">    exit 1</w:t>
-      </w:r>
-    </w:p>
-    <w:p>
-      <w:r>
-        <w:t>}</w:t>
-      </w:r>
-    </w:p>
-    <w:p/>
-    <w:p/>
-    <w:p>
-      <w:r>
-        <w:t>================================================</w:t>
-      </w:r>
-    </w:p>
-    <w:p>
-      <w:r>
-        <w:t>FILE: backend/backup/restore.ps1</w:t>
-      </w:r>
-    </w:p>
-    <w:p>
-      <w:r>
-        <w:t>================================================</w:t>
-      </w:r>
-    </w:p>
-    <w:p>
-      <w:r>
-        <w:t>$projectRoot = Split-Path $PSScriptRoot -Parent</w:t>
-      </w:r>
-    </w:p>
-    <w:p>
-      <w:r>
-        <w:t>$composeRoot = Split-Path $projectRoot -Parent</w:t>
-      </w:r>
-    </w:p>
-    <w:p/>
-    <w:p>
-      <w:r>
-        <w:t>$envFile = Join-Path $projectRoot ".env"</w:t>
-      </w:r>
-    </w:p>
-    <w:p/>
-    <w:p>
-      <w:r>
-        <w:t>if (!(Test-Path $envFile)) {</w:t>
-      </w:r>
-    </w:p>
-    <w:p>
-      <w:r>
-        <w:t xml:space="preserve">    Write-Host "Khong tim thay file .env!" -ForegroundColor Red</w:t>
-      </w:r>
-    </w:p>
-    <w:p>
-      <w:r>
-        <w:t xml:space="preserve">    exit 1</w:t>
-      </w:r>
-    </w:p>
-    <w:p>
-      <w:r>
-        <w:t>}</w:t>
-      </w:r>
-    </w:p>
-    <w:p/>
-    <w:p>
-      <w:r>
-        <w:lastRenderedPageBreak/>
-        <w:t>while ($true) {</w:t>
-      </w:r>
-    </w:p>
-    <w:p/>
-    <w:p>
-      <w:r>
-        <w:t xml:space="preserve">    Clear-Host</w:t>
-      </w:r>
-    </w:p>
-    <w:p/>
-    <w:p>
-      <w:r>
-        <w:t xml:space="preserve">    Write-Host "========================================"</w:t>
-      </w:r>
-    </w:p>
-    <w:p>
-      <w:r>
-        <w:t xml:space="preserve">    Write-Host "       PHUC HOI CO SO DU LIEU"</w:t>
-      </w:r>
-    </w:p>
-    <w:p>
-      <w:r>
-        <w:t xml:space="preserve">    Write-Host "========================================"</w:t>
-      </w:r>
-    </w:p>
-    <w:p>
-      <w:r>
-        <w:t xml:space="preserve">    Write-Host ""</w:t>
-      </w:r>
-    </w:p>
-    <w:p>
-      <w:r>
-        <w:t xml:space="preserve">    Write-Host "Nhan ENTER  : Phuc hoi ban backup moi nhat"</w:t>
-      </w:r>
-    </w:p>
-    <w:p>
-      <w:r>
-        <w:t xml:space="preserve">    Write-Host "Nhap ngay   : Phuc hoi backup theo ngay (yyyy-MM-dd)"</w:t>
-      </w:r>
-    </w:p>
-    <w:p>
-      <w:r>
-        <w:t xml:space="preserve">    Write-Host "Nhap Q      : Thoat"</w:t>
-      </w:r>
-    </w:p>
-    <w:p>
-      <w:r>
-        <w:t xml:space="preserve">    Write-Host ""</w:t>
-      </w:r>
-    </w:p>
-    <w:p/>
-    <w:p>
-      <w:r>
-        <w:t xml:space="preserve">    $date = Read-Host "Lua chon"</w:t>
-      </w:r>
-    </w:p>
-    <w:p/>
-    <w:p>
-      <w:r>
-        <w:t xml:space="preserve">    # ENTER -&gt; backup moi nhat</w:t>
-      </w:r>
-    </w:p>
-    <w:p>
-      <w:r>
-        <w:t xml:space="preserve">    if ([string]::IsNullOrWhiteSpace($date)) {</w:t>
-      </w:r>
-    </w:p>
-    <w:p/>
-    <w:p>
-      <w:r>
-        <w:t xml:space="preserve">        $backup = Get-ChildItem $PSScriptRoot -Filter "backup_*.dump" |</w:t>
-      </w:r>
-    </w:p>
-    <w:p>
-      <w:r>
-        <w:t xml:space="preserve">                  Sort-Object LastWriteTime -Descending |</w:t>
-      </w:r>
-    </w:p>
-    <w:p>
-      <w:r>
-        <w:t xml:space="preserve">                  Select-Object -First 1</w:t>
-      </w:r>
-    </w:p>
-    <w:p/>
-    <w:p>
-      <w:r>
-        <w:t xml:space="preserve">        if ($null -eq $backup) {</w:t>
-      </w:r>
-    </w:p>
-    <w:p>
-      <w:r>
-        <w:t xml:space="preserve">            Write-Host ""</w:t>
-      </w:r>
-    </w:p>
-    <w:p>
-      <w:r>
-        <w:t xml:space="preserve">            Write-Host "Khong tim thay file backup nao!" -ForegroundColor Red</w:t>
-      </w:r>
-    </w:p>
-    <w:p>
-      <w:r>
-        <w:t xml:space="preserve">            Read-Host "Nhan Enter de thu lai"</w:t>
-      </w:r>
-    </w:p>
-    <w:p>
-      <w:r>
-        <w:lastRenderedPageBreak/>
-        <w:t xml:space="preserve">            continue</w:t>
-      </w:r>
-    </w:p>
-    <w:p>
-      <w:r>
-        <w:t xml:space="preserve">        }</w:t>
-      </w:r>
-    </w:p>
-    <w:p>
-      <w:r>
-        <w:t xml:space="preserve">    }</w:t>
-      </w:r>
-    </w:p>
-    <w:p/>
-    <w:p>
-      <w:r>
-        <w:t xml:space="preserve">    # Q -&gt; thoat</w:t>
-      </w:r>
-    </w:p>
-    <w:p>
-      <w:r>
-        <w:t xml:space="preserve">    elseif ($date -eq "q" -or $date -eq "Q") {</w:t>
-      </w:r>
-    </w:p>
-    <w:p/>
-    <w:p>
-      <w:r>
-        <w:t xml:space="preserve">        Write-Host "Da thoat."</w:t>
-      </w:r>
-    </w:p>
-    <w:p>
-      <w:r>
-        <w:t xml:space="preserve">        break</w:t>
-      </w:r>
-    </w:p>
-    <w:p>
-      <w:r>
-        <w:t xml:space="preserve">    }</w:t>
-      </w:r>
-    </w:p>
-    <w:p/>
-    <w:p>
-      <w:r>
-        <w:t xml:space="preserve">    # Nhap ngay cu the</w:t>
-      </w:r>
-    </w:p>
-    <w:p>
-      <w:r>
-        <w:t xml:space="preserve">    else {</w:t>
-      </w:r>
-    </w:p>
-    <w:p/>
-    <w:p>
-      <w:r>
-        <w:t xml:space="preserve">        $parsedDate = [datetime]::MinValue</w:t>
-      </w:r>
-    </w:p>
-    <w:p/>
-    <w:p>
-      <w:r>
-        <w:t xml:space="preserve">        $validDate = [datetime]::TryParseExact(</w:t>
-      </w:r>
-    </w:p>
-    <w:p>
-      <w:r>
-        <w:t xml:space="preserve">            $date,</w:t>
-      </w:r>
-    </w:p>
-    <w:p>
-      <w:r>
-        <w:t xml:space="preserve">            "yyyy-MM-dd",</w:t>
-      </w:r>
-    </w:p>
-    <w:p>
-      <w:r>
-        <w:t xml:space="preserve">            $null,</w:t>
-      </w:r>
-    </w:p>
-    <w:p>
-      <w:r>
-        <w:t xml:space="preserve">            [Globalization.DateTimeStyles]::None,</w:t>
-      </w:r>
-    </w:p>
-    <w:p>
-      <w:r>
-        <w:t xml:space="preserve">            [ref]$parsedDate</w:t>
-      </w:r>
-    </w:p>
-    <w:p>
-      <w:r>
-        <w:t xml:space="preserve">        )</w:t>
-      </w:r>
-    </w:p>
-    <w:p/>
-    <w:p>
-      <w:r>
-        <w:t xml:space="preserve">        if (!$validDate) {</w:t>
-      </w:r>
-    </w:p>
-    <w:p>
-      <w:r>
-        <w:t xml:space="preserve">            Write-Host ""</w:t>
-      </w:r>
-    </w:p>
-    <w:p>
-      <w:r>
-        <w:lastRenderedPageBreak/>
-        <w:t xml:space="preserve">            Write-Host "Sai dinh dang ngay! Vui long nhap theo yyyy-MM-dd." -ForegroundColor Red</w:t>
-      </w:r>
-    </w:p>
-    <w:p>
-      <w:r>
-        <w:t xml:space="preserve">            Read-Host "Nhan Enter de nhap lai"</w:t>
-      </w:r>
-    </w:p>
-    <w:p>
-      <w:r>
-        <w:t xml:space="preserve">            continue</w:t>
-      </w:r>
-    </w:p>
-    <w:p>
-      <w:r>
-        <w:t xml:space="preserve">        }</w:t>
-      </w:r>
-    </w:p>
-    <w:p/>
-    <w:p>
-      <w:r>
-        <w:t xml:space="preserve">        $backupPath = Join-Path $PSScriptRoot "backup_$date.dump"</w:t>
-      </w:r>
-    </w:p>
-    <w:p/>
-    <w:p>
-      <w:r>
-        <w:t xml:space="preserve">        if (!(Test-Path $backupPath)) {</w:t>
-      </w:r>
-    </w:p>
-    <w:p>
-      <w:r>
-        <w:t xml:space="preserve">            Write-Host ""</w:t>
-      </w:r>
-    </w:p>
-    <w:p>
-      <w:r>
-        <w:t xml:space="preserve">            Write-Host "Khong tim thay backup ngay $date!" -ForegroundColor Red</w:t>
-      </w:r>
-    </w:p>
-    <w:p>
-      <w:r>
-        <w:t xml:space="preserve">            Read-Host "Nhan Enter de nhap lai"</w:t>
-      </w:r>
-    </w:p>
-    <w:p>
-      <w:r>
-        <w:t xml:space="preserve">            continue</w:t>
-      </w:r>
-    </w:p>
-    <w:p>
-      <w:r>
-        <w:t xml:space="preserve">        }</w:t>
-      </w:r>
-    </w:p>
-    <w:p/>
-    <w:p>
-      <w:r>
-        <w:t xml:space="preserve">        $backup = Get-Item $backupPath</w:t>
-      </w:r>
-    </w:p>
-    <w:p>
-      <w:r>
-        <w:t xml:space="preserve">    }</w:t>
-      </w:r>
-    </w:p>
-    <w:p/>
-    <w:p>
-      <w:r>
-        <w:t xml:space="preserve">    # Xac nhan</w:t>
-      </w:r>
-    </w:p>
-    <w:p>
-      <w:r>
-        <w:t xml:space="preserve">    Write-Host ""</w:t>
-      </w:r>
-    </w:p>
-    <w:p>
-      <w:r>
-        <w:t xml:space="preserve">    Write-Host "File backup duoc chon:"</w:t>
-      </w:r>
-    </w:p>
-    <w:p>
-      <w:r>
-        <w:t xml:space="preserve">    Write-Host $backup.FullName</w:t>
-      </w:r>
-    </w:p>
-    <w:p>
-      <w:r>
-        <w:t xml:space="preserve">    Write-Host ""</w:t>
-      </w:r>
-    </w:p>
-    <w:p/>
-    <w:p>
-      <w:r>
-        <w:t xml:space="preserve">    $confirm = Read-Host "CANH BAO: Restore co the ghi de du lieu hien tai. Tiep tuc? (Y/N)"</w:t>
-      </w:r>
-    </w:p>
-    <w:p/>
-    <w:p>
-      <w:r>
-        <w:lastRenderedPageBreak/>
-        <w:t xml:space="preserve">    if ($confirm -ne "Y" -and $confirm -ne "y") {</w:t>
-      </w:r>
-    </w:p>
-    <w:p>
-      <w:r>
-        <w:t xml:space="preserve">        Write-Host "Da huy phuc hoi."</w:t>
-      </w:r>
-    </w:p>
-    <w:p>
-      <w:r>
-        <w:t xml:space="preserve">        Read-Host "Nhan Enter de tiep tuc"</w:t>
-      </w:r>
-    </w:p>
-    <w:p>
-      <w:r>
-        <w:t xml:space="preserve">        continue</w:t>
-      </w:r>
-    </w:p>
-    <w:p>
-      <w:r>
-        <w:t xml:space="preserve">    }</w:t>
-      </w:r>
-    </w:p>
-    <w:p/>
-    <w:p>
-      <w:r>
-        <w:t xml:space="preserve">    Write-Host ""</w:t>
-      </w:r>
-    </w:p>
-    <w:p>
-      <w:r>
-        <w:t xml:space="preserve">    Write-Host "Dang phuc hoi..." -ForegroundColor Yellow</w:t>
-      </w:r>
-    </w:p>
-    <w:p>
-      <w:r>
-        <w:t xml:space="preserve">    Write-Host ""</w:t>
-      </w:r>
-    </w:p>
-    <w:p/>
-    <w:p>
-      <w:r>
-        <w:t xml:space="preserve">    # Lay ten file backup</w:t>
-      </w:r>
-    </w:p>
-    <w:p>
-      <w:r>
-        <w:t xml:space="preserve">    $backupFileName = $backup.Name</w:t>
-      </w:r>
-    </w:p>
-    <w:p/>
-    <w:p>
-      <w:r>
-        <w:t xml:space="preserve">    # Chay pg_restore ben trong Docker</w:t>
-      </w:r>
-    </w:p>
-    <w:p>
-      <w:r>
-        <w:t xml:space="preserve">    docker compose `</w:t>
-      </w:r>
-    </w:p>
-    <w:p>
-      <w:r>
-        <w:t xml:space="preserve">        -f (Join-Path $composeRoot "docker-compose.yml") `</w:t>
-      </w:r>
-    </w:p>
-    <w:p>
-      <w:r>
-        <w:t xml:space="preserve">        run --rm `</w:t>
-      </w:r>
-    </w:p>
-    <w:p>
-      <w:r>
-        <w:t xml:space="preserve">        backup `</w:t>
-      </w:r>
-    </w:p>
-    <w:p>
-      <w:r>
-        <w:t xml:space="preserve">        sh -c "pg_restore --clean --if-exists --no-owner --no-privileges --verbose --exit-on-error -d `"`$DATABASE_URL`" /backup/$backupFileName"</w:t>
-      </w:r>
-    </w:p>
-    <w:p/>
-    <w:p>
-      <w:r>
-        <w:t xml:space="preserve">    if ($LASTEXITCODE -eq 0) {</w:t>
-      </w:r>
-    </w:p>
-    <w:p/>
-    <w:p>
-      <w:r>
-        <w:t xml:space="preserve">        Write-Host ""</w:t>
-      </w:r>
-    </w:p>
-    <w:p>
-      <w:r>
-        <w:t xml:space="preserve">        Write-Host "Phuc hoi thanh cong!" -ForegroundColor Green</w:t>
-      </w:r>
-    </w:p>
-    <w:p>
-      <w:r>
-        <w:t xml:space="preserve">        Write-Host "Backup: $($backup.FullName)"</w:t>
-      </w:r>
-    </w:p>
-    <w:p>
-      <w:r>
-        <w:lastRenderedPageBreak/>
-        <w:t xml:space="preserve">    }</w:t>
-      </w:r>
-    </w:p>
-    <w:p>
-      <w:r>
-        <w:t xml:space="preserve">    else {</w:t>
-      </w:r>
-    </w:p>
-    <w:p/>
-    <w:p>
-      <w:r>
-        <w:t xml:space="preserve">        Write-Host ""</w:t>
-      </w:r>
-    </w:p>
-    <w:p>
-      <w:r>
-        <w:t xml:space="preserve">        Write-Host "Phuc hoi that bai!" -ForegroundColor Red</w:t>
-      </w:r>
-    </w:p>
-    <w:p>
-      <w:r>
-        <w:t xml:space="preserve">    }</w:t>
-      </w:r>
-    </w:p>
-    <w:p/>
-    <w:p>
-      <w:r>
-        <w:t xml:space="preserve">    Read-Host "Nhan Enter de tro ve menu"</w:t>
-      </w:r>
-    </w:p>
-    <w:p>
-      <w:r>
-        <w:t>}</w:t>
-      </w:r>
-    </w:p>
-    <w:p/>
-    <w:p/>
-    <w:p>
-      <w:r>
-        <w:t>================================================</w:t>
-      </w:r>
-    </w:p>
-    <w:p>
-      <w:r>
-        <w:t>FILE: backend/prisma/schema.prisma</w:t>
-      </w:r>
-    </w:p>
-    <w:p>
-      <w:r>
-        <w:t>================================================</w:t>
-      </w:r>
-    </w:p>
-    <w:p>
-      <w:r>
-        <w:t>datasource db {</w:t>
-      </w:r>
-    </w:p>
-    <w:p>
-      <w:r>
-        <w:t xml:space="preserve">  provider = "postgresql"</w:t>
-      </w:r>
-    </w:p>
-    <w:p>
-      <w:r>
-        <w:t>}</w:t>
-      </w:r>
-    </w:p>
-    <w:p/>
-    <w:p>
-      <w:r>
-        <w:t>generator client {</w:t>
-      </w:r>
-    </w:p>
-    <w:p>
-      <w:r>
-        <w:t xml:space="preserve">  provider = "prisma-client-js"</w:t>
-      </w:r>
-    </w:p>
-    <w:p>
-      <w:r>
-        <w:t>}</w:t>
-      </w:r>
-    </w:p>
-    <w:p/>
-    <w:p>
-      <w:r>
-        <w:t>model Role {</w:t>
-      </w:r>
-    </w:p>
-    <w:p>
-      <w:r>
-        <w:t xml:space="preserve">  roleId      Int       @id @default(autoincrement()) @map("role_id")</w:t>
-      </w:r>
-    </w:p>
-    <w:p>
-      <w:r>
-        <w:t xml:space="preserve">  roleName    String    @unique @db.VarChar(50) @map("role_name")</w:t>
-      </w:r>
-    </w:p>
-    <w:p>
-      <w:r>
-        <w:t xml:space="preserve">  description String?   @db.VarChar(255)</w:t>
-      </w:r>
-    </w:p>
-    <w:p>
-      <w:r>
-        <w:lastRenderedPageBreak/>
-        <w:t xml:space="preserve">  accounts    Account[]</w:t>
-      </w:r>
-    </w:p>
-    <w:p/>
-    <w:p>
-      <w:r>
-        <w:t xml:space="preserve">  @@map("roles")</w:t>
-      </w:r>
-    </w:p>
-    <w:p>
-      <w:r>
-        <w:t>}</w:t>
-      </w:r>
-    </w:p>
-    <w:p/>
-    <w:p>
-      <w:r>
-        <w:t>model Account {</w:t>
-      </w:r>
-    </w:p>
-    <w:p>
-      <w:r>
-        <w:t xml:space="preserve">  accountId    Int       @id @default(autoincrement()) @map("account_id")</w:t>
-      </w:r>
-    </w:p>
-    <w:p>
-      <w:r>
-        <w:t xml:space="preserve">  username     String    @unique @db.VarChar(50)</w:t>
-      </w:r>
-    </w:p>
-    <w:p>
-      <w:r>
-        <w:t xml:space="preserve">  passwordHash String    @map("password_hash") @db.VarChar(255)</w:t>
-      </w:r>
-    </w:p>
-    <w:p>
-      <w:r>
-        <w:t xml:space="preserve">  roleId       Int       @map("role_id")</w:t>
-      </w:r>
-    </w:p>
-    <w:p>
-      <w:r>
-        <w:t xml:space="preserve">  isLocked     Boolean   @default(false) @map("is_locked")</w:t>
-      </w:r>
-    </w:p>
-    <w:p>
-      <w:r>
-        <w:t xml:space="preserve">  createdAt    DateTime  @default(now()) @map("created_at")</w:t>
-      </w:r>
-    </w:p>
-    <w:p>
-      <w:r>
-        <w:t xml:space="preserve">  role         Role      @relation(fields: [roleId], references: [roleId])</w:t>
-      </w:r>
-    </w:p>
-    <w:p>
-      <w:r>
-        <w:t xml:space="preserve">  customer     Customer?</w:t>
-      </w:r>
-    </w:p>
-    <w:p/>
-    <w:p>
-      <w:r>
-        <w:t xml:space="preserve">  @@map("accounts")</w:t>
-      </w:r>
-    </w:p>
-    <w:p>
-      <w:r>
-        <w:t>}</w:t>
-      </w:r>
-    </w:p>
-    <w:p/>
-    <w:p>
-      <w:r>
-        <w:t>model Supplier {</w:t>
-      </w:r>
-    </w:p>
-    <w:p>
-      <w:r>
-        <w:t xml:space="preserve">  supplierId   Int       @id @default(autoincrement()) @map("supplier_id")</w:t>
-      </w:r>
-    </w:p>
-    <w:p>
-      <w:r>
-        <w:t xml:space="preserve">  supplierName String    @map("supplier_name") @db.VarChar(150)</w:t>
-      </w:r>
-    </w:p>
-    <w:p>
-      <w:r>
-        <w:t xml:space="preserve">  phone        String?   @db.VarChar(20)</w:t>
-      </w:r>
-    </w:p>
-    <w:p>
-      <w:r>
-        <w:t xml:space="preserve">  email        String?   @db.VarChar(100)</w:t>
-      </w:r>
-    </w:p>
-    <w:p>
-      <w:r>
-        <w:t xml:space="preserve">  address      String?   @db.VarChar(255)</w:t>
-      </w:r>
-    </w:p>
-    <w:p>
-      <w:r>
-        <w:t xml:space="preserve">  products     Product[]</w:t>
-      </w:r>
-    </w:p>
-    <w:p/>
-    <w:p>
-      <w:r>
-        <w:lastRenderedPageBreak/>
-        <w:t xml:space="preserve">  @@map("suppliers")</w:t>
-      </w:r>
-    </w:p>
-    <w:p>
-      <w:r>
-        <w:t>}</w:t>
-      </w:r>
-    </w:p>
-    <w:p/>
-    <w:p>
-      <w:r>
-        <w:t>model Product {</w:t>
-      </w:r>
-    </w:p>
-    <w:p>
-      <w:r>
-        <w:t xml:space="preserve">  productId     Int        @id @default(autoincrement()) @map("product_id")</w:t>
-      </w:r>
-    </w:p>
-    <w:p>
-      <w:r>
-        <w:t xml:space="preserve">  supplierId    Int        @map("supplier_id")</w:t>
-      </w:r>
-    </w:p>
-    <w:p>
-      <w:r>
-        <w:t xml:space="preserve">  productName   String     @map("product_name") @db.VarChar(150)</w:t>
-      </w:r>
-    </w:p>
-    <w:p>
-      <w:r>
-        <w:t xml:space="preserve">  category      String?    @db.VarChar(50)</w:t>
-      </w:r>
-    </w:p>
-    <w:p>
-      <w:r>
-        <w:t xml:space="preserve">  brand         String?    @db.VarChar(50)</w:t>
-      </w:r>
-    </w:p>
-    <w:p>
-      <w:r>
-        <w:t xml:space="preserve">  size          String?    @db.VarChar(10)</w:t>
-      </w:r>
-    </w:p>
-    <w:p>
-      <w:r>
-        <w:t xml:space="preserve">  color         String?    @db.VarChar(30)</w:t>
-      </w:r>
-    </w:p>
-    <w:p>
-      <w:r>
-        <w:t xml:space="preserve">  material      String?    @db.VarChar(50)</w:t>
-      </w:r>
-    </w:p>
-    <w:p>
-      <w:r>
-        <w:t xml:space="preserve">  price         Decimal    @db.Decimal(18, 2)</w:t>
-      </w:r>
-    </w:p>
-    <w:p>
-      <w:r>
-        <w:t xml:space="preserve">  stockQuantity Int        @default(0) @map("stock_quantity")</w:t>
-      </w:r>
-    </w:p>
-    <w:p>
-      <w:r>
-        <w:t xml:space="preserve">  isActive      Boolean    @default(true) @map("is_active")</w:t>
-      </w:r>
-    </w:p>
-    <w:p>
-      <w:r>
-        <w:t xml:space="preserve">  imageUrl      String?    @map("image_url") @db.VarChar(500)</w:t>
-      </w:r>
-    </w:p>
-    <w:p>
-      <w:r>
-        <w:t xml:space="preserve">  supplier      Supplier   @relation(fields: [supplierId], references: [supplierId])</w:t>
-      </w:r>
-    </w:p>
-    <w:p>
-      <w:r>
-        <w:t xml:space="preserve">  feedbacks     Feedback[]</w:t>
-      </w:r>
-    </w:p>
-    <w:p/>
-    <w:p>
-      <w:r>
-        <w:t xml:space="preserve">  @@index([supplierId])</w:t>
-      </w:r>
-    </w:p>
-    <w:p>
-      <w:r>
-        <w:t xml:space="preserve">  @@index([category])</w:t>
-      </w:r>
-    </w:p>
-    <w:p>
-      <w:r>
-        <w:t xml:space="preserve">  @@index([isActive])</w:t>
-      </w:r>
-    </w:p>
-    <w:p>
-      <w:r>
-        <w:t xml:space="preserve">  @@map("products")</w:t>
-      </w:r>
-    </w:p>
-    <w:p>
-      <w:r>
-        <w:t>}</w:t>
-      </w:r>
-    </w:p>
-    <w:p/>
-    <w:p>
-      <w:r>
-        <w:t>model Customer {</w:t>
-      </w:r>
-    </w:p>
-    <w:p>
-      <w:r>
-        <w:lastRenderedPageBreak/>
-        <w:t xml:space="preserve">  customerId          Int                  @id @map("customer_id")</w:t>
-      </w:r>
-    </w:p>
-    <w:p>
-      <w:r>
-        <w:t xml:space="preserve">  fullName            String               @map("full_name") @db.VarChar(100)</w:t>
-      </w:r>
-    </w:p>
-    <w:p>
-      <w:r>
-        <w:t xml:space="preserve">  dateOfBirth         DateTime             @map("date_of_birth") @db.Date</w:t>
-      </w:r>
-    </w:p>
-    <w:p>
-      <w:r>
-        <w:t xml:space="preserve">  gender              String?              @db.VarChar(10)</w:t>
-      </w:r>
-    </w:p>
-    <w:p>
-      <w:r>
-        <w:t xml:space="preserve">  phone               String?              @db.VarChar(20)</w:t>
-      </w:r>
-    </w:p>
-    <w:p>
-      <w:r>
-        <w:t xml:space="preserve">  address             String?              @db.VarChar(255)</w:t>
-      </w:r>
-    </w:p>
-    <w:p>
-      <w:r>
-        <w:t xml:space="preserve">  // Soft delete cho nghiệp vụ "Xóa khách hàng" (4.1.2) - TÁCH BIỆT với Account.isLocked (4.1.3 "Khóa tài khoản").</w:t>
-      </w:r>
-    </w:p>
-    <w:p>
-      <w:r>
-        <w:t xml:space="preserve">  // isDeleted=true  -&gt; khách hàng biến mất khỏi danh sách hoạt động, KHÔNG xóa Feedback/SurveyResponse liên quan.</w:t>
-      </w:r>
-    </w:p>
-    <w:p>
-      <w:r>
-        <w:t xml:space="preserve">  // Account.isLocked=true -&gt; khách hàng không đăng nhập được, dữ liệu và Customer vẫn nguyên vẹn.</w:t>
-      </w:r>
-    </w:p>
-    <w:p>
-      <w:r>
-        <w:t xml:space="preserve">  isDeleted           Boolean              @default(false) @map("is_deleted")</w:t>
-      </w:r>
-    </w:p>
-    <w:p>
-      <w:r>
-        <w:t xml:space="preserve">  deletedAt           DateTime?            @map("deleted_at")</w:t>
-      </w:r>
-    </w:p>
-    <w:p>
-      <w:r>
-        <w:t xml:space="preserve">  account             Account              @relation(fields: [customerId], references: [accountId], onDelete: Cascade)</w:t>
-      </w:r>
-    </w:p>
-    <w:p>
-      <w:r>
-        <w:t xml:space="preserve">  customerPreferences CustomerPreference[]</w:t>
-      </w:r>
-    </w:p>
-    <w:p>
-      <w:r>
-        <w:t xml:space="preserve">  feedbacks           Feedback[]</w:t>
-      </w:r>
-    </w:p>
-    <w:p>
-      <w:r>
-        <w:t xml:space="preserve">  surveyTargets       SurveyTarget[]</w:t>
-      </w:r>
-    </w:p>
-    <w:p>
-      <w:r>
-        <w:t xml:space="preserve">  surveyResponses     SurveyResponse[]</w:t>
-      </w:r>
-    </w:p>
-    <w:p/>
-    <w:p>
-      <w:r>
-        <w:t xml:space="preserve">  @@index([isDeleted])</w:t>
-      </w:r>
-    </w:p>
-    <w:p>
-      <w:r>
-        <w:t xml:space="preserve">  @@map("customers")</w:t>
-      </w:r>
-    </w:p>
-    <w:p>
-      <w:r>
-        <w:t>}</w:t>
-      </w:r>
-    </w:p>
-    <w:p/>
-    <w:p>
-      <w:r>
-        <w:t>model CustomerPreference {</w:t>
-      </w:r>
-    </w:p>
-    <w:p>
-      <w:r>
-        <w:t xml:space="preserve">  preferenceId  Int      @id @default(autoincrement()) @map("preference_id")</w:t>
-      </w:r>
-    </w:p>
-    <w:p>
-      <w:r>
-        <w:lastRenderedPageBreak/>
-        <w:t xml:space="preserve">  customerId    Int      @map("customer_id")</w:t>
-      </w:r>
-    </w:p>
-    <w:p>
-      <w:r>
-        <w:t xml:space="preserve">  preferenceTag String   @map("preference_tag") @db.VarChar(100)</w:t>
-      </w:r>
-    </w:p>
-    <w:p>
-      <w:r>
-        <w:t xml:space="preserve">  customer      Customer @relation(fields: [customerId], references: [customerId], onDelete: Cascade)</w:t>
-      </w:r>
-    </w:p>
-    <w:p/>
-    <w:p>
-      <w:r>
-        <w:t xml:space="preserve">  @@map("customer_preferences")</w:t>
-      </w:r>
-    </w:p>
-    <w:p>
-      <w:r>
-        <w:t>}</w:t>
-      </w:r>
-    </w:p>
-    <w:p/>
-    <w:p>
-      <w:r>
-        <w:t>model Feedback {</w:t>
-      </w:r>
-    </w:p>
-    <w:p>
-      <w:r>
-        <w:t xml:space="preserve">  feedbackId Int      @id @default(autoincrement()) @map("feedback_id")</w:t>
-      </w:r>
-    </w:p>
-    <w:p>
-      <w:r>
-        <w:t xml:space="preserve">  customerId Int      @map("customer_id")</w:t>
-      </w:r>
-    </w:p>
-    <w:p>
-      <w:r>
-        <w:t xml:space="preserve">  productId  Int      @map("product_id")</w:t>
-      </w:r>
-    </w:p>
-    <w:p>
-      <w:r>
-        <w:t xml:space="preserve">  title      String   @db.VarChar(150)</w:t>
-      </w:r>
-    </w:p>
-    <w:p>
-      <w:r>
-        <w:t xml:space="preserve">  content    String   @db.Text</w:t>
-      </w:r>
-    </w:p>
-    <w:p>
-      <w:r>
-        <w:t xml:space="preserve">  // rating phải trong khoảng 1-5. Ràng buộc CHECK(rating BETWEEN 1 AND 5) được thêm bằng raw SQL trong migration</w:t>
-      </w:r>
-    </w:p>
-    <w:p>
-      <w:r>
-        <w:t xml:space="preserve">  // (Prisma Client không tự sinh CHECK constraint), kèm validate ở tầng API/service.</w:t>
-      </w:r>
-    </w:p>
-    <w:p>
-      <w:r>
-        <w:t xml:space="preserve">  rating     Int</w:t>
-      </w:r>
-    </w:p>
-    <w:p>
-      <w:r>
-        <w:t xml:space="preserve">  imageUrl   String?  @map("image_url") @db.VarChar(500)</w:t>
-      </w:r>
-    </w:p>
-    <w:p>
-      <w:r>
-        <w:t xml:space="preserve">  status     String   @default("Pending") @db.VarChar(20)</w:t>
-      </w:r>
-    </w:p>
-    <w:p>
-      <w:r>
-        <w:t xml:space="preserve">  createdAt  DateTime @default(now()) @map("created_at")</w:t>
-      </w:r>
-    </w:p>
-    <w:p>
-      <w:r>
-        <w:t xml:space="preserve">  // Giữ nguyên quan hệ mặc định (RESTRICT) tới Customer: vì "Xóa khách hàng" giờ là soft delete</w:t>
-      </w:r>
-    </w:p>
-    <w:p>
-      <w:r>
-        <w:t xml:space="preserve">  // (Customer.isDeleted), app KHÔNG bao giờ chạy DELETE thật trên customers nữa nên RESTRICT không</w:t>
-      </w:r>
-    </w:p>
-    <w:p>
-      <w:r>
-        <w:t xml:space="preserve">  // còn cản trở nghiệp vụ, đồng thời vẫn bảo vệ toàn vẹn dữ liệu nếu ai đó lỡ xóa cứng bằng tay.</w:t>
-      </w:r>
-    </w:p>
-    <w:p>
-      <w:r>
-        <w:lastRenderedPageBreak/>
-        <w:t xml:space="preserve">  customer   Customer @relation(fields: [customerId], references: [customerId])</w:t>
-      </w:r>
-    </w:p>
-    <w:p>
-      <w:r>
-        <w:t xml:space="preserve">  product    Product  @relation(fields: [productId], references: [productId])</w:t>
-      </w:r>
-    </w:p>
-    <w:p/>
-    <w:p>
-      <w:r>
-        <w:t xml:space="preserve">  @@index([customerId])</w:t>
-      </w:r>
-    </w:p>
-    <w:p>
-      <w:r>
-        <w:t xml:space="preserve">  @@index([productId])</w:t>
-      </w:r>
-    </w:p>
-    <w:p>
-      <w:r>
-        <w:t xml:space="preserve">  @@index([status])</w:t>
-      </w:r>
-    </w:p>
-    <w:p>
-      <w:r>
-        <w:t xml:space="preserve">  @@map("feedbacks")</w:t>
-      </w:r>
-    </w:p>
-    <w:p>
-      <w:r>
-        <w:t>}</w:t>
-      </w:r>
-    </w:p>
-    <w:p/>
-    <w:p>
-      <w:r>
-        <w:t>model Survey {</w:t>
-      </w:r>
-    </w:p>
-    <w:p>
-      <w:r>
-        <w:t xml:space="preserve">  surveyId        Int              @id @default(autoincrement()) @map("survey_id")</w:t>
-      </w:r>
-    </w:p>
-    <w:p>
-      <w:r>
-        <w:t xml:space="preserve">  title           String           @db.VarChar(200)</w:t>
-      </w:r>
-    </w:p>
-    <w:p>
-      <w:r>
-        <w:t xml:space="preserve">  description     String?          @db.Text</w:t>
-      </w:r>
-    </w:p>
-    <w:p>
-      <w:r>
-        <w:t xml:space="preserve">  createdAt       DateTime         @default(now()) @map("created_at")</w:t>
-      </w:r>
-    </w:p>
-    <w:p>
-      <w:r>
-        <w:t xml:space="preserve">  isActive        Boolean          @default(true) @map("is_active")</w:t>
-      </w:r>
-    </w:p>
-    <w:p>
-      <w:r>
-        <w:t xml:space="preserve">  questions       SurveyQuestion[]</w:t>
-      </w:r>
-    </w:p>
-    <w:p>
-      <w:r>
-        <w:t xml:space="preserve">  surveyTargets   SurveyTarget[]</w:t>
-      </w:r>
-    </w:p>
-    <w:p>
-      <w:r>
-        <w:t xml:space="preserve">  surveyResponses SurveyResponse[]</w:t>
-      </w:r>
-    </w:p>
-    <w:p/>
-    <w:p>
-      <w:r>
-        <w:t xml:space="preserve">  @@map("surveys")</w:t>
-      </w:r>
-    </w:p>
-    <w:p>
-      <w:r>
-        <w:t>}</w:t>
-      </w:r>
-    </w:p>
-    <w:p/>
-    <w:p>
-      <w:r>
-        <w:t>model SurveyQuestion {</w:t>
-      </w:r>
-    </w:p>
-    <w:p>
-      <w:r>
-        <w:t xml:space="preserve">  questionId      Int                    @id @default(autoincrement()) @map("question_id")</w:t>
-      </w:r>
-    </w:p>
-    <w:p>
-      <w:r>
-        <w:t xml:space="preserve">  surveyId        Int                    @map("survey_id")</w:t>
-      </w:r>
-    </w:p>
-    <w:p>
-      <w:r>
-        <w:t xml:space="preserve">  questionContent String                 @map("question_content") @db.Text</w:t>
-      </w:r>
-    </w:p>
-    <w:p>
-      <w:r>
-        <w:lastRenderedPageBreak/>
-        <w:t xml:space="preserve">  questionType    String                 @map("question_type") @db.VarChar(20)</w:t>
-      </w:r>
-    </w:p>
-    <w:p>
-      <w:r>
-        <w:t xml:space="preserve">  survey          Survey                 @relation(fields: [surveyId], references: [surveyId], onDelete: Cascade)</w:t>
-      </w:r>
-    </w:p>
-    <w:p>
-      <w:r>
-        <w:t xml:space="preserve">  options         SurveyQuestionOption[]</w:t>
-      </w:r>
-    </w:p>
-    <w:p>
-      <w:r>
-        <w:t xml:space="preserve">  surveyAnswers   SurveyAnswer[]</w:t>
-      </w:r>
-    </w:p>
-    <w:p/>
-    <w:p>
-      <w:r>
-        <w:t xml:space="preserve">  @@index([surveyId])</w:t>
-      </w:r>
-    </w:p>
-    <w:p>
-      <w:r>
-        <w:t xml:space="preserve">  @@map("survey_questions")</w:t>
-      </w:r>
-    </w:p>
-    <w:p>
-      <w:r>
-        <w:t>}</w:t>
-      </w:r>
-    </w:p>
-    <w:p/>
-    <w:p>
-      <w:r>
-        <w:t>// Danh sách lựa chọn hợp lệ cho câu hỏi SINGLE_CHOICE / MULTIPLE_CHOICE.</w:t>
-      </w:r>
-    </w:p>
-    <w:p>
-      <w:r>
-        <w:t>// Câu hỏi loại TEXT không dùng bảng này (options rỗng).</w:t>
-      </w:r>
-    </w:p>
-    <w:p>
-      <w:r>
-        <w:t>model SurveyQuestionOption {</w:t>
-      </w:r>
-    </w:p>
-    <w:p>
-      <w:r>
-        <w:t xml:space="preserve">  optionId   Int            @id @default(autoincrement()) @map("option_id")</w:t>
-      </w:r>
-    </w:p>
-    <w:p>
-      <w:r>
-        <w:t xml:space="preserve">  questionId Int            @map("question_id")</w:t>
-      </w:r>
-    </w:p>
-    <w:p>
-      <w:r>
-        <w:t xml:space="preserve">  optionText String         @map("option_text") @db.VarChar(255)</w:t>
-      </w:r>
-    </w:p>
-    <w:p>
-      <w:r>
-        <w:t xml:space="preserve">  sortOrder  Int            @default(0) @map("sort_order")</w:t>
-      </w:r>
-    </w:p>
-    <w:p>
-      <w:r>
-        <w:t xml:space="preserve">  question   SurveyQuestion @relation(fields: [questionId], references: [questionId], onDelete: Cascade)</w:t>
-      </w:r>
-    </w:p>
-    <w:p>
-      <w:r>
-        <w:t xml:space="preserve">  answers    SurveyAnswer[]</w:t>
-      </w:r>
-    </w:p>
-    <w:p/>
-    <w:p>
-      <w:r>
-        <w:t xml:space="preserve">  @@index([questionId])</w:t>
-      </w:r>
-    </w:p>
-    <w:p>
-      <w:r>
-        <w:t xml:space="preserve">  @@map("survey_question_options")</w:t>
-      </w:r>
-    </w:p>
-    <w:p>
-      <w:r>
-        <w:t>}</w:t>
-      </w:r>
-    </w:p>
-    <w:p/>
-    <w:p>
-      <w:r>
-        <w:t>model SurveyTarget {</w:t>
-      </w:r>
-    </w:p>
-    <w:p>
-      <w:r>
-        <w:t xml:space="preserve">  surveyId    Int      @map("survey_id")</w:t>
-      </w:r>
-    </w:p>
-    <w:p>
-      <w:r>
-        <w:lastRenderedPageBreak/>
-        <w:t xml:space="preserve">  customerId  Int      @map("customer_id")</w:t>
-      </w:r>
-    </w:p>
-    <w:p>
-      <w:r>
-        <w:t xml:space="preserve">  isCompleted Boolean  @default(false) @map("is_completed")</w:t>
-      </w:r>
-    </w:p>
-    <w:p>
-      <w:r>
-        <w:t xml:space="preserve">  survey      Survey   @relation(fields: [surveyId], references: [surveyId], onDelete: Cascade)</w:t>
-      </w:r>
-    </w:p>
-    <w:p>
-      <w:r>
-        <w:t xml:space="preserve">  customer    Customer @relation(fields: [customerId], references: [customerId], onDelete: Cascade)</w:t>
-      </w:r>
-    </w:p>
-    <w:p/>
-    <w:p>
-      <w:r>
-        <w:t xml:space="preserve">  @@id([surveyId, customerId])</w:t>
-      </w:r>
-    </w:p>
-    <w:p>
-      <w:r>
-        <w:t xml:space="preserve">  @@map("survey_targets")</w:t>
-      </w:r>
-    </w:p>
-    <w:p>
-      <w:r>
-        <w:t>}</w:t>
-      </w:r>
-    </w:p>
-    <w:p/>
-    <w:p>
-      <w:r>
-        <w:t>model SurveyResponse {</w:t>
-      </w:r>
-    </w:p>
-    <w:p>
-      <w:r>
-        <w:t xml:space="preserve">  responseId    Int            @id @default(autoincrement()) @map("response_id")</w:t>
-      </w:r>
-    </w:p>
-    <w:p>
-      <w:r>
-        <w:t xml:space="preserve">  surveyId      Int            @map("survey_id")</w:t>
-      </w:r>
-    </w:p>
-    <w:p>
-      <w:r>
-        <w:t xml:space="preserve">  customerId    Int            @map("customer_id")</w:t>
-      </w:r>
-    </w:p>
-    <w:p>
-      <w:r>
-        <w:t xml:space="preserve">  submittedAt   DateTime       @default(now()) @map("submitted_at")</w:t>
-      </w:r>
-    </w:p>
-    <w:p>
-      <w:r>
-        <w:t xml:space="preserve">  survey        Survey         @relation(fields: [surveyId], references: [surveyId])</w:t>
-      </w:r>
-    </w:p>
-    <w:p>
-      <w:r>
-        <w:t xml:space="preserve">  customer      Customer       @relation(fields: [customerId], references: [customerId])</w:t>
-      </w:r>
-    </w:p>
-    <w:p>
-      <w:r>
-        <w:t xml:space="preserve">  surveyAnswers SurveyAnswer[]</w:t>
-      </w:r>
-    </w:p>
-    <w:p/>
-    <w:p>
-      <w:r>
-        <w:t xml:space="preserve">  // Một khách hàng chỉ được nộp 1 lần cho mỗi khảo sát (yêu cầu VI).</w:t>
-      </w:r>
-    </w:p>
-    <w:p>
-      <w:r>
-        <w:t xml:space="preserve">  @@unique([surveyId, customerId], name: "uq_survey_response_customer")</w:t>
-      </w:r>
-    </w:p>
-    <w:p>
-      <w:r>
-        <w:t xml:space="preserve">  @@index([customerId])</w:t>
-      </w:r>
-    </w:p>
-    <w:p>
-      <w:r>
-        <w:t xml:space="preserve">  @@map("survey_responses")</w:t>
-      </w:r>
-    </w:p>
-    <w:p>
-      <w:r>
-        <w:t>}</w:t>
-      </w:r>
-    </w:p>
-    <w:p/>
-    <w:p>
-      <w:r>
-        <w:t>model SurveyAnswer {</w:t>
-      </w:r>
-    </w:p>
-    <w:p>
-      <w:r>
-        <w:lastRenderedPageBreak/>
-        <w:t xml:space="preserve">  answerId       Int                   @id @default(autoincrement()) @map("answer_id")</w:t>
-      </w:r>
-    </w:p>
-    <w:p>
-      <w:r>
-        <w:t xml:space="preserve">  responseId     Int                   @map("response_id")</w:t>
-      </w:r>
-    </w:p>
-    <w:p>
-      <w:r>
-        <w:t xml:space="preserve">  questionId     Int                   @map("question_id")</w:t>
-      </w:r>
-    </w:p>
-    <w:p>
-      <w:r>
-        <w:t xml:space="preserve">  // Giữ nguyên answerValue (không breaking change): dùng cho câu TEXT, và với SINGLE_CHOICE</w:t>
-      </w:r>
-    </w:p>
-    <w:p>
-      <w:r>
-        <w:t xml:space="preserve">  // vẫn lưu text của lựa chọn (denormalized) để không phải sửa code đọc dữ liệu hiện tại.</w:t>
-      </w:r>
-    </w:p>
-    <w:p>
-      <w:r>
-        <w:t xml:space="preserve">  answerValue    String                @map("answer_value") @db.Text</w:t>
-      </w:r>
-    </w:p>
-    <w:p>
-      <w:r>
-        <w:t xml:space="preserve">  // Thêm mới: với câu SINGLE_CHOICE/MULTIPLE_CHOICE, optionId trỏ về lựa chọn hợp lệ để thống kê</w:t>
-      </w:r>
-    </w:p>
-    <w:p>
-      <w:r>
-        <w:t xml:space="preserve">  // chính xác bằng group-by id thay vì so khớp chuỗi text. Nullable vì câu TEXT không có option.</w:t>
-      </w:r>
-    </w:p>
-    <w:p>
-      <w:r>
-        <w:t xml:space="preserve">  optionId       Int?                  @map("option_id")</w:t>
-      </w:r>
-    </w:p>
-    <w:p>
-      <w:r>
-        <w:t xml:space="preserve">  surveyResponse SurveyResponse        @relation(fields: [responseId], references: [responseId], onDelete: Cascade)</w:t>
-      </w:r>
-    </w:p>
-    <w:p>
-      <w:r>
-        <w:t xml:space="preserve">  surveyQuestion SurveyQuestion        @relation(fields: [questionId], references: [questionId])</w:t>
-      </w:r>
-    </w:p>
-    <w:p>
-      <w:r>
-        <w:t xml:space="preserve">  option         SurveyQuestionOption? @relation(fields: [optionId], references: [optionId])</w:t>
-      </w:r>
-    </w:p>
-    <w:p/>
-    <w:p>
-      <w:r>
-        <w:t xml:space="preserve">  @@index([questionId])</w:t>
-      </w:r>
-    </w:p>
-    <w:p>
-      <w:r>
-        <w:t xml:space="preserve">  @@index([optionId])</w:t>
-      </w:r>
-    </w:p>
-    <w:p>
-      <w:r>
-        <w:t xml:space="preserve">  @@map("survey_answers")</w:t>
-      </w:r>
-    </w:p>
-    <w:p>
-      <w:r>
-        <w:t>}</w:t>
-      </w:r>
-    </w:p>
-    <w:p/>
-    <w:p/>
-    <w:p>
-      <w:r>
-        <w:t>================================================</w:t>
-      </w:r>
-    </w:p>
-    <w:p>
-      <w:r>
-        <w:t>FILE: backend/prisma/migrations/migration_lock.toml</w:t>
-      </w:r>
-    </w:p>
-    <w:p>
-      <w:r>
-        <w:t>================================================</w:t>
-      </w:r>
-    </w:p>
-    <w:p>
-      <w:r>
-        <w:lastRenderedPageBreak/>
-        <w:t># Please do not edit this file manually</w:t>
-      </w:r>
-    </w:p>
-    <w:p>
-      <w:r>
-        <w:t># It should be added in your version-control system (e.g., Git)</w:t>
-      </w:r>
-    </w:p>
-    <w:p>
-      <w:r>
-        <w:t>provider = "postgresql"</w:t>
-      </w:r>
-    </w:p>
-    <w:p/>
-    <w:p/>
-    <w:p/>
-    <w:p>
-      <w:r>
-        <w:t>================================================</w:t>
-      </w:r>
-    </w:p>
-    <w:p>
-      <w:r>
-        <w:t>FILE: backend/prisma/migrations/20260914093301_init_database/migration.sql</w:t>
-      </w:r>
-    </w:p>
-    <w:p>
-      <w:r>
-        <w:t>================================================</w:t>
-      </w:r>
-    </w:p>
-    <w:p>
-      <w:r>
-        <w:t>-- CreateTable</w:t>
-      </w:r>
-    </w:p>
-    <w:p>
-      <w:r>
-        <w:t>CREATE TABLE "roles" (</w:t>
-      </w:r>
-    </w:p>
-    <w:p>
-      <w:r>
-        <w:t xml:space="preserve">    "role_id" SERIAL NOT NULL,</w:t>
-      </w:r>
-    </w:p>
-    <w:p>
-      <w:r>
-        <w:t xml:space="preserve">    "role_name" VARCHAR(50) NOT NULL,</w:t>
-      </w:r>
-    </w:p>
-    <w:p>
-      <w:r>
-        <w:t xml:space="preserve">    "description" VARCHAR(255),</w:t>
-      </w:r>
-    </w:p>
-    <w:p/>
-    <w:p>
-      <w:r>
-        <w:t xml:space="preserve">    CONSTRAINT "roles_pkey" PRIMARY KEY ("role_id")</w:t>
-      </w:r>
-    </w:p>
-    <w:p>
-      <w:r>
-        <w:t>);</w:t>
-      </w:r>
-    </w:p>
-    <w:p/>
-    <w:p>
-      <w:r>
-        <w:t>-- CreateTable</w:t>
-      </w:r>
-    </w:p>
-    <w:p>
-      <w:r>
-        <w:t>CREATE TABLE "accounts" (</w:t>
-      </w:r>
-    </w:p>
-    <w:p>
-      <w:r>
-        <w:t xml:space="preserve">    "account_id" SERIAL NOT NULL,</w:t>
-      </w:r>
-    </w:p>
-    <w:p>
-      <w:r>
-        <w:t xml:space="preserve">    "username" VARCHAR(50) NOT NULL,</w:t>
-      </w:r>
-    </w:p>
-    <w:p>
-      <w:r>
-        <w:t xml:space="preserve">    "password_hash" VARCHAR(255) NOT NULL,</w:t>
-      </w:r>
-    </w:p>
-    <w:p>
-      <w:r>
-        <w:t xml:space="preserve">    "role_id" INTEGER NOT NULL,</w:t>
-      </w:r>
-    </w:p>
-    <w:p>
-      <w:r>
-        <w:t xml:space="preserve">    "is_locked" BOOLEAN NOT NULL DEFAULT false,</w:t>
-      </w:r>
-    </w:p>
-    <w:p>
-      <w:r>
-        <w:t xml:space="preserve">    "created_at" TIMESTAMP(3) NOT NULL DEFAULT CURRENT_TIMESTAMP,</w:t>
-      </w:r>
-    </w:p>
-    <w:p/>
-    <w:p>
-      <w:r>
-        <w:t xml:space="preserve">    CONSTRAINT "accounts_pkey" PRIMARY KEY ("account_id")</w:t>
-      </w:r>
-    </w:p>
-    <w:p>
-      <w:r>
-        <w:t>);</w:t>
-      </w:r>
-    </w:p>
-    <w:p/>
-    <w:p>
-      <w:r>
-        <w:t>-- CreateTable</w:t>
-      </w:r>
-    </w:p>
-    <w:p>
-      <w:r>
-        <w:t>CREATE TABLE "suppliers" (</w:t>
-      </w:r>
-    </w:p>
-    <w:p>
-      <w:r>
-        <w:t xml:space="preserve">    "supplier_id" SERIAL NOT NULL,</w:t>
-      </w:r>
-    </w:p>
-    <w:p>
-      <w:r>
-        <w:t xml:space="preserve">    "supplier_name" VARCHAR(150) NOT NULL,</w:t>
-      </w:r>
-    </w:p>
-    <w:p>
-      <w:r>
-        <w:t xml:space="preserve">    "phone" VARCHAR(20),</w:t>
-      </w:r>
-    </w:p>
-    <w:p>
-      <w:r>
-        <w:t xml:space="preserve">    "email" VARCHAR(100),</w:t>
-      </w:r>
-    </w:p>
-    <w:p>
-      <w:r>
-        <w:t xml:space="preserve">    "address" VARCHAR(255),</w:t>
-      </w:r>
-    </w:p>
-    <w:p/>
-    <w:p>
-      <w:r>
-        <w:t xml:space="preserve">    CONSTRAINT "suppliers_pkey" PRIMARY KEY ("supplier_id")</w:t>
-      </w:r>
-    </w:p>
-    <w:p>
-      <w:r>
-        <w:t>);</w:t>
-      </w:r>
-    </w:p>
-    <w:p/>
-    <w:p>
-      <w:r>
-        <w:t>-- CreateTable</w:t>
-      </w:r>
-    </w:p>
-    <w:p>
-      <w:r>
-        <w:t>CREATE TABLE "products" (</w:t>
-      </w:r>
-    </w:p>
-    <w:p>
-      <w:r>
-        <w:t xml:space="preserve">    "product_id" SERIAL NOT NULL,</w:t>
-      </w:r>
-    </w:p>
-    <w:p>
-      <w:r>
-        <w:t xml:space="preserve">    "supplier_id" INTEGER NOT NULL,</w:t>
-      </w:r>
-    </w:p>
-    <w:p>
-      <w:r>
-        <w:t xml:space="preserve">    "product_name" VARCHAR(150) NOT NULL,</w:t>
-      </w:r>
-    </w:p>
-    <w:p>
-      <w:r>
-        <w:t xml:space="preserve">    "category" VARCHAR(50),</w:t>
-      </w:r>
-    </w:p>
-    <w:p>
-      <w:r>
-        <w:t xml:space="preserve">    "brand" VARCHAR(50),</w:t>
-      </w:r>
-    </w:p>
-    <w:p>
-      <w:r>
-        <w:t xml:space="preserve">    "size" VARCHAR(10),</w:t>
-      </w:r>
-    </w:p>
-    <w:p>
-      <w:r>
-        <w:t xml:space="preserve">    "color" VARCHAR(30),</w:t>
-      </w:r>
-    </w:p>
-    <w:p>
-      <w:r>
-        <w:t xml:space="preserve">    "material" VARCHAR(50),</w:t>
-      </w:r>
-    </w:p>
-    <w:p>
-      <w:r>
-        <w:t xml:space="preserve">    "price" DECIMAL(18,2) NOT NULL,</w:t>
-      </w:r>
-    </w:p>
-    <w:p>
-      <w:r>
-        <w:lastRenderedPageBreak/>
-        <w:t xml:space="preserve">    "stock_quantity" INTEGER NOT NULL DEFAULT 0,</w:t>
-      </w:r>
-    </w:p>
-    <w:p>
-      <w:r>
-        <w:t xml:space="preserve">    "is_active" BOOLEAN NOT NULL DEFAULT true,</w:t>
-      </w:r>
-    </w:p>
-    <w:p/>
-    <w:p>
-      <w:r>
-        <w:t xml:space="preserve">    CONSTRAINT "products_pkey" PRIMARY KEY ("product_id")</w:t>
-      </w:r>
-    </w:p>
-    <w:p>
-      <w:r>
-        <w:t>);</w:t>
-      </w:r>
-    </w:p>
-    <w:p/>
-    <w:p>
-      <w:r>
-        <w:t>-- CreateTable</w:t>
-      </w:r>
-    </w:p>
-    <w:p>
-      <w:r>
-        <w:t>CREATE TABLE "customers" (</w:t>
-      </w:r>
-    </w:p>
-    <w:p>
-      <w:r>
-        <w:t xml:space="preserve">    "customer_id" INTEGER NOT NULL,</w:t>
-      </w:r>
-    </w:p>
-    <w:p>
-      <w:r>
-        <w:t xml:space="preserve">    "full_name" VARCHAR(100) NOT NULL,</w:t>
-      </w:r>
-    </w:p>
-    <w:p>
-      <w:r>
-        <w:t xml:space="preserve">    "date_of_birth" DATE NOT NULL,</w:t>
-      </w:r>
-    </w:p>
-    <w:p>
-      <w:r>
-        <w:t xml:space="preserve">    "gender" VARCHAR(10),</w:t>
-      </w:r>
-    </w:p>
-    <w:p>
-      <w:r>
-        <w:t xml:space="preserve">    "phone" VARCHAR(20),</w:t>
-      </w:r>
-    </w:p>
-    <w:p>
-      <w:r>
-        <w:t xml:space="preserve">    "address" VARCHAR(255),</w:t>
-      </w:r>
-    </w:p>
-    <w:p/>
-    <w:p>
-      <w:r>
-        <w:t xml:space="preserve">    CONSTRAINT "customers_pkey" PRIMARY KEY ("customer_id")</w:t>
-      </w:r>
-    </w:p>
-    <w:p>
-      <w:r>
-        <w:t>);</w:t>
-      </w:r>
-    </w:p>
-    <w:p/>
-    <w:p>
-      <w:r>
-        <w:t>-- CreateTable</w:t>
-      </w:r>
-    </w:p>
-    <w:p>
-      <w:r>
-        <w:t>CREATE TABLE "customer_preferences" (</w:t>
-      </w:r>
-    </w:p>
-    <w:p>
-      <w:r>
-        <w:t xml:space="preserve">    "preference_id" SERIAL NOT NULL,</w:t>
-      </w:r>
-    </w:p>
-    <w:p>
-      <w:r>
-        <w:t xml:space="preserve">    "customer_id" INTEGER NOT NULL,</w:t>
-      </w:r>
-    </w:p>
-    <w:p>
-      <w:r>
-        <w:t xml:space="preserve">    "preference_tag" VARCHAR(100) NOT NULL,</w:t>
-      </w:r>
-    </w:p>
-    <w:p/>
-    <w:p>
-      <w:r>
-        <w:t xml:space="preserve">    CONSTRAINT "customer_preferences_pkey" PRIMARY KEY ("preference_id")</w:t>
-      </w:r>
-    </w:p>
-    <w:p>
-      <w:r>
-        <w:t>);</w:t>
-      </w:r>
-    </w:p>
-    <w:p/>
-    <w:p>
-      <w:r>
-        <w:t>-- CreateTable</w:t>
-      </w:r>
-    </w:p>
-    <w:p>
-      <w:r>
-        <w:t>CREATE TABLE "feedbacks" (</w:t>
-      </w:r>
-    </w:p>
-    <w:p>
-      <w:r>
-        <w:t xml:space="preserve">    "feedback_id" SERIAL NOT NULL,</w:t>
-      </w:r>
-    </w:p>
-    <w:p>
-      <w:r>
-        <w:t xml:space="preserve">    "customer_id" INTEGER NOT NULL,</w:t>
-      </w:r>
-    </w:p>
-    <w:p>
-      <w:r>
-        <w:t xml:space="preserve">    "product_id" INTEGER NOT NULL,</w:t>
-      </w:r>
-    </w:p>
-    <w:p>
-      <w:r>
-        <w:t xml:space="preserve">    "title" VARCHAR(150) NOT NULL,</w:t>
-      </w:r>
-    </w:p>
-    <w:p>
-      <w:r>
-        <w:t xml:space="preserve">    "content" TEXT NOT NULL,</w:t>
-      </w:r>
-    </w:p>
-    <w:p>
-      <w:r>
-        <w:t xml:space="preserve">    "rating" INTEGER NOT NULL,</w:t>
-      </w:r>
-    </w:p>
-    <w:p>
-      <w:r>
-        <w:t xml:space="preserve">    "image_url" VARCHAR(500),</w:t>
-      </w:r>
-    </w:p>
-    <w:p>
-      <w:r>
-        <w:t xml:space="preserve">    "status" VARCHAR(20) NOT NULL DEFAULT 'Pending',</w:t>
-      </w:r>
-    </w:p>
-    <w:p>
-      <w:r>
-        <w:t xml:space="preserve">    "created_at" TIMESTAMP(3) NOT NULL DEFAULT CURRENT_TIMESTAMP,</w:t>
-      </w:r>
-    </w:p>
-    <w:p/>
-    <w:p>
-      <w:r>
-        <w:t xml:space="preserve">    CONSTRAINT "feedbacks_pkey" PRIMARY KEY ("feedback_id")</w:t>
-      </w:r>
-    </w:p>
-    <w:p>
-      <w:r>
-        <w:t>);</w:t>
-      </w:r>
-    </w:p>
-    <w:p/>
-    <w:p>
-      <w:r>
-        <w:t>-- CreateTable</w:t>
-      </w:r>
-    </w:p>
-    <w:p>
-      <w:r>
-        <w:t>CREATE TABLE "surveys" (</w:t>
-      </w:r>
-    </w:p>
-    <w:p>
-      <w:r>
-        <w:t xml:space="preserve">    "survey_id" SERIAL NOT NULL,</w:t>
-      </w:r>
-    </w:p>
-    <w:p>
-      <w:r>
-        <w:t xml:space="preserve">    "title" VARCHAR(200) NOT NULL,</w:t>
-      </w:r>
-    </w:p>
-    <w:p>
-      <w:r>
-        <w:t xml:space="preserve">    "description" TEXT,</w:t>
-      </w:r>
-    </w:p>
-    <w:p>
-      <w:r>
-        <w:t xml:space="preserve">    "created_at" TIMESTAMP(3) NOT NULL DEFAULT CURRENT_TIMESTAMP,</w:t>
-      </w:r>
-    </w:p>
-    <w:p>
-      <w:r>
-        <w:t xml:space="preserve">    "is_active" BOOLEAN NOT NULL DEFAULT true,</w:t>
-      </w:r>
-    </w:p>
-    <w:p/>
-    <w:p>
-      <w:r>
-        <w:t xml:space="preserve">    CONSTRAINT "surveys_pkey" PRIMARY KEY ("survey_id")</w:t>
-      </w:r>
-    </w:p>
-    <w:p>
-      <w:r>
-        <w:t>);</w:t>
-      </w:r>
-    </w:p>
-    <w:p/>
-    <w:p>
-      <w:r>
-        <w:t>-- CreateTable</w:t>
-      </w:r>
-    </w:p>
-    <w:p>
-      <w:r>
-        <w:t>CREATE TABLE "survey_questions" (</w:t>
-      </w:r>
-    </w:p>
-    <w:p>
-      <w:r>
-        <w:t xml:space="preserve">    "question_id" SERIAL NOT NULL,</w:t>
-      </w:r>
-    </w:p>
-    <w:p>
-      <w:r>
-        <w:t xml:space="preserve">    "survey_id" INTEGER NOT NULL,</w:t>
-      </w:r>
-    </w:p>
-    <w:p>
-      <w:r>
-        <w:t xml:space="preserve">    "question_content" TEXT NOT NULL,</w:t>
-      </w:r>
-    </w:p>
-    <w:p>
-      <w:r>
-        <w:t xml:space="preserve">    "question_type" VARCHAR(20) NOT NULL,</w:t>
-      </w:r>
-    </w:p>
-    <w:p/>
-    <w:p>
-      <w:r>
-        <w:t xml:space="preserve">    CONSTRAINT "survey_questions_pkey" PRIMARY KEY ("question_id")</w:t>
-      </w:r>
-    </w:p>
-    <w:p>
-      <w:r>
-        <w:t>);</w:t>
-      </w:r>
-    </w:p>
-    <w:p/>
-    <w:p>
-      <w:r>
-        <w:t>-- CreateTable</w:t>
-      </w:r>
-    </w:p>
-    <w:p>
-      <w:r>
-        <w:t>CREATE TABLE "survey_targets" (</w:t>
-      </w:r>
-    </w:p>
-    <w:p>
-      <w:r>
-        <w:t xml:space="preserve">    "survey_id" INTEGER NOT NULL,</w:t>
-      </w:r>
-    </w:p>
-    <w:p>
-      <w:r>
-        <w:t xml:space="preserve">    "customer_id" INTEGER NOT NULL,</w:t>
-      </w:r>
-    </w:p>
-    <w:p>
-      <w:r>
-        <w:t xml:space="preserve">    "is_completed" BOOLEAN NOT NULL DEFAULT false,</w:t>
-      </w:r>
-    </w:p>
-    <w:p/>
-    <w:p>
-      <w:r>
-        <w:t xml:space="preserve">    CONSTRAINT "survey_targets_pkey" PRIMARY KEY ("survey_id","customer_id")</w:t>
-      </w:r>
-    </w:p>
-    <w:p>
-      <w:r>
-        <w:t>);</w:t>
-      </w:r>
-    </w:p>
-    <w:p/>
-    <w:p>
-      <w:r>
-        <w:t>-- CreateTable</w:t>
-      </w:r>
-    </w:p>
-    <w:p>
-      <w:r>
-        <w:t>CREATE TABLE "survey_responses" (</w:t>
-      </w:r>
-    </w:p>
-    <w:p>
-      <w:r>
-        <w:t xml:space="preserve">    "response_id" SERIAL NOT NULL,</w:t>
-      </w:r>
-    </w:p>
-    <w:p>
-      <w:r>
-        <w:t xml:space="preserve">    "survey_id" INTEGER NOT NULL,</w:t>
-      </w:r>
-    </w:p>
-    <w:p>
-      <w:r>
-        <w:t xml:space="preserve">    "customer_id" INTEGER NOT NULL,</w:t>
-      </w:r>
-    </w:p>
-    <w:p>
-      <w:r>
-        <w:t xml:space="preserve">    "submitted_at" TIMESTAMP(3) NOT NULL DEFAULT CURRENT_TIMESTAMP,</w:t>
-      </w:r>
-    </w:p>
-    <w:p/>
-    <w:p>
-      <w:r>
-        <w:t xml:space="preserve">    CONSTRAINT "survey_responses_pkey" PRIMARY KEY ("response_id")</w:t>
-      </w:r>
-    </w:p>
-    <w:p>
-      <w:r>
-        <w:t>);</w:t>
-      </w:r>
-    </w:p>
-    <w:p/>
-    <w:p>
-      <w:r>
-        <w:t>-- CreateTable</w:t>
-      </w:r>
-    </w:p>
-    <w:p>
-      <w:r>
-        <w:t>CREATE TABLE "survey_answers" (</w:t>
-      </w:r>
-    </w:p>
-    <w:p>
-      <w:r>
-        <w:t xml:space="preserve">    "answer_id" SERIAL NOT NULL,</w:t>
-      </w:r>
-    </w:p>
-    <w:p>
-      <w:r>
-        <w:t xml:space="preserve">    "response_id" INTEGER NOT NULL,</w:t>
-      </w:r>
-    </w:p>
-    <w:p>
-      <w:r>
-        <w:t xml:space="preserve">    "question_id" INTEGER NOT NULL,</w:t>
-      </w:r>
-    </w:p>
-    <w:p>
-      <w:r>
-        <w:t xml:space="preserve">    "answer_value" TEXT NOT NULL,</w:t>
-      </w:r>
-    </w:p>
-    <w:p/>
-    <w:p>
-      <w:r>
-        <w:t xml:space="preserve">    CONSTRAINT "survey_answers_pkey" PRIMARY KEY ("answer_id")</w:t>
-      </w:r>
-    </w:p>
-    <w:p>
-      <w:r>
-        <w:t>);</w:t>
-      </w:r>
-    </w:p>
-    <w:p/>
-    <w:p>
-      <w:r>
-        <w:t>-- CreateIndex</w:t>
-      </w:r>
-    </w:p>
-    <w:p>
-      <w:r>
-        <w:t>CREATE UNIQUE INDEX "roles_role_name_key" ON "roles"("role_name");</w:t>
-      </w:r>
-    </w:p>
-    <w:p/>
-    <w:p>
-      <w:r>
-        <w:t>-- CreateIndex</w:t>
-      </w:r>
-    </w:p>
-    <w:p>
-      <w:r>
-        <w:t>CREATE UNIQUE INDEX "accounts_username_key" ON "accounts"("username");</w:t>
-      </w:r>
-    </w:p>
-    <w:p/>
-    <w:p>
-      <w:r>
-        <w:t>-- AddForeignKey</w:t>
-      </w:r>
-    </w:p>
-    <w:p>
-      <w:r>
-        <w:t>ALTER TABLE "accounts" ADD CONSTRAINT "accounts_role_id_fkey" FOREIGN KEY ("role_id") REFERENCES "roles"("role_id") ON DELETE RESTRICT ON UPDATE CASCADE;</w:t>
-      </w:r>
-    </w:p>
-    <w:p/>
-    <w:p>
-      <w:r>
-        <w:t>-- AddForeignKey</w:t>
-      </w:r>
-    </w:p>
-    <w:p>
-      <w:r>
-        <w:lastRenderedPageBreak/>
-        <w:t>ALTER TABLE "products" ADD CONSTRAINT "products_supplier_id_fkey" FOREIGN KEY ("supplier_id") REFERENCES "suppliers"("supplier_id") ON DELETE RESTRICT ON UPDATE CASCADE;</w:t>
-      </w:r>
-    </w:p>
-    <w:p/>
-    <w:p>
-      <w:r>
-        <w:t>-- AddForeignKey</w:t>
-      </w:r>
-    </w:p>
-    <w:p>
-      <w:r>
-        <w:t>ALTER TABLE "customers" ADD CONSTRAINT "customers_customer_id_fkey" FOREIGN KEY ("customer_id") REFERENCES "accounts"("account_id") ON DELETE CASCADE ON UPDATE CASCADE;</w:t>
-      </w:r>
-    </w:p>
-    <w:p/>
-    <w:p>
-      <w:r>
-        <w:t>-- AddForeignKey</w:t>
-      </w:r>
-    </w:p>
-    <w:p>
-      <w:r>
-        <w:t>ALTER TABLE "customer_preferences" ADD CONSTRAINT "customer_preferences_customer_id_fkey" FOREIGN KEY ("customer_id") REFERENCES "customers"("customer_id") ON DELETE CASCADE ON UPDATE CASCADE;</w:t>
-      </w:r>
-    </w:p>
-    <w:p/>
-    <w:p>
-      <w:r>
-        <w:t>-- AddForeignKey</w:t>
-      </w:r>
-    </w:p>
-    <w:p>
-      <w:r>
-        <w:t>ALTER TABLE "feedbacks" ADD CONSTRAINT "feedbacks_customer_id_fkey" FOREIGN KEY ("customer_id") REFERENCES "customers"("customer_id") ON DELETE RESTRICT ON UPDATE CASCADE;</w:t>
-      </w:r>
-    </w:p>
-    <w:p/>
-    <w:p>
-      <w:r>
-        <w:t>-- AddForeignKey</w:t>
-      </w:r>
-    </w:p>
-    <w:p>
-      <w:r>
-        <w:t>ALTER TABLE "feedbacks" ADD CONSTRAINT "feedbacks_product_id_fkey" FOREIGN KEY ("product_id") REFERENCES "products"("product_id") ON DELETE RESTRICT ON UPDATE CASCADE;</w:t>
-      </w:r>
-    </w:p>
-    <w:p/>
-    <w:p>
-      <w:r>
-        <w:t>-- AddForeignKey</w:t>
-      </w:r>
-    </w:p>
-    <w:p>
-      <w:r>
-        <w:t>ALTER TABLE "survey_questions" ADD CONSTRAINT "survey_questions_survey_id_fkey" FOREIGN KEY ("survey_id") REFERENCES "surveys"("survey_id") ON DELETE CASCADE ON UPDATE CASCADE;</w:t>
-      </w:r>
-    </w:p>
-    <w:p/>
-    <w:p>
-      <w:r>
-        <w:t>-- AddForeignKey</w:t>
-      </w:r>
-    </w:p>
-    <w:p>
-      <w:r>
-        <w:lastRenderedPageBreak/>
-        <w:t>ALTER TABLE "survey_targets" ADD CONSTRAINT "survey_targets_survey_id_fkey" FOREIGN KEY ("survey_id") REFERENCES "surveys"("survey_id") ON DELETE CASCADE ON UPDATE CASCADE;</w:t>
-      </w:r>
-    </w:p>
-    <w:p/>
-    <w:p>
-      <w:r>
-        <w:t>-- AddForeignKey</w:t>
-      </w:r>
-    </w:p>
-    <w:p>
-      <w:r>
-        <w:t>ALTER TABLE "survey_targets" ADD CONSTRAINT "survey_targets_customer_id_fkey" FOREIGN KEY ("customer_id") REFERENCES "customers"("customer_id") ON DELETE CASCADE ON UPDATE CASCADE;</w:t>
-      </w:r>
-    </w:p>
-    <w:p/>
-    <w:p>
-      <w:r>
-        <w:t>-- AddForeignKey</w:t>
-      </w:r>
-    </w:p>
-    <w:p>
-      <w:r>
-        <w:t>ALTER TABLE "survey_responses" ADD CONSTRAINT "survey_responses_survey_id_fkey" FOREIGN KEY ("survey_id") REFERENCES "surveys"("survey_id") ON DELETE RESTRICT ON UPDATE CASCADE;</w:t>
-      </w:r>
-    </w:p>
-    <w:p/>
-    <w:p>
-      <w:r>
-        <w:t>-- AddForeignKey</w:t>
-      </w:r>
-    </w:p>
-    <w:p>
-      <w:r>
-        <w:t>ALTER TABLE "survey_responses" ADD CONSTRAINT "survey_responses_customer_id_fkey" FOREIGN KEY ("customer_id") REFERENCES "customers"("customer_id") ON DELETE RESTRICT ON UPDATE CASCADE;</w:t>
-      </w:r>
-    </w:p>
-    <w:p/>
-    <w:p>
-      <w:r>
-        <w:t>-- AddForeignKey</w:t>
-      </w:r>
-    </w:p>
-    <w:p>
-      <w:r>
-        <w:t>ALTER TABLE "survey_answers" ADD CONSTRAINT "survey_answers_response_id_fkey" FOREIGN KEY ("response_id") REFERENCES "survey_responses"("response_id") ON DELETE CASCADE ON UPDATE CASCADE;</w:t>
-      </w:r>
-    </w:p>
-    <w:p/>
-    <w:p>
-      <w:r>
-        <w:t>-- AddForeignKey</w:t>
-      </w:r>
-    </w:p>
-    <w:p>
-      <w:r>
-        <w:t>ALTER TABLE "survey_answers" ADD CONSTRAINT "survey_answers_question_id_fkey" FOREIGN KEY ("question_id") REFERENCES "survey_questions"("question_id") ON DELETE RESTRICT ON UPDATE CASCADE;</w:t>
-      </w:r>
-    </w:p>
-    <w:p/>
-    <w:p/>
-    <w:p/>
-    <w:p>
-      <w:r>
-        <w:t>================================================</w:t>
-      </w:r>
-    </w:p>
-    <w:p>
-      <w:r>
-        <w:t>FILE: backend/prisma/migrations/20260914111808_update_schema/migration.sql</w:t>
-      </w:r>
-    </w:p>
-    <w:p>
-      <w:r>
-        <w:t>================================================</w:t>
-      </w:r>
-    </w:p>
-    <w:p>
-      <w:r>
-        <w:t>/*</w:t>
-      </w:r>
-    </w:p>
-    <w:p>
-      <w:r>
-        <w:t xml:space="preserve">  Warnings:</w:t>
-      </w:r>
-    </w:p>
-    <w:p/>
-    <w:p>
-      <w:r>
-        <w:t xml:space="preserve">  - A unique constraint covering the columns `[survey_id,customer_id]` on the table `survey_responses` will be added. If there are existing duplicate values, this will fail.</w:t>
-      </w:r>
-    </w:p>
-    <w:p/>
-    <w:p>
-      <w:r>
-        <w:t>*/</w:t>
-      </w:r>
-    </w:p>
-    <w:p>
-      <w:r>
-        <w:t>-- AlterTable</w:t>
-      </w:r>
-    </w:p>
-    <w:p>
-      <w:r>
-        <w:t>ALTER TABLE "customers" ADD COLUMN     "deleted_at" TIMESTAMP(3),</w:t>
-      </w:r>
-    </w:p>
-    <w:p>
-      <w:r>
-        <w:t>ADD COLUMN     "is_deleted" BOOLEAN NOT NULL DEFAULT false;</w:t>
-      </w:r>
-    </w:p>
-    <w:p/>
-    <w:p>
-      <w:r>
-        <w:t>-- AlterTable</w:t>
-      </w:r>
-    </w:p>
-    <w:p>
-      <w:r>
-        <w:t>ALTER TABLE "products" ADD COLUMN     "image_url" VARCHAR(500);</w:t>
-      </w:r>
-    </w:p>
-    <w:p/>
-    <w:p>
-      <w:r>
-        <w:t>-- AlterTable</w:t>
-      </w:r>
-    </w:p>
-    <w:p>
-      <w:r>
-        <w:t>ALTER TABLE "survey_answers" ADD COLUMN     "option_id" INTEGER;</w:t>
-      </w:r>
-    </w:p>
-    <w:p/>
-    <w:p>
-      <w:r>
-        <w:t>-- CreateTable</w:t>
-      </w:r>
-    </w:p>
-    <w:p>
-      <w:r>
-        <w:t>CREATE TABLE "survey_question_options" (</w:t>
-      </w:r>
-    </w:p>
-    <w:p>
-      <w:r>
-        <w:t xml:space="preserve">    "option_id" SERIAL NOT NULL,</w:t>
-      </w:r>
-    </w:p>
-    <w:p>
-      <w:r>
-        <w:t xml:space="preserve">    "question_id" INTEGER NOT NULL,</w:t>
-      </w:r>
-    </w:p>
-    <w:p>
-      <w:r>
-        <w:t xml:space="preserve">    "option_text" VARCHAR(255) NOT NULL,</w:t>
-      </w:r>
-    </w:p>
-    <w:p>
-      <w:r>
-        <w:lastRenderedPageBreak/>
-        <w:t xml:space="preserve">    "sort_order" INTEGER NOT NULL DEFAULT 0,</w:t>
-      </w:r>
-    </w:p>
-    <w:p/>
-    <w:p>
-      <w:r>
-        <w:t xml:space="preserve">    CONSTRAINT "survey_question_options_pkey" PRIMARY KEY ("option_id")</w:t>
-      </w:r>
-    </w:p>
-    <w:p>
-      <w:r>
-        <w:t>);</w:t>
-      </w:r>
-    </w:p>
-    <w:p/>
-    <w:p>
-      <w:r>
-        <w:t>-- CreateIndex</w:t>
-      </w:r>
-    </w:p>
-    <w:p>
-      <w:r>
-        <w:t>CREATE INDEX "survey_question_options_question_id_idx" ON "survey_question_options"("question_id");</w:t>
-      </w:r>
-    </w:p>
-    <w:p/>
-    <w:p>
-      <w:r>
-        <w:t>-- CreateIndex</w:t>
-      </w:r>
-    </w:p>
-    <w:p>
-      <w:r>
-        <w:t>CREATE INDEX "customers_is_deleted_idx" ON "customers"("is_deleted");</w:t>
-      </w:r>
-    </w:p>
-    <w:p/>
-    <w:p>
-      <w:r>
-        <w:t>-- CreateIndex</w:t>
-      </w:r>
-    </w:p>
-    <w:p>
-      <w:r>
-        <w:t>CREATE INDEX "feedbacks_customer_id_idx" ON "feedbacks"("customer_id");</w:t>
-      </w:r>
-    </w:p>
-    <w:p/>
-    <w:p>
-      <w:r>
-        <w:t>-- CreateIndex</w:t>
-      </w:r>
-    </w:p>
-    <w:p>
-      <w:r>
-        <w:t>CREATE INDEX "feedbacks_product_id_idx" ON "feedbacks"("product_id");</w:t>
-      </w:r>
-    </w:p>
-    <w:p/>
-    <w:p>
-      <w:r>
-        <w:t>-- CreateIndex</w:t>
-      </w:r>
-    </w:p>
-    <w:p>
-      <w:r>
-        <w:t>CREATE INDEX "feedbacks_status_idx" ON "feedbacks"("status");</w:t>
-      </w:r>
-    </w:p>
-    <w:p/>
-    <w:p>
-      <w:r>
-        <w:t>-- CreateIndex</w:t>
-      </w:r>
-    </w:p>
-    <w:p>
-      <w:r>
-        <w:t>CREATE INDEX "products_supplier_id_idx" ON "products"("supplier_id");</w:t>
-      </w:r>
-    </w:p>
-    <w:p/>
-    <w:p>
-      <w:r>
-        <w:t>-- CreateIndex</w:t>
-      </w:r>
-    </w:p>
-    <w:p>
-      <w:r>
-        <w:t>CREATE INDEX "products_category_idx" ON "products"("category");</w:t>
-      </w:r>
-    </w:p>
-    <w:p/>
-    <w:p>
-      <w:r>
-        <w:t>-- CreateIndex</w:t>
-      </w:r>
-    </w:p>
-    <w:p>
-      <w:r>
-        <w:t>CREATE INDEX "products_is_active_idx" ON "products"("is_active");</w:t>
-      </w:r>
-    </w:p>
-    <w:p/>
-    <w:p>
-      <w:r>
-        <w:t>-- CreateIndex</w:t>
-      </w:r>
-    </w:p>
-    <w:p>
-      <w:r>
-        <w:t>CREATE INDEX "survey_answers_question_id_idx" ON "survey_answers"("question_id");</w:t>
-      </w:r>
-    </w:p>
-    <w:p/>
-    <w:p>
-      <w:r>
-        <w:t>-- CreateIndex</w:t>
-      </w:r>
-    </w:p>
-    <w:p>
-      <w:r>
-        <w:t>CREATE INDEX "survey_answers_option_id_idx" ON "survey_answers"("option_id");</w:t>
-      </w:r>
-    </w:p>
-    <w:p/>
-    <w:p>
-      <w:r>
-        <w:t>-- CreateIndex</w:t>
-      </w:r>
-    </w:p>
-    <w:p>
-      <w:r>
-        <w:t>CREATE INDEX "survey_questions_survey_id_idx" ON "survey_questions"("survey_id");</w:t>
-      </w:r>
-    </w:p>
-    <w:p/>
-    <w:p>
-      <w:r>
-        <w:t>-- CreateIndex</w:t>
-      </w:r>
-    </w:p>
-    <w:p>
-      <w:r>
-        <w:t>CREATE INDEX "survey_responses_customer_id_idx" ON "survey_responses"("customer_id");</w:t>
-      </w:r>
-    </w:p>
-    <w:p/>
-    <w:p>
-      <w:r>
-        <w:t>-- CreateIndex</w:t>
-      </w:r>
-    </w:p>
-    <w:p>
-      <w:r>
-        <w:t>CREATE UNIQUE INDEX "survey_responses_survey_id_customer_id_key" ON "survey_responses"("survey_id", "customer_id");</w:t>
-      </w:r>
-    </w:p>
-    <w:p/>
-    <w:p>
-      <w:r>
-        <w:t>-- AddForeignKey</w:t>
-      </w:r>
-    </w:p>
-    <w:p>
-      <w:r>
-        <w:t>ALTER TABLE "survey_question_options" ADD CONSTRAINT "survey_question_options_question_id_fkey" FOREIGN KEY ("question_id") REFERENCES "survey_questions"("question_id") ON DELETE CASCADE ON UPDATE CASCADE;</w:t>
-      </w:r>
-    </w:p>
-    <w:p/>
-    <w:p>
-      <w:r>
-        <w:t>-- AddForeignKey</w:t>
-      </w:r>
-    </w:p>
-    <w:p>
-      <w:r>
-        <w:lastRenderedPageBreak/>
-        <w:t>ALTER TABLE "survey_answers" ADD CONSTRAINT "survey_answers_option_id_fkey" FOREIGN KEY ("option_id") REFERENCES "survey_question_options"("option_id") ON DELETE SET NULL ON UPDATE CASCADE;</w:t>
-      </w:r>
-    </w:p>
-    <w:p/>
-    <w:p/>
-    <w:p/>
-    <w:p>
-      <w:r>
-        <w:t>================================================</w:t>
-      </w:r>
-    </w:p>
-    <w:p>
-      <w:r>
-        <w:t>FILE: backend/prisma/migrations/20260914113117_add_rating_check_constraint/migration.sql</w:t>
-      </w:r>
-    </w:p>
-    <w:p>
-      <w:r>
-        <w:t>================================================</w:t>
-      </w:r>
-    </w:p>
-    <w:p>
-      <w:r>
-        <w:t>ALTER TABLE "feedbacks" ADD CONSTRAINT "feedbacks_rating_check" CHECK ("rating" BETWEEN 1 AND 5);</w:t>
-      </w:r>
-    </w:p>
-    <w:p/>
-    <w:p/>
-    <w:p>
-      <w:r>
-        <w:t>================================================</w:t>
-      </w:r>
-    </w:p>
-    <w:p>
-      <w:r>
-        <w:t>FILE: backend/prisma/seeds/seed.js</w:t>
-      </w:r>
-    </w:p>
-    <w:p>
-      <w:r>
-        <w:t>================================================</w:t>
-      </w:r>
-    </w:p>
-    <w:p>
-      <w:r>
-        <w:t>import { PrismaClient } from '@prisma/client';</w:t>
-      </w:r>
-    </w:p>
-    <w:p>
-      <w:r>
-        <w:t>import { PrismaPg } from '@prisma/adapter-pg';</w:t>
-      </w:r>
-    </w:p>
-    <w:p>
-      <w:r>
-        <w:t>import pg from 'pg';</w:t>
-      </w:r>
-    </w:p>
-    <w:p>
-      <w:r>
-        <w:t>import bcrypt from 'bcrypt';</w:t>
-      </w:r>
-    </w:p>
-    <w:p/>
-    <w:p>
-      <w:r>
-        <w:t>const pool = new pg.Pool({ connectionString: process.env.DATABASE_URL });</w:t>
-      </w:r>
-    </w:p>
-    <w:p>
-      <w:r>
-        <w:t>const adapter = new PrismaPg(pool);</w:t>
-      </w:r>
-    </w:p>
-    <w:p>
-      <w:r>
-        <w:t>const prisma = new PrismaClient({ adapter });</w:t>
-      </w:r>
-    </w:p>
-    <w:p/>
-    <w:p>
-      <w:r>
-        <w:t>async function main() {</w:t>
-      </w:r>
-    </w:p>
-    <w:p>
-      <w:r>
-        <w:lastRenderedPageBreak/>
-        <w:t xml:space="preserve">  console.log('Đang bắt đầu seed dữ liệu chuẩn cho Hệ thống CRM...');</w:t>
-      </w:r>
-    </w:p>
-    <w:p/>
-    <w:p>
-      <w:r>
-        <w:t xml:space="preserve">  // 1. Tạo Roles (Admin &amp; Customer)</w:t>
-      </w:r>
-    </w:p>
-    <w:p>
-      <w:r>
-        <w:t xml:space="preserve">  const adminRole = await prisma.role.upsert({</w:t>
-      </w:r>
-    </w:p>
-    <w:p>
-      <w:r>
-        <w:t xml:space="preserve">    where: { roleName: 'Admin' },</w:t>
-      </w:r>
-    </w:p>
-    <w:p>
-      <w:r>
-        <w:t xml:space="preserve">    update: {},</w:t>
-      </w:r>
-    </w:p>
-    <w:p>
-      <w:r>
-        <w:t xml:space="preserve">    create: { roleName: 'Admin', description: 'Quản trị viên hệ thống' },</w:t>
-      </w:r>
-    </w:p>
-    <w:p>
-      <w:r>
-        <w:t xml:space="preserve">  });</w:t>
-      </w:r>
-    </w:p>
-    <w:p/>
-    <w:p>
-      <w:r>
-        <w:t xml:space="preserve">  const customerRole = await prisma.role.upsert({</w:t>
-      </w:r>
-    </w:p>
-    <w:p>
-      <w:r>
-        <w:t xml:space="preserve">    where: { roleName: 'Customer' },</w:t>
-      </w:r>
-    </w:p>
-    <w:p>
-      <w:r>
-        <w:t xml:space="preserve">    update: {},</w:t>
-      </w:r>
-    </w:p>
-    <w:p>
-      <w:r>
-        <w:t xml:space="preserve">    create: { roleName: 'Customer', description: 'Khách hàng mua sắm' },</w:t>
-      </w:r>
-    </w:p>
-    <w:p>
-      <w:r>
-        <w:t xml:space="preserve">  });</w:t>
-      </w:r>
-    </w:p>
-    <w:p/>
-    <w:p>
-      <w:r>
-        <w:t xml:space="preserve">  const hashedPassword = await bcrypt.hash('123456', 10);</w:t>
-      </w:r>
-    </w:p>
-    <w:p/>
-    <w:p>
-      <w:r>
-        <w:t xml:space="preserve">  // 2. Tạo Tài khoản Admin</w:t>
-      </w:r>
-    </w:p>
-    <w:p>
-      <w:r>
-        <w:t xml:space="preserve">  await prisma.account.upsert({</w:t>
-      </w:r>
-    </w:p>
-    <w:p>
-      <w:r>
-        <w:t xml:space="preserve">    where: { username: 'admin' },</w:t>
-      </w:r>
-    </w:p>
-    <w:p>
-      <w:r>
-        <w:t xml:space="preserve">    update: {},</w:t>
-      </w:r>
-    </w:p>
-    <w:p>
-      <w:r>
-        <w:t xml:space="preserve">    create: {</w:t>
-      </w:r>
-    </w:p>
-    <w:p>
-      <w:r>
-        <w:t xml:space="preserve">      username: 'admin',</w:t>
-      </w:r>
-    </w:p>
-    <w:p>
-      <w:r>
-        <w:t xml:space="preserve">      passwordHash: hashedPassword,</w:t>
-      </w:r>
-    </w:p>
-    <w:p>
-      <w:r>
-        <w:t xml:space="preserve">      roleId: adminRole.roleId,</w:t>
-      </w:r>
-    </w:p>
-    <w:p>
-      <w:r>
         <w:t xml:space="preserve">      isLocked: false,</w:t>
       </w:r>
     </w:p>
     <w:p>
       <w:r>
-        <w:lastRenderedPageBreak/>
         <w:t xml:space="preserve">    },</w:t>
       </w:r>
     </w:p>
